--- a/러시아 인권변호사/8부/8부_10화_이졸다를_기리며.docx
+++ b/러시아 인권변호사/8부/8부_10화_이졸다를_기리며.docx
@@ -78,7 +78,7 @@
           <w:color w:val="1F3864"/>
           <w:sz w:val="26"/>
         </w:rPr>
-        <w:t>장면 1 — 「Компас」 문서고, 저녁 — 의자 열여덟 개</w:t>
+        <w:t>장면 1 — 「Компас」 문서고, 저녁 — 의자 열다섯 개</w:t>
       </w:r>
     </w:p>
     <w:p>
@@ -111,7 +111,7 @@
           <w:i w:val="0"/>
           <w:sz w:val="22"/>
         </w:rPr>
-        <w:t xml:space="preserve"> Восемнадцать стульев. Мы ждали двенадцать человек. Не понимаю, откуда взялись ещё шесть.</w:t>
+        <w:t xml:space="preserve"> Пятнадцать стульев. Мы ждали двенадцать человек. Не понимаю, откуда взялись ещё три.</w:t>
       </w:r>
     </w:p>
     <w:p>
@@ -591,7 +591,7 @@
           <w:i w:val="0"/>
           <w:sz w:val="22"/>
         </w:rPr>
-        <w:t xml:space="preserve"> Хочу показать, что нашёл. Почти год расшифровывал пометки на полях. Помните «Не забыть про чай»?</w:t>
+        <w:t xml:space="preserve"> Хочу показать, что нашёл. Полгода расшифровывал пометки на полях. Помните «Не забыть про чай»?</w:t>
       </w:r>
     </w:p>
     <w:p>
@@ -3612,7 +3612,7 @@
           <w:i w:val="0"/>
           <w:sz w:val="22"/>
         </w:rPr>
-        <w:t xml:space="preserve"> — 아무도 알아보지 못했지만 모든 것을 떠받쳤던 이졸다의 노동에 ‘그 차례가 오고 있다’는 뜻으로, 카드 색인을 넘기며 료샤가 인용하고 나스탸가 “이제 그녀의 차례가 오는 건가요?”라고 받는다 (장면 4).</w:t>
+        <w:t xml:space="preserve"> — 한국어 해설: 아무도 알아보지 못했지만 모든 것을 떠받쳤던 이졸다의 노동에 ‘그 차례가 오고 있다’는 뜻으로, 카드 색인을 넘기며 료샤가 인용하고 나스탸가 “이제 그녀의 차례가 오는 건가요?”라고 받는다 (장면 4).</w:t>
       </w:r>
     </w:p>
     <w:p>

--- a/러시아 인권변호사/8부/8부_10화_이졸다를_기리며.docx
+++ b/러시아 인권변호사/8부/8부_10화_이졸다를_기리며.docx
@@ -36,7 +36,7 @@
           <w:i w:val="0"/>
           <w:sz w:val="22"/>
         </w:rPr>
-        <w:t>아나스타시야 “나스탸” 드미트리예브나(재정투명성 서비스 직무대행, 키릴의 아내) / 베니아민 올레고비치 스트레시네프(사무국·문서고 책임자) / 알렉세이 “료샤” 오를로프(대통령) / 키릴·이졸다·베트로프·안나(언급만)</w:t>
+        <w:t>아나스타시야 “나스탸” 드미트리예브나(재정투명성 서비스 직무대행, 키릴의 아내) / 베니아민 올레고비치 스트레시네프(사무국·문서고 책임자) / 알렉세이 “료샤” 오를로프(대통령) / 키릴·이졸다·베트로프·안나(언급만) / 프라스코비야 티호노브나(문서고 건물 경비원, 단역, 신규)</w:t>
       </w:r>
     </w:p>
     <w:p>
@@ -78,22 +78,13 @@
           <w:color w:val="1F3864"/>
           <w:sz w:val="26"/>
         </w:rPr>
-        <w:t>장면 1 — 「Компас」 문서고, 저녁 — 의자 열다섯 개</w:t>
+        <w:t>장면 1 — 「Компас」 문서고, 모임 한 시간 전 — 의자 나르기와 짝 안 맞는 찻잔</w:t>
       </w:r>
     </w:p>
     <w:p>
       <w:pPr>
         <w:spacing w:before="0" w:after="110" w:line="300" w:lineRule="auto"/>
       </w:pPr>
-      <w:r>
-        <w:rPr>
-          <w:rFonts w:ascii="Times New Roman" w:hAnsi="Times New Roman" w:eastAsia="Malgun Gothic"/>
-          <w:b/>
-          <w:i w:val="0"/>
-          <w:sz w:val="22"/>
-        </w:rPr>
-        <w:t xml:space="preserve">Вениамин: </w:t>
-      </w:r>
       <w:r>
         <w:rPr>
           <w:rFonts w:ascii="Times New Roman" w:hAnsi="Times New Roman" w:eastAsia="Malgun Gothic"/>
@@ -102,16 +93,7 @@
           <w:color w:val="555555"/>
           <w:sz w:val="22"/>
         </w:rPr>
-        <w:t>(расставляя стулья между стеллажами)</w:t>
-      </w:r>
-      <w:r>
-        <w:rPr>
-          <w:rFonts w:ascii="Times New Roman" w:hAnsi="Times New Roman" w:eastAsia="Malgun Gothic"/>
-          <w:b w:val="0"/>
-          <w:i w:val="0"/>
-          <w:sz w:val="22"/>
-        </w:rPr>
-        <w:t xml:space="preserve"> Пятнадцать стульев. Мы ждали двенадцать человек. Не понимаю, откуда взялись ещё три.</w:t>
+        <w:t>(архив ещё пуст. Настя протирает длинный стол, Вениамин носит складные стулья из соседней комнаты. В дверях — вахтёрша Прасковья Тихоновна с картонной коробкой)</w:t>
       </w:r>
     </w:p>
     <w:p>
@@ -125,7 +107,7 @@
           <w:i w:val="0"/>
           <w:sz w:val="22"/>
         </w:rPr>
-        <w:t xml:space="preserve">Настя: </w:t>
+        <w:t xml:space="preserve">Прасковья: </w:t>
       </w:r>
       <w:r>
         <w:rPr>
@@ -134,7 +116,7 @@
           <w:i w:val="0"/>
           <w:sz w:val="22"/>
         </w:rPr>
-        <w:t>Вы их принесли, Вениамин Олегович.</w:t>
+        <w:t>Анастасия Дмитриевна, я чашки принесла. Двенадцать штук, из подсобки. Не одинаковые, уж извините.</w:t>
       </w:r>
     </w:p>
     <w:p>
@@ -148,7 +130,7 @@
           <w:i w:val="0"/>
           <w:sz w:val="22"/>
         </w:rPr>
-        <w:t xml:space="preserve">Вениамин: </w:t>
+        <w:t xml:space="preserve">Настя: </w:t>
       </w:r>
       <w:r>
         <w:rPr>
@@ -157,7 +139,7 @@
           <w:i w:val="0"/>
           <w:sz w:val="22"/>
         </w:rPr>
-        <w:t>Я? Не помню.</w:t>
+        <w:t>Ой, спасибо, Прасковья Тихоновна. Ставьте сюда, на край. Одинаковые и не нужны.</w:t>
       </w:r>
     </w:p>
     <w:p>
@@ -171,7 +153,7 @@
           <w:i w:val="0"/>
           <w:sz w:val="22"/>
         </w:rPr>
-        <w:t xml:space="preserve">Настя: </w:t>
+        <w:t xml:space="preserve">Прасковья: </w:t>
       </w:r>
       <w:r>
         <w:rPr>
@@ -180,7 +162,53 @@
           <w:i w:val="0"/>
           <w:sz w:val="22"/>
         </w:rPr>
-        <w:t>Сорок минут назад. Бормотали: «Вдруг придут ещё».</w:t>
+        <w:t>Вениамин Олегович, куда вы по два таскаете? Надорвётесь. Давайте я с того конца возьму.</w:t>
+      </w:r>
+    </w:p>
+    <w:p>
+      <w:pPr>
+        <w:spacing w:before="0" w:after="110" w:line="300" w:lineRule="auto"/>
+      </w:pPr>
+      <w:r>
+        <w:rPr>
+          <w:rFonts w:ascii="Times New Roman" w:hAnsi="Times New Roman" w:eastAsia="Malgun Gothic"/>
+          <w:b/>
+          <w:i w:val="0"/>
+          <w:sz w:val="22"/>
+        </w:rPr>
+        <w:t xml:space="preserve">Вениамин: </w:t>
+      </w:r>
+      <w:r>
+        <w:rPr>
+          <w:rFonts w:ascii="Times New Roman" w:hAnsi="Times New Roman" w:eastAsia="Malgun Gothic"/>
+          <w:b w:val="0"/>
+          <w:i w:val="0"/>
+          <w:sz w:val="22"/>
+        </w:rPr>
+        <w:t>Не надо, Прасковья Тихоновна, я сам. Они лёгкие.</w:t>
+      </w:r>
+    </w:p>
+    <w:p>
+      <w:pPr>
+        <w:spacing w:before="0" w:after="110" w:line="300" w:lineRule="auto"/>
+      </w:pPr>
+      <w:r>
+        <w:rPr>
+          <w:rFonts w:ascii="Times New Roman" w:hAnsi="Times New Roman" w:eastAsia="Malgun Gothic"/>
+          <w:b/>
+          <w:i w:val="0"/>
+          <w:sz w:val="22"/>
+        </w:rPr>
+        <w:t xml:space="preserve">Прасковья: </w:t>
+      </w:r>
+      <w:r>
+        <w:rPr>
+          <w:rFonts w:ascii="Times New Roman" w:hAnsi="Times New Roman" w:eastAsia="Malgun Gothic"/>
+          <w:b w:val="0"/>
+          <w:i w:val="0"/>
+          <w:sz w:val="22"/>
+        </w:rPr>
+        <w:t>Лёгкие-то лёгкие, а спина у вас одна. Давайте-давайте, не спорьте.</w:t>
       </w:r>
     </w:p>
     <w:p>
@@ -204,7 +232,7 @@
           <w:color w:val="555555"/>
           <w:sz w:val="22"/>
         </w:rPr>
-        <w:t>(после паузы)</w:t>
+        <w:t>(сдаваясь)</w:t>
       </w:r>
       <w:r>
         <w:rPr>
@@ -213,7 +241,7 @@
           <w:i w:val="0"/>
           <w:sz w:val="22"/>
         </w:rPr>
-        <w:t xml:space="preserve"> Логично. Изольда Тимофеевна говорила: «Стульев должно быть на три больше, чем гостей. Иначе неприлично».</w:t>
+        <w:t xml:space="preserve"> Ну, разве что вот этот, с краю.</w:t>
       </w:r>
     </w:p>
     <w:p>
@@ -236,7 +264,7 @@
           <w:i w:val="0"/>
           <w:sz w:val="22"/>
         </w:rPr>
-        <w:t>Банкета не будет. Только чай, лампа и рассказы.</w:t>
+        <w:t>Вениамин Олегович, сколько уже?</w:t>
       </w:r>
     </w:p>
     <w:p>
@@ -251,29 +279,6 @@
           <w:sz w:val="22"/>
         </w:rPr>
         <w:t xml:space="preserve">Вениамин: </w:t>
-      </w:r>
-      <w:r>
-        <w:rPr>
-          <w:rFonts w:ascii="Times New Roman" w:hAnsi="Times New Roman" w:eastAsia="Malgun Gothic"/>
-          <w:b w:val="0"/>
-          <w:i w:val="0"/>
-          <w:sz w:val="22"/>
-        </w:rPr>
-        <w:t>Чай по расписанию.</w:t>
-      </w:r>
-    </w:p>
-    <w:p>
-      <w:pPr>
-        <w:spacing w:before="0" w:after="110" w:line="300" w:lineRule="auto"/>
-      </w:pPr>
-      <w:r>
-        <w:rPr>
-          <w:rFonts w:ascii="Times New Roman" w:hAnsi="Times New Roman" w:eastAsia="Malgun Gothic"/>
-          <w:b/>
-          <w:i w:val="0"/>
-          <w:sz w:val="22"/>
-        </w:rPr>
-        <w:t xml:space="preserve">Настя: </w:t>
       </w:r>
       <w:r>
         <w:rPr>
@@ -283,7 +288,7 @@
           <w:color w:val="555555"/>
           <w:sz w:val="22"/>
         </w:rPr>
-        <w:t>(слабо улыбнувшись)</w:t>
+        <w:t>(считает)</w:t>
       </w:r>
       <w:r>
         <w:rPr>
@@ -292,7 +297,7 @@
           <w:i w:val="0"/>
           <w:sz w:val="22"/>
         </w:rPr>
-        <w:t xml:space="preserve"> Пункт ноль.</w:t>
+        <w:t xml:space="preserve"> Девять… десять… Двенадцать. Ровно.</w:t>
       </w:r>
     </w:p>
     <w:p>
@@ -306,7 +311,7 @@
           <w:i w:val="0"/>
           <w:sz w:val="22"/>
         </w:rPr>
-        <w:t xml:space="preserve">Вениамин: </w:t>
+        <w:t xml:space="preserve">Настя: </w:t>
       </w:r>
       <w:r>
         <w:rPr>
@@ -315,7 +320,7 @@
           <w:i w:val="0"/>
           <w:sz w:val="22"/>
         </w:rPr>
-        <w:t>Я подготовил речь. Двенадцать минут.</w:t>
+        <w:t>Ставьте в два ряда, между стеллажами. И проход оставьте, а то не протиснешься.</w:t>
       </w:r>
     </w:p>
     <w:p>
@@ -329,7 +334,7 @@
           <w:i w:val="0"/>
           <w:sz w:val="22"/>
         </w:rPr>
-        <w:t xml:space="preserve">Настя: </w:t>
+        <w:t xml:space="preserve">Вениамин: </w:t>
       </w:r>
       <w:r>
         <w:rPr>
@@ -338,7 +343,7 @@
           <w:i w:val="0"/>
           <w:sz w:val="22"/>
         </w:rPr>
-        <w:t>Никаких речей.</w:t>
+        <w:t>А лампу не загородим?</w:t>
       </w:r>
     </w:p>
     <w:p>
@@ -352,7 +357,7 @@
           <w:i w:val="0"/>
           <w:sz w:val="22"/>
         </w:rPr>
-        <w:t xml:space="preserve">Вениамин: </w:t>
+        <w:t xml:space="preserve">Настя: </w:t>
       </w:r>
       <w:r>
         <w:rPr>
@@ -361,7 +366,7 @@
           <w:i w:val="0"/>
           <w:sz w:val="22"/>
         </w:rPr>
-        <w:t>Восемь минут.</w:t>
+        <w:t>Первый ряд чуть левее. Вот так. Чтобы лампу всем было видно.</w:t>
       </w:r>
     </w:p>
     <w:p>
@@ -375,30 +380,7 @@
           <w:i w:val="0"/>
           <w:sz w:val="22"/>
         </w:rPr>
-        <w:t xml:space="preserve">Настя: </w:t>
-      </w:r>
-      <w:r>
-        <w:rPr>
-          <w:rFonts w:ascii="Times New Roman" w:hAnsi="Times New Roman" w:eastAsia="Malgun Gothic"/>
-          <w:b w:val="0"/>
-          <w:i w:val="0"/>
-          <w:sz w:val="22"/>
-        </w:rPr>
-        <w:t>Никаких.</w:t>
-      </w:r>
-    </w:p>
-    <w:p>
-      <w:pPr>
-        <w:spacing w:before="0" w:after="110" w:line="300" w:lineRule="auto"/>
-      </w:pPr>
-      <w:r>
-        <w:rPr>
-          <w:rFonts w:ascii="Times New Roman" w:hAnsi="Times New Roman" w:eastAsia="Malgun Gothic"/>
-          <w:b/>
-          <w:i w:val="0"/>
-          <w:sz w:val="22"/>
-        </w:rPr>
-        <w:t xml:space="preserve">Вениамин: </w:t>
+        <w:t xml:space="preserve">Прасковья: </w:t>
       </w:r>
       <w:r>
         <w:rPr>
@@ -408,7 +390,7 @@
           <w:color w:val="555555"/>
           <w:sz w:val="22"/>
         </w:rPr>
-        <w:t>(вздохнув)</w:t>
+        <w:t>(расставляя чашки)</w:t>
       </w:r>
       <w:r>
         <w:rPr>
@@ -417,7 +399,7 @@
           <w:i w:val="0"/>
           <w:sz w:val="22"/>
         </w:rPr>
-        <w:t xml:space="preserve"> Три минуты. И они будут смешными.</w:t>
+        <w:t xml:space="preserve"> А блюдца где? Без блюдец не годится.</w:t>
       </w:r>
     </w:p>
     <w:p>
@@ -440,7 +422,7 @@
           <w:i w:val="0"/>
           <w:sz w:val="22"/>
         </w:rPr>
-        <w:t>Вы не умеете говорить смешно о том, что вам дорого.</w:t>
+        <w:t>Блюдец нет. Обойдёмся.</w:t>
       </w:r>
     </w:p>
     <w:p>
@@ -454,7 +436,7 @@
           <w:i w:val="0"/>
           <w:sz w:val="22"/>
         </w:rPr>
-        <w:t xml:space="preserve">Вениамин: </w:t>
+        <w:t xml:space="preserve">Прасковья: </w:t>
       </w:r>
       <w:r>
         <w:rPr>
@@ -463,7 +445,7 @@
           <w:i w:val="0"/>
           <w:sz w:val="22"/>
         </w:rPr>
-        <w:t>Вы правы. Тогда ни одной минуты. Я просто постою и посмотрю на лампу.</w:t>
+        <w:t>Как это — обойдёмся? Сейчас сбегаю, у меня внизу в шкафчике есть. Шесть штук, но хоть что-то.</w:t>
       </w:r>
     </w:p>
     <w:p>
@@ -479,6 +461,43 @@
         </w:rPr>
         <w:t xml:space="preserve">Настя: </w:t>
       </w:r>
+      <w:r>
+        <w:rPr>
+          <w:rFonts w:ascii="Times New Roman" w:hAnsi="Times New Roman" w:eastAsia="Malgun Gothic"/>
+          <w:b w:val="0"/>
+          <w:i w:val="0"/>
+          <w:sz w:val="22"/>
+        </w:rPr>
+        <w:t>Да не беспокойтесь вы так.</w:t>
+      </w:r>
+    </w:p>
+    <w:p>
+      <w:pPr>
+        <w:spacing w:before="0" w:after="110" w:line="300" w:lineRule="auto"/>
+      </w:pPr>
+      <w:r>
+        <w:rPr>
+          <w:rFonts w:ascii="Times New Roman" w:hAnsi="Times New Roman" w:eastAsia="Malgun Gothic"/>
+          <w:b/>
+          <w:i w:val="0"/>
+          <w:sz w:val="22"/>
+        </w:rPr>
+        <w:t xml:space="preserve">Прасковья: </w:t>
+      </w:r>
+      <w:r>
+        <w:rPr>
+          <w:rFonts w:ascii="Times New Roman" w:hAnsi="Times New Roman" w:eastAsia="Malgun Gothic"/>
+          <w:b w:val="0"/>
+          <w:i w:val="0"/>
+          <w:sz w:val="22"/>
+        </w:rPr>
+        <w:t>А я и не беспокоюсь. Я помогаю. Это разные вещи.</w:t>
+      </w:r>
+    </w:p>
+    <w:p>
+      <w:pPr>
+        <w:spacing w:before="0" w:after="110" w:line="300" w:lineRule="auto"/>
+      </w:pPr>
       <w:r>
         <w:rPr>
           <w:rFonts w:ascii="Times New Roman" w:hAnsi="Times New Roman" w:eastAsia="Malgun Gothic"/>
@@ -487,78 +506,7 @@
           <w:color w:val="555555"/>
           <w:sz w:val="22"/>
         </w:rPr>
-        <w:t>(глядя на зелёную лампу)</w:t>
-      </w:r>
-      <w:r>
-        <w:rPr>
-          <w:rFonts w:ascii="Times New Roman" w:hAnsi="Times New Roman" w:eastAsia="Malgun Gothic"/>
-          <w:b w:val="0"/>
-          <w:i w:val="0"/>
-          <w:sz w:val="22"/>
-        </w:rPr>
-        <w:t xml:space="preserve"> Хороший план. Я, наверное, тоже.</w:t>
-      </w:r>
-    </w:p>
-    <w:p>
-      <w:pPr>
-        <w:spacing w:before="0" w:after="110" w:line="300" w:lineRule="auto"/>
-      </w:pPr>
-      <w:r>
-        <w:rPr>
-          <w:rFonts w:ascii="Times New Roman" w:hAnsi="Times New Roman" w:eastAsia="Malgun Gothic"/>
-          <w:b/>
-          <w:i w:val="0"/>
-          <w:sz w:val="22"/>
-        </w:rPr>
-        <w:t xml:space="preserve">Вениамин: </w:t>
-      </w:r>
-      <w:r>
-        <w:rPr>
-          <w:rFonts w:ascii="Times New Roman" w:hAnsi="Times New Roman" w:eastAsia="Malgun Gothic"/>
-          <w:b w:val="0"/>
-          <w:i w:val="0"/>
-          <w:sz w:val="22"/>
-        </w:rPr>
-        <w:t>Она горит с утра, а мне всё кажется, что её кто-то забыл выключить.</w:t>
-      </w:r>
-    </w:p>
-    <w:p>
-      <w:pPr>
-        <w:spacing w:before="0" w:after="110" w:line="300" w:lineRule="auto"/>
-      </w:pPr>
-      <w:r>
-        <w:rPr>
-          <w:rFonts w:ascii="Times New Roman" w:hAnsi="Times New Roman" w:eastAsia="Malgun Gothic"/>
-          <w:b/>
-          <w:i w:val="0"/>
-          <w:sz w:val="22"/>
-        </w:rPr>
-        <w:t xml:space="preserve">Настя: </w:t>
-      </w:r>
-      <w:r>
-        <w:rPr>
-          <w:rFonts w:ascii="Times New Roman" w:hAnsi="Times New Roman" w:eastAsia="Malgun Gothic"/>
-          <w:b w:val="0"/>
-          <w:i w:val="0"/>
-          <w:sz w:val="22"/>
-        </w:rPr>
-        <w:t>Изольда Тимофеевна выключала её сама. Никому не доверяла.</w:t>
-      </w:r>
-    </w:p>
-    <w:p>
-      <w:pPr>
-        <w:keepNext/>
-        <w:spacing w:before="320" w:after="140"/>
-      </w:pPr>
-      <w:r>
-        <w:rPr>
-          <w:rFonts w:ascii="Times New Roman" w:hAnsi="Times New Roman" w:eastAsia="Malgun Gothic"/>
-          <w:b/>
-          <w:i w:val="0"/>
-          <w:color w:val="1F3864"/>
-          <w:sz w:val="26"/>
-        </w:rPr>
-        <w:t>장면 2 — 문서고, 서가 사이 — 여백의 메모를 읽다, “먼저 차를”</w:t>
+        <w:t>(Вениамин молча уходит в соседнюю комнату и возвращается ещё с тремя стульями; ставит их в конец ряда)</w:t>
       </w:r>
     </w:p>
     <w:p>
@@ -582,7 +530,7 @@
           <w:color w:val="555555"/>
           <w:sz w:val="22"/>
         </w:rPr>
-        <w:t>(открывая деревянный ящик)</w:t>
+        <w:t>(себе под нос)</w:t>
       </w:r>
       <w:r>
         <w:rPr>
@@ -591,99 +539,7 @@
           <w:i w:val="0"/>
           <w:sz w:val="22"/>
         </w:rPr>
-        <w:t xml:space="preserve"> Хочу показать, что нашёл. Полгода расшифровывал пометки на полях. Помните «Не забыть про чай»?</w:t>
-      </w:r>
-    </w:p>
-    <w:p>
-      <w:pPr>
-        <w:spacing w:before="0" w:after="110" w:line="300" w:lineRule="auto"/>
-      </w:pPr>
-      <w:r>
-        <w:rPr>
-          <w:rFonts w:ascii="Times New Roman" w:hAnsi="Times New Roman" w:eastAsia="Malgun Gothic"/>
-          <w:b/>
-          <w:i w:val="0"/>
-          <w:sz w:val="22"/>
-        </w:rPr>
-        <w:t xml:space="preserve">Настя: </w:t>
-      </w:r>
-      <w:r>
-        <w:rPr>
-          <w:rFonts w:ascii="Times New Roman" w:hAnsi="Times New Roman" w:eastAsia="Malgun Gothic"/>
-          <w:b w:val="0"/>
-          <w:i w:val="0"/>
-          <w:sz w:val="22"/>
-        </w:rPr>
-        <w:t>На каждой третьей карточке.</w:t>
-      </w:r>
-    </w:p>
-    <w:p>
-      <w:pPr>
-        <w:spacing w:before="0" w:after="110" w:line="300" w:lineRule="auto"/>
-      </w:pPr>
-      <w:r>
-        <w:rPr>
-          <w:rFonts w:ascii="Times New Roman" w:hAnsi="Times New Roman" w:eastAsia="Malgun Gothic"/>
-          <w:b/>
-          <w:i w:val="0"/>
-          <w:sz w:val="22"/>
-        </w:rPr>
-        <w:t xml:space="preserve">Вениамин: </w:t>
-      </w:r>
-      <w:r>
-        <w:rPr>
-          <w:rFonts w:ascii="Times New Roman" w:hAnsi="Times New Roman" w:eastAsia="Malgun Gothic"/>
-          <w:b w:val="0"/>
-          <w:i w:val="0"/>
-          <w:sz w:val="22"/>
-        </w:rPr>
-        <w:t>Я думал, это шутка. Или напоминание самой себе. Оказалось — правило. Читаю: «Дело сорок первое. Заявительница, шестьдесят два года, пришла в девять десять. Сначала чай. Потом протокол». И ещё: «Дело восемьдесят седьмое. Заявитель, руки дрожат. Сначала чай. Пять минут молчать».</w:t>
-      </w:r>
-    </w:p>
-    <w:p>
-      <w:pPr>
-        <w:spacing w:before="0" w:after="110" w:line="300" w:lineRule="auto"/>
-      </w:pPr>
-      <w:r>
-        <w:rPr>
-          <w:rFonts w:ascii="Times New Roman" w:hAnsi="Times New Roman" w:eastAsia="Malgun Gothic"/>
-          <w:b/>
-          <w:i w:val="0"/>
-          <w:sz w:val="22"/>
-        </w:rPr>
-        <w:t xml:space="preserve">Настя: </w:t>
-      </w:r>
-      <w:r>
-        <w:rPr>
-          <w:rFonts w:ascii="Times New Roman" w:hAnsi="Times New Roman" w:eastAsia="Malgun Gothic"/>
-          <w:b w:val="0"/>
-          <w:i w:val="0"/>
-          <w:sz w:val="22"/>
-        </w:rPr>
-        <w:t>«Не забыть про чай» — это не про чай.</w:t>
-      </w:r>
-    </w:p>
-    <w:p>
-      <w:pPr>
-        <w:spacing w:before="0" w:after="110" w:line="300" w:lineRule="auto"/>
-      </w:pPr>
-      <w:r>
-        <w:rPr>
-          <w:rFonts w:ascii="Times New Roman" w:hAnsi="Times New Roman" w:eastAsia="Malgun Gothic"/>
-          <w:b/>
-          <w:i w:val="0"/>
-          <w:sz w:val="22"/>
-        </w:rPr>
-        <w:t xml:space="preserve">Вениамин: </w:t>
-      </w:r>
-      <w:r>
-        <w:rPr>
-          <w:rFonts w:ascii="Times New Roman" w:hAnsi="Times New Roman" w:eastAsia="Malgun Gothic"/>
-          <w:b w:val="0"/>
-          <w:i w:val="0"/>
-          <w:sz w:val="22"/>
-        </w:rPr>
-        <w:t>Это про человека, который пришёл с бедой. Прежде чем спрашивать о деле, спроси, не холодно ли ему.</w:t>
+        <w:t xml:space="preserve"> Вдруг придут ещё…</w:t>
       </w:r>
     </w:p>
     <w:p>
@@ -707,7 +563,7 @@
           <w:color w:val="555555"/>
           <w:sz w:val="22"/>
         </w:rPr>
-        <w:t>(тихо)</w:t>
+        <w:t>(с телефоном в руке, не поднимая глаз)</w:t>
       </w:r>
       <w:r>
         <w:rPr>
@@ -716,7 +572,7 @@
           <w:i w:val="0"/>
           <w:sz w:val="22"/>
         </w:rPr>
-        <w:t xml:space="preserve"> Я работала рядом с ней столько лет и ни разу не поняла.</w:t>
+        <w:t xml:space="preserve"> Что?</w:t>
       </w:r>
     </w:p>
     <w:p>
@@ -739,7 +595,7 @@
           <w:i w:val="0"/>
           <w:sz w:val="22"/>
         </w:rPr>
-        <w:t>Никто не понял. Она никому не объясняла. Просто ставила чашку.</w:t>
+        <w:t>Ничего. Так.</w:t>
       </w:r>
     </w:p>
     <w:p>
@@ -753,7 +609,154 @@
           <w:i w:val="0"/>
           <w:sz w:val="22"/>
         </w:rPr>
+        <w:t xml:space="preserve">Прасковья: </w:t>
+      </w:r>
+      <w:r>
+        <w:rPr>
+          <w:rFonts w:ascii="Times New Roman" w:hAnsi="Times New Roman" w:eastAsia="Malgun Gothic"/>
+          <w:b w:val="0"/>
+          <w:i w:val="0"/>
+          <w:sz w:val="22"/>
+        </w:rPr>
+        <w:t>Анастасия Дмитриевна, а людей как встречать? Сразу к вам пускать или сначала звонить?</w:t>
+      </w:r>
+    </w:p>
+    <w:p>
+      <w:pPr>
+        <w:spacing w:before="0" w:after="110" w:line="300" w:lineRule="auto"/>
+      </w:pPr>
+      <w:r>
+        <w:rPr>
+          <w:rFonts w:ascii="Times New Roman" w:hAnsi="Times New Roman" w:eastAsia="Malgun Gothic"/>
+          <w:b/>
+          <w:i w:val="0"/>
+          <w:sz w:val="22"/>
+        </w:rPr>
         <w:t xml:space="preserve">Настя: </w:t>
+      </w:r>
+      <w:r>
+        <w:rPr>
+          <w:rFonts w:ascii="Times New Roman" w:hAnsi="Times New Roman" w:eastAsia="Malgun Gothic"/>
+          <w:b w:val="0"/>
+          <w:i w:val="0"/>
+          <w:sz w:val="22"/>
+        </w:rPr>
+        <w:t>Пускайте сразу. Скажите: по лестнице и направо, дверь будет открыта.</w:t>
+      </w:r>
+    </w:p>
+    <w:p>
+      <w:pPr>
+        <w:spacing w:before="0" w:after="110" w:line="300" w:lineRule="auto"/>
+      </w:pPr>
+      <w:r>
+        <w:rPr>
+          <w:rFonts w:ascii="Times New Roman" w:hAnsi="Times New Roman" w:eastAsia="Malgun Gothic"/>
+          <w:b/>
+          <w:i w:val="0"/>
+          <w:sz w:val="22"/>
+        </w:rPr>
+        <w:t xml:space="preserve">Прасковья: </w:t>
+      </w:r>
+      <w:r>
+        <w:rPr>
+          <w:rFonts w:ascii="Times New Roman" w:hAnsi="Times New Roman" w:eastAsia="Malgun Gothic"/>
+          <w:b w:val="0"/>
+          <w:i w:val="0"/>
+          <w:sz w:val="22"/>
+        </w:rPr>
+        <w:t>А пальто куда? У вас тут и повесить негде.</w:t>
+      </w:r>
+    </w:p>
+    <w:p>
+      <w:pPr>
+        <w:spacing w:before="0" w:after="110" w:line="300" w:lineRule="auto"/>
+      </w:pPr>
+      <w:r>
+        <w:rPr>
+          <w:rFonts w:ascii="Times New Roman" w:hAnsi="Times New Roman" w:eastAsia="Malgun Gothic"/>
+          <w:b/>
+          <w:i w:val="0"/>
+          <w:sz w:val="22"/>
+        </w:rPr>
+        <w:t xml:space="preserve">Вениамин: </w:t>
+      </w:r>
+      <w:r>
+        <w:rPr>
+          <w:rFonts w:ascii="Times New Roman" w:hAnsi="Times New Roman" w:eastAsia="Malgun Gothic"/>
+          <w:b w:val="0"/>
+          <w:i w:val="0"/>
+          <w:sz w:val="22"/>
+        </w:rPr>
+        <w:t>В приёмной вешалка. На всех хватит.</w:t>
+      </w:r>
+    </w:p>
+    <w:p>
+      <w:pPr>
+        <w:spacing w:before="0" w:after="110" w:line="300" w:lineRule="auto"/>
+      </w:pPr>
+      <w:r>
+        <w:rPr>
+          <w:rFonts w:ascii="Times New Roman" w:hAnsi="Times New Roman" w:eastAsia="Malgun Gothic"/>
+          <w:b/>
+          <w:i w:val="0"/>
+          <w:sz w:val="22"/>
+        </w:rPr>
+        <w:t xml:space="preserve">Прасковья: </w:t>
+      </w:r>
+      <w:r>
+        <w:rPr>
+          <w:rFonts w:ascii="Times New Roman" w:hAnsi="Times New Roman" w:eastAsia="Malgun Gothic"/>
+          <w:b w:val="0"/>
+          <w:i w:val="0"/>
+          <w:sz w:val="22"/>
+        </w:rPr>
+        <w:t>Хватит, если крючки не оторвутся. Ладно, скажу — пусть вешают аккуратно.</w:t>
+      </w:r>
+    </w:p>
+    <w:p>
+      <w:pPr>
+        <w:spacing w:before="0" w:after="110" w:line="300" w:lineRule="auto"/>
+      </w:pPr>
+      <w:r>
+        <w:rPr>
+          <w:rFonts w:ascii="Times New Roman" w:hAnsi="Times New Roman" w:eastAsia="Malgun Gothic"/>
+          <w:b/>
+          <w:i w:val="0"/>
+          <w:sz w:val="22"/>
+        </w:rPr>
+        <w:t xml:space="preserve">Настя: </w:t>
+      </w:r>
+      <w:r>
+        <w:rPr>
+          <w:rFonts w:ascii="Times New Roman" w:hAnsi="Times New Roman" w:eastAsia="Malgun Gothic"/>
+          <w:b w:val="0"/>
+          <w:i w:val="0"/>
+          <w:sz w:val="22"/>
+        </w:rPr>
+        <w:t>Спасибо вам. Правда.</w:t>
+      </w:r>
+    </w:p>
+    <w:p>
+      <w:pPr>
+        <w:spacing w:before="0" w:after="110" w:line="300" w:lineRule="auto"/>
+      </w:pPr>
+      <w:r>
+        <w:rPr>
+          <w:rFonts w:ascii="Times New Roman" w:hAnsi="Times New Roman" w:eastAsia="Malgun Gothic"/>
+          <w:b/>
+          <w:i w:val="0"/>
+          <w:sz w:val="22"/>
+        </w:rPr>
+        <w:t xml:space="preserve">Прасковья: </w:t>
+      </w:r>
+      <w:r>
+        <w:rPr>
+          <w:rFonts w:ascii="Times New Roman" w:hAnsi="Times New Roman" w:eastAsia="Malgun Gothic"/>
+          <w:b w:val="0"/>
+          <w:i w:val="0"/>
+          <w:sz w:val="22"/>
+        </w:rPr>
+        <w:t xml:space="preserve">Да за что спасибо. </w:t>
       </w:r>
       <w:r>
         <w:rPr>
@@ -763,7 +766,7 @@
           <w:color w:val="555555"/>
           <w:sz w:val="22"/>
         </w:rPr>
-        <w:t>(после паузы)</w:t>
+        <w:t>(помолчав)</w:t>
       </w:r>
       <w:r>
         <w:rPr>
@@ -772,7 +775,53 @@
           <w:i w:val="0"/>
           <w:sz w:val="22"/>
         </w:rPr>
-        <w:t xml:space="preserve"> Что ещё?</w:t>
+        <w:t xml:space="preserve"> Я пирог испекла, с яблоками. Может, на стол поставить?</w:t>
+      </w:r>
+    </w:p>
+    <w:p>
+      <w:pPr>
+        <w:spacing w:before="0" w:after="110" w:line="300" w:lineRule="auto"/>
+      </w:pPr>
+      <w:r>
+        <w:rPr>
+          <w:rFonts w:ascii="Times New Roman" w:hAnsi="Times New Roman" w:eastAsia="Malgun Gothic"/>
+          <w:b/>
+          <w:i w:val="0"/>
+          <w:sz w:val="22"/>
+        </w:rPr>
+        <w:t xml:space="preserve">Настя: </w:t>
+      </w:r>
+      <w:r>
+        <w:rPr>
+          <w:rFonts w:ascii="Times New Roman" w:hAnsi="Times New Roman" w:eastAsia="Malgun Gothic"/>
+          <w:b w:val="0"/>
+          <w:i w:val="0"/>
+          <w:sz w:val="22"/>
+        </w:rPr>
+        <w:t>Прасковья Тихоновна, мы же договорились — только чай. Без угощений.</w:t>
+      </w:r>
+    </w:p>
+    <w:p>
+      <w:pPr>
+        <w:spacing w:before="0" w:after="110" w:line="300" w:lineRule="auto"/>
+      </w:pPr>
+      <w:r>
+        <w:rPr>
+          <w:rFonts w:ascii="Times New Roman" w:hAnsi="Times New Roman" w:eastAsia="Malgun Gothic"/>
+          <w:b/>
+          <w:i w:val="0"/>
+          <w:sz w:val="22"/>
+        </w:rPr>
+        <w:t xml:space="preserve">Прасковья: </w:t>
+      </w:r>
+      <w:r>
+        <w:rPr>
+          <w:rFonts w:ascii="Times New Roman" w:hAnsi="Times New Roman" w:eastAsia="Malgun Gothic"/>
+          <w:b w:val="0"/>
+          <w:i w:val="0"/>
+          <w:sz w:val="22"/>
+        </w:rPr>
+        <w:t>Ну, как знаете. Я его внизу оставлю, на вахте. Надумаете — спуститесь. Пирог не обидится.</w:t>
       </w:r>
     </w:p>
     <w:p>
@@ -796,7 +845,7 @@
           <w:color w:val="555555"/>
           <w:sz w:val="22"/>
         </w:rPr>
-        <w:t>(перебирая карточки)</w:t>
+        <w:t>(тихо)</w:t>
       </w:r>
       <w:r>
         <w:rPr>
@@ -805,7 +854,7 @@
           <w:i w:val="0"/>
           <w:sz w:val="22"/>
         </w:rPr>
-        <w:t xml:space="preserve"> Тут о нас. О Кирилле Андреевиче: «К. А. не обедал. Не говорить. Принести суп».</w:t>
+        <w:t xml:space="preserve"> Мы, наверное, спустимся.</w:t>
       </w:r>
     </w:p>
     <w:p>
@@ -819,7 +868,16 @@
           <w:i w:val="0"/>
           <w:sz w:val="22"/>
         </w:rPr>
-        <w:t xml:space="preserve">Настя: </w:t>
+        <w:t xml:space="preserve">Прасковья: </w:t>
+      </w:r>
+      <w:r>
+        <w:rPr>
+          <w:rFonts w:ascii="Times New Roman" w:hAnsi="Times New Roman" w:eastAsia="Malgun Gothic"/>
+          <w:b w:val="0"/>
+          <w:i w:val="0"/>
+          <w:sz w:val="22"/>
+        </w:rPr>
+        <w:t xml:space="preserve">Вот и я так думаю. </w:t>
       </w:r>
       <w:r>
         <w:rPr>
@@ -829,7 +887,7 @@
           <w:color w:val="555555"/>
           <w:sz w:val="22"/>
         </w:rPr>
-        <w:t>(усмехнувшись сквозь слёзы)</w:t>
+        <w:t>(у двери)</w:t>
       </w:r>
       <w:r>
         <w:rPr>
@@ -838,7 +896,7 @@
           <w:i w:val="0"/>
           <w:sz w:val="22"/>
         </w:rPr>
-        <w:t xml:space="preserve"> Суп. Вчера я спросила вахтёршу, откуда он. Оказалось, Изольда Тимофеевна варила сама, дома, и приносила в термосе.</w:t>
+        <w:t xml:space="preserve"> Чайник-то налит?</w:t>
       </w:r>
     </w:p>
     <w:p>
@@ -852,7 +910,7 @@
           <w:i w:val="0"/>
           <w:sz w:val="22"/>
         </w:rPr>
-        <w:t xml:space="preserve">Вениамин: </w:t>
+        <w:t xml:space="preserve">Настя: </w:t>
       </w:r>
       <w:r>
         <w:rPr>
@@ -861,7 +919,30 @@
           <w:i w:val="0"/>
           <w:sz w:val="22"/>
         </w:rPr>
-        <w:t>А о вас: «Н. Д. — лучший аналитик в стране и не знает об этом. Не говорить. Пусть узнает сама».</w:t>
+        <w:t>Налит. Вениамин Олегович ещё с утра воду поставил.</w:t>
+      </w:r>
+    </w:p>
+    <w:p>
+      <w:pPr>
+        <w:spacing w:before="0" w:after="110" w:line="300" w:lineRule="auto"/>
+      </w:pPr>
+      <w:r>
+        <w:rPr>
+          <w:rFonts w:ascii="Times New Roman" w:hAnsi="Times New Roman" w:eastAsia="Malgun Gothic"/>
+          <w:b/>
+          <w:i w:val="0"/>
+          <w:sz w:val="22"/>
+        </w:rPr>
+        <w:t xml:space="preserve">Прасковья: </w:t>
+      </w:r>
+      <w:r>
+        <w:rPr>
+          <w:rFonts w:ascii="Times New Roman" w:hAnsi="Times New Roman" w:eastAsia="Malgun Gothic"/>
+          <w:b w:val="0"/>
+          <w:i w:val="0"/>
+          <w:sz w:val="22"/>
+        </w:rPr>
+        <w:t>С утра — это уже не вода, а вчерашний день. Перелейте свежую. Изольда Тимофеевна всегда переливала.</w:t>
       </w:r>
     </w:p>
     <w:p>
@@ -885,7 +966,7 @@
           <w:color w:val="555555"/>
           <w:sz w:val="22"/>
         </w:rPr>
-        <w:t>(долго молчит)</w:t>
+        <w:t>(слабо улыбнувшись)</w:t>
       </w:r>
       <w:r>
         <w:rPr>
@@ -894,30 +975,23 @@
           <w:i w:val="0"/>
           <w:sz w:val="22"/>
         </w:rPr>
-        <w:t xml:space="preserve"> Она это написала?</w:t>
+        <w:t xml:space="preserve"> Перелью.</w:t>
       </w:r>
     </w:p>
     <w:p>
       <w:pPr>
-        <w:spacing w:before="0" w:after="110" w:line="300" w:lineRule="auto"/>
+        <w:keepNext/>
+        <w:spacing w:before="320" w:after="140"/>
       </w:pPr>
       <w:r>
         <w:rPr>
           <w:rFonts w:ascii="Times New Roman" w:hAnsi="Times New Roman" w:eastAsia="Malgun Gothic"/>
           <w:b/>
           <w:i w:val="0"/>
-          <w:sz w:val="22"/>
-        </w:rPr>
-        <w:t xml:space="preserve">Вениамин: </w:t>
-      </w:r>
-      <w:r>
-        <w:rPr>
-          <w:rFonts w:ascii="Times New Roman" w:hAnsi="Times New Roman" w:eastAsia="Malgun Gothic"/>
-          <w:b w:val="0"/>
-          <w:i w:val="0"/>
-          <w:sz w:val="22"/>
-        </w:rPr>
-        <w:t>Почерк её. Дата — первый месяц нашей работы.</w:t>
+          <w:color w:val="1F3864"/>
+          <w:sz w:val="26"/>
+        </w:rPr>
+        <w:t>장면 2 — 「Компас」 문서고, 저녁 — 의자 열다섯 개</w:t>
       </w:r>
     </w:p>
     <w:p>
@@ -931,53 +1005,7 @@
           <w:i w:val="0"/>
           <w:sz w:val="22"/>
         </w:rPr>
-        <w:t xml:space="preserve">Настя: </w:t>
-      </w:r>
-      <w:r>
-        <w:rPr>
-          <w:rFonts w:ascii="Times New Roman" w:hAnsi="Times New Roman" w:eastAsia="Malgun Gothic"/>
-          <w:b w:val="0"/>
-          <w:i w:val="0"/>
-          <w:sz w:val="22"/>
-        </w:rPr>
-        <w:t>Самое начало. Тогда я думала, что просто умею считать.</w:t>
-      </w:r>
-    </w:p>
-    <w:p>
-      <w:pPr>
-        <w:spacing w:before="0" w:after="110" w:line="300" w:lineRule="auto"/>
-      </w:pPr>
-      <w:r>
-        <w:rPr>
-          <w:rFonts w:ascii="Times New Roman" w:hAnsi="Times New Roman" w:eastAsia="Malgun Gothic"/>
-          <w:b/>
-          <w:i w:val="0"/>
-          <w:sz w:val="22"/>
-        </w:rPr>
         <w:t xml:space="preserve">Вениамин: </w:t>
-      </w:r>
-      <w:r>
-        <w:rPr>
-          <w:rFonts w:ascii="Times New Roman" w:hAnsi="Times New Roman" w:eastAsia="Malgun Gothic"/>
-          <w:b w:val="0"/>
-          <w:i w:val="0"/>
-          <w:sz w:val="22"/>
-        </w:rPr>
-        <w:t>А обо мне: «В. О. шутит — значит, боится. Не смеяться в ответ. Дать задание».</w:t>
-      </w:r>
-    </w:p>
-    <w:p>
-      <w:pPr>
-        <w:spacing w:before="0" w:after="110" w:line="300" w:lineRule="auto"/>
-      </w:pPr>
-      <w:r>
-        <w:rPr>
-          <w:rFonts w:ascii="Times New Roman" w:hAnsi="Times New Roman" w:eastAsia="Malgun Gothic"/>
-          <w:b/>
-          <w:i w:val="0"/>
-          <w:sz w:val="22"/>
-        </w:rPr>
-        <w:t xml:space="preserve">Настя: </w:t>
       </w:r>
       <w:r>
         <w:rPr>
@@ -987,7 +1015,7 @@
           <w:color w:val="555555"/>
           <w:sz w:val="22"/>
         </w:rPr>
-        <w:t>(смеясь сквозь слёзы)</w:t>
+        <w:t>(расставляя стулья между стеллажами)</w:t>
       </w:r>
       <w:r>
         <w:rPr>
@@ -996,7 +1024,7 @@
           <w:i w:val="0"/>
           <w:sz w:val="22"/>
         </w:rPr>
-        <w:t xml:space="preserve"> Вам давали задания.</w:t>
+        <w:t xml:space="preserve"> Пятнадцать стульев. Мы ждали двенадцать человек. Не понимаю, откуда взялись ещё три.</w:t>
       </w:r>
     </w:p>
     <w:p>
@@ -1010,7 +1038,7 @@
           <w:i w:val="0"/>
           <w:sz w:val="22"/>
         </w:rPr>
-        <w:t xml:space="preserve">Вениамин: </w:t>
+        <w:t xml:space="preserve">Настя: </w:t>
       </w:r>
       <w:r>
         <w:rPr>
@@ -1019,7 +1047,7 @@
           <w:i w:val="0"/>
           <w:sz w:val="22"/>
         </w:rPr>
-        <w:t>Я думал, потому что она меня не любит. А «дать задание» — значит доверить.</w:t>
+        <w:t>Вы их принесли, Вениамин Олегович.</w:t>
       </w:r>
     </w:p>
     <w:p>
@@ -1033,7 +1061,7 @@
           <w:i w:val="0"/>
           <w:sz w:val="22"/>
         </w:rPr>
-        <w:t xml:space="preserve">Настя: </w:t>
+        <w:t xml:space="preserve">Вениамин: </w:t>
       </w:r>
       <w:r>
         <w:rPr>
@@ -1042,7 +1070,7 @@
           <w:i w:val="0"/>
           <w:sz w:val="22"/>
         </w:rPr>
-        <w:t>Мы жили внутри её картотеки и не знали.</w:t>
+        <w:t>Я? Не помню.</w:t>
       </w:r>
     </w:p>
     <w:p>
@@ -1056,7 +1084,7 @@
           <w:i w:val="0"/>
           <w:sz w:val="22"/>
         </w:rPr>
-        <w:t xml:space="preserve">Вениамин: </w:t>
+        <w:t xml:space="preserve">Настя: </w:t>
       </w:r>
       <w:r>
         <w:rPr>
@@ -1065,106 +1093,21 @@
           <w:i w:val="0"/>
           <w:sz w:val="22"/>
         </w:rPr>
-        <w:t>Она вела нас так, чтобы мы не замечали. Как хороший архив: всё на месте, а кто держит — не видно.</w:t>
+        <w:t>Сорок минут назад. Бормотали: «Вдруг придут ещё».</w:t>
       </w:r>
     </w:p>
     <w:p>
       <w:pPr>
-        <w:keepNext/>
-        <w:spacing w:before="320" w:after="140"/>
+        <w:spacing w:before="0" w:after="110" w:line="300" w:lineRule="auto"/>
       </w:pPr>
       <w:r>
         <w:rPr>
           <w:rFonts w:ascii="Times New Roman" w:hAnsi="Times New Roman" w:eastAsia="Malgun Gothic"/>
           <w:b/>
           <w:i w:val="0"/>
-          <w:color w:val="1F3864"/>
-          <w:sz w:val="26"/>
-        </w:rPr>
-        <w:t>장면 3 — 문서고 — 검은 폴더와 키릴</w:t>
-      </w:r>
-    </w:p>
-    <w:p>
-      <w:pPr>
-        <w:spacing w:before="0" w:after="110" w:line="300" w:lineRule="auto"/>
-      </w:pPr>
-      <w:r>
-        <w:rPr>
-          <w:rFonts w:ascii="Times New Roman" w:hAnsi="Times New Roman" w:eastAsia="Malgun Gothic"/>
-          <w:b/>
-          <w:i w:val="0"/>
           <w:sz w:val="22"/>
         </w:rPr>
         <w:t xml:space="preserve">Вениамин: </w:t>
-      </w:r>
-      <w:r>
-        <w:rPr>
-          <w:rFonts w:ascii="Times New Roman" w:hAnsi="Times New Roman" w:eastAsia="Malgun Gothic"/>
-          <w:b w:val="0"/>
-          <w:i w:val="0"/>
-          <w:sz w:val="22"/>
-        </w:rPr>
-        <w:t>Есть ещё одна карточка. Про чёрные папки. Нашёл вчера, на самом дне ящика.</w:t>
-      </w:r>
-    </w:p>
-    <w:p>
-      <w:pPr>
-        <w:spacing w:before="0" w:after="110" w:line="300" w:lineRule="auto"/>
-      </w:pPr>
-      <w:r>
-        <w:rPr>
-          <w:rFonts w:ascii="Times New Roman" w:hAnsi="Times New Roman" w:eastAsia="Malgun Gothic"/>
-          <w:b/>
-          <w:i w:val="0"/>
-          <w:sz w:val="22"/>
-        </w:rPr>
-        <w:t xml:space="preserve">Настя: </w:t>
-      </w:r>
-      <w:r>
-        <w:rPr>
-          <w:rFonts w:ascii="Times New Roman" w:hAnsi="Times New Roman" w:eastAsia="Malgun Gothic"/>
-          <w:b w:val="0"/>
-          <w:i w:val="0"/>
-          <w:sz w:val="22"/>
-        </w:rPr>
-        <w:t>Читайте.</w:t>
-      </w:r>
-    </w:p>
-    <w:p>
-      <w:pPr>
-        <w:spacing w:before="0" w:after="110" w:line="300" w:lineRule="auto"/>
-      </w:pPr>
-      <w:r>
-        <w:rPr>
-          <w:rFonts w:ascii="Times New Roman" w:hAnsi="Times New Roman" w:eastAsia="Malgun Gothic"/>
-          <w:b/>
-          <w:i w:val="0"/>
-          <w:sz w:val="22"/>
-        </w:rPr>
-        <w:t xml:space="preserve">Вениамин: </w:t>
-      </w:r>
-      <w:r>
-        <w:rPr>
-          <w:rFonts w:ascii="Times New Roman" w:hAnsi="Times New Roman" w:eastAsia="Malgun Gothic"/>
-          <w:b w:val="0"/>
-          <w:i w:val="0"/>
-          <w:sz w:val="22"/>
-        </w:rPr>
-        <w:t>«Чёрная папка — не секрет. Чёрная папка — доверие. Внутри лежит то, что человек доверил мне, а не архиву. Открыть может только тот, кто доверил. Если его нет — хранить. Не открывать. Не терять».</w:t>
-      </w:r>
-    </w:p>
-    <w:p>
-      <w:pPr>
-        <w:spacing w:before="0" w:after="110" w:line="300" w:lineRule="auto"/>
-      </w:pPr>
-      <w:r>
-        <w:rPr>
-          <w:rFonts w:ascii="Times New Roman" w:hAnsi="Times New Roman" w:eastAsia="Malgun Gothic"/>
-          <w:b/>
-          <w:i w:val="0"/>
-          <w:sz w:val="22"/>
-        </w:rPr>
-        <w:t xml:space="preserve">Настя: </w:t>
       </w:r>
       <w:r>
         <w:rPr>
@@ -1174,7 +1117,7 @@
           <w:color w:val="555555"/>
           <w:sz w:val="22"/>
         </w:rPr>
-        <w:t>(тихо)</w:t>
+        <w:t>(после паузы)</w:t>
       </w:r>
       <w:r>
         <w:rPr>
@@ -1183,7 +1126,7 @@
           <w:i w:val="0"/>
           <w:sz w:val="22"/>
         </w:rPr>
-        <w:t xml:space="preserve"> Вот что значит «то, что нельзя терять».</w:t>
+        <w:t xml:space="preserve"> Логично. Изольда Тимофеевна говорила: «Стульев должно быть на три больше, чем гостей. Иначе неприлично».</w:t>
       </w:r>
     </w:p>
     <w:p>
@@ -1197,7 +1140,7 @@
           <w:i w:val="0"/>
           <w:sz w:val="22"/>
         </w:rPr>
-        <w:t xml:space="preserve">Вениамин: </w:t>
+        <w:t xml:space="preserve">Настя: </w:t>
       </w:r>
       <w:r>
         <w:rPr>
@@ -1206,7 +1149,7 @@
           <w:i w:val="0"/>
           <w:sz w:val="22"/>
         </w:rPr>
-        <w:t>Кирилл Андреевич знал. Поэтому и сказал: «Чёрные остаются чёрными». Не из суеверия.</w:t>
+        <w:t>Банкета не будет. Только чай, лампа и рассказы.</w:t>
       </w:r>
     </w:p>
     <w:p>
@@ -1220,7 +1163,7 @@
           <w:i w:val="0"/>
           <w:sz w:val="22"/>
         </w:rPr>
-        <w:t xml:space="preserve">Настя: </w:t>
+        <w:t xml:space="preserve">Вениамин: </w:t>
       </w:r>
       <w:r>
         <w:rPr>
@@ -1229,7 +1172,7 @@
           <w:i w:val="0"/>
           <w:sz w:val="22"/>
         </w:rPr>
-        <w:t>Есть папка с его инициалами?</w:t>
+        <w:t>Чай по расписанию.</w:t>
       </w:r>
     </w:p>
     <w:p>
@@ -1243,7 +1186,7 @@
           <w:i w:val="0"/>
           <w:sz w:val="22"/>
         </w:rPr>
-        <w:t xml:space="preserve">Вениамин: </w:t>
+        <w:t xml:space="preserve">Настя: </w:t>
       </w:r>
       <w:r>
         <w:rPr>
@@ -1253,7 +1196,7 @@
           <w:color w:val="555555"/>
           <w:sz w:val="22"/>
         </w:rPr>
-        <w:t>(после паузы)</w:t>
+        <w:t>(слабо улыбнувшись)</w:t>
       </w:r>
       <w:r>
         <w:rPr>
@@ -1262,7 +1205,7 @@
           <w:i w:val="0"/>
           <w:sz w:val="22"/>
         </w:rPr>
-        <w:t xml:space="preserve"> Есть. «К. А.». Тонкая.</w:t>
+        <w:t xml:space="preserve"> Пункт ноль.</w:t>
       </w:r>
     </w:p>
     <w:p>
@@ -1276,7 +1219,7 @@
           <w:i w:val="0"/>
           <w:sz w:val="22"/>
         </w:rPr>
-        <w:t xml:space="preserve">Настя: </w:t>
+        <w:t xml:space="preserve">Вениамин: </w:t>
       </w:r>
       <w:r>
         <w:rPr>
@@ -1285,7 +1228,7 @@
           <w:i w:val="0"/>
           <w:sz w:val="22"/>
         </w:rPr>
-        <w:t>Записка. Оригинал той, которую ему велели изъять. Он опубликовал копию, а оригинал оставил ей.</w:t>
+        <w:t>Я подготовил речь. Двенадцать минут.</w:t>
       </w:r>
     </w:p>
     <w:p>
@@ -1299,7 +1242,7 @@
           <w:i w:val="0"/>
           <w:sz w:val="22"/>
         </w:rPr>
-        <w:t xml:space="preserve">Вениамин: </w:t>
+        <w:t xml:space="preserve">Настя: </w:t>
       </w:r>
       <w:r>
         <w:rPr>
@@ -1308,7 +1251,7 @@
           <w:i w:val="0"/>
           <w:sz w:val="22"/>
         </w:rPr>
-        <w:t>Возможно.</w:t>
+        <w:t>Никаких речей.</w:t>
       </w:r>
     </w:p>
     <w:p>
@@ -1322,7 +1265,7 @@
           <w:i w:val="0"/>
           <w:sz w:val="22"/>
         </w:rPr>
-        <w:t xml:space="preserve">Настя: </w:t>
+        <w:t xml:space="preserve">Вениамин: </w:t>
       </w:r>
       <w:r>
         <w:rPr>
@@ -1331,7 +1274,7 @@
           <w:i w:val="0"/>
           <w:sz w:val="22"/>
         </w:rPr>
-        <w:t>Мы не откроем.</w:t>
+        <w:t>Восемь минут.</w:t>
       </w:r>
     </w:p>
     <w:p>
@@ -1345,7 +1288,7 @@
           <w:i w:val="0"/>
           <w:sz w:val="22"/>
         </w:rPr>
-        <w:t xml:space="preserve">Вениамин: </w:t>
+        <w:t xml:space="preserve">Настя: </w:t>
       </w:r>
       <w:r>
         <w:rPr>
@@ -1354,7 +1297,7 @@
           <w:i w:val="0"/>
           <w:sz w:val="22"/>
         </w:rPr>
-        <w:t>Не откроем. Она принадлежит ему, а его нет. Значит, лежит.</w:t>
+        <w:t>Никаких.</w:t>
       </w:r>
     </w:p>
     <w:p>
@@ -1368,122 +1311,7 @@
           <w:i w:val="0"/>
           <w:sz w:val="22"/>
         </w:rPr>
-        <w:t xml:space="preserve">Настя: </w:t>
-      </w:r>
-      <w:r>
-        <w:rPr>
-          <w:rFonts w:ascii="Times New Roman" w:hAnsi="Times New Roman" w:eastAsia="Malgun Gothic"/>
-          <w:b w:val="0"/>
-          <w:i w:val="0"/>
-          <w:sz w:val="22"/>
-        </w:rPr>
-        <w:t>Помните его единственную шутку за все эти годы?</w:t>
-      </w:r>
-    </w:p>
-    <w:p>
-      <w:pPr>
-        <w:spacing w:before="0" w:after="110" w:line="300" w:lineRule="auto"/>
-      </w:pPr>
-      <w:r>
-        <w:rPr>
-          <w:rFonts w:ascii="Times New Roman" w:hAnsi="Times New Roman" w:eastAsia="Malgun Gothic"/>
-          <w:b/>
-          <w:i w:val="0"/>
-          <w:sz w:val="22"/>
-        </w:rPr>
         <w:t xml:space="preserve">Вениамин: </w:t>
-      </w:r>
-      <w:r>
-        <w:rPr>
-          <w:rFonts w:ascii="Times New Roman" w:hAnsi="Times New Roman" w:eastAsia="Malgun Gothic"/>
-          <w:b w:val="0"/>
-          <w:i w:val="0"/>
-          <w:sz w:val="22"/>
-        </w:rPr>
-        <w:t>«Печатать с двух сторон — это уже почти философия». И смеялся один.</w:t>
-      </w:r>
-    </w:p>
-    <w:p>
-      <w:pPr>
-        <w:spacing w:before="0" w:after="110" w:line="300" w:lineRule="auto"/>
-      </w:pPr>
-      <w:r>
-        <w:rPr>
-          <w:rFonts w:ascii="Times New Roman" w:hAnsi="Times New Roman" w:eastAsia="Malgun Gothic"/>
-          <w:b/>
-          <w:i w:val="0"/>
-          <w:sz w:val="22"/>
-        </w:rPr>
-        <w:t xml:space="preserve">Настя: </w:t>
-      </w:r>
-      <w:r>
-        <w:rPr>
-          <w:rFonts w:ascii="Times New Roman" w:hAnsi="Times New Roman" w:eastAsia="Malgun Gothic"/>
-          <w:b w:val="0"/>
-          <w:i w:val="0"/>
-          <w:sz w:val="22"/>
-        </w:rPr>
-        <w:t>А Изольда Тимофеевна сделала вид, что не заметила. Чтобы ему не было неловко.</w:t>
-      </w:r>
-    </w:p>
-    <w:p>
-      <w:pPr>
-        <w:spacing w:before="0" w:after="110" w:line="300" w:lineRule="auto"/>
-      </w:pPr>
-      <w:r>
-        <w:rPr>
-          <w:rFonts w:ascii="Times New Roman" w:hAnsi="Times New Roman" w:eastAsia="Malgun Gothic"/>
-          <w:b/>
-          <w:i w:val="0"/>
-          <w:sz w:val="22"/>
-        </w:rPr>
-        <w:t xml:space="preserve">Вениамин: </w:t>
-      </w:r>
-      <w:r>
-        <w:rPr>
-          <w:rFonts w:ascii="Times New Roman" w:hAnsi="Times New Roman" w:eastAsia="Malgun Gothic"/>
-          <w:b w:val="0"/>
-          <w:i w:val="0"/>
-          <w:sz w:val="22"/>
-        </w:rPr>
-        <w:t>Она всегда так: замечала и делала вид, что нет. Это тоже была форма заботы.</w:t>
-      </w:r>
-    </w:p>
-    <w:p>
-      <w:pPr>
-        <w:spacing w:before="0" w:after="110" w:line="300" w:lineRule="auto"/>
-      </w:pPr>
-      <w:r>
-        <w:rPr>
-          <w:rFonts w:ascii="Times New Roman" w:hAnsi="Times New Roman" w:eastAsia="Malgun Gothic"/>
-          <w:b/>
-          <w:i w:val="0"/>
-          <w:sz w:val="22"/>
-        </w:rPr>
-        <w:t xml:space="preserve">Настя: </w:t>
-      </w:r>
-      <w:r>
-        <w:rPr>
-          <w:rFonts w:ascii="Times New Roman" w:hAnsi="Times New Roman" w:eastAsia="Malgun Gothic"/>
-          <w:b w:val="0"/>
-          <w:i w:val="0"/>
-          <w:sz w:val="22"/>
-        </w:rPr>
-        <w:t>Сейчас я бы засмеялась вместе с ним.</w:t>
-      </w:r>
-    </w:p>
-    <w:p>
-      <w:pPr>
-        <w:spacing w:before="0" w:after="110" w:line="300" w:lineRule="auto"/>
-      </w:pPr>
-      <w:r>
-        <w:rPr>
-          <w:rFonts w:ascii="Times New Roman" w:hAnsi="Times New Roman" w:eastAsia="Malgun Gothic"/>
-          <w:b/>
-          <w:i w:val="0"/>
-          <w:sz w:val="22"/>
-        </w:rPr>
-        <w:t xml:space="preserve">Настя: </w:t>
       </w:r>
       <w:r>
         <w:rPr>
@@ -1493,7 +1321,7 @@
           <w:color w:val="555555"/>
           <w:sz w:val="22"/>
         </w:rPr>
-        <w:t>(тихо)</w:t>
+        <w:t>(вздохнув)</w:t>
       </w:r>
       <w:r>
         <w:rPr>
@@ -1502,7 +1330,7 @@
           <w:i w:val="0"/>
           <w:sz w:val="22"/>
         </w:rPr>
-        <w:t xml:space="preserve"> Иногда мне кажется, что он просто вышел за чаем. Вот-вот вернётся и скажет: «Анастасия Дмитриевна, проверьте ещё раз».</w:t>
+        <w:t xml:space="preserve"> Три минуты. И они будут смешными.</w:t>
       </w:r>
     </w:p>
     <w:p>
@@ -1516,7 +1344,7 @@
           <w:i w:val="0"/>
           <w:sz w:val="22"/>
         </w:rPr>
-        <w:t xml:space="preserve">Вениамин: </w:t>
+        <w:t xml:space="preserve">Настя: </w:t>
       </w:r>
       <w:r>
         <w:rPr>
@@ -1525,7 +1353,7 @@
           <w:i w:val="0"/>
           <w:sz w:val="22"/>
         </w:rPr>
-        <w:t>Он говорил это каждый день.</w:t>
+        <w:t>Вы не умеете говорить смешно о том, что вам дорого.</w:t>
       </w:r>
     </w:p>
     <w:p>
@@ -1539,16 +1367,30 @@
           <w:i w:val="0"/>
           <w:sz w:val="22"/>
         </w:rPr>
+        <w:t xml:space="preserve">Вениамин: </w:t>
+      </w:r>
+      <w:r>
+        <w:rPr>
+          <w:rFonts w:ascii="Times New Roman" w:hAnsi="Times New Roman" w:eastAsia="Malgun Gothic"/>
+          <w:b w:val="0"/>
+          <w:i w:val="0"/>
+          <w:sz w:val="22"/>
+        </w:rPr>
+        <w:t>Вы правы. Тогда ни одной минуты. Я просто постою и посмотрю на лампу.</w:t>
+      </w:r>
+    </w:p>
+    <w:p>
+      <w:pPr>
+        <w:spacing w:before="0" w:after="110" w:line="300" w:lineRule="auto"/>
+      </w:pPr>
+      <w:r>
+        <w:rPr>
+          <w:rFonts w:ascii="Times New Roman" w:hAnsi="Times New Roman" w:eastAsia="Malgun Gothic"/>
+          <w:b/>
+          <w:i w:val="0"/>
+          <w:sz w:val="22"/>
+        </w:rPr>
         <w:t xml:space="preserve">Настя: </w:t>
-      </w:r>
-      <w:r>
-        <w:rPr>
-          <w:rFonts w:ascii="Times New Roman" w:hAnsi="Times New Roman" w:eastAsia="Malgun Gothic"/>
-          <w:b w:val="0"/>
-          <w:i w:val="0"/>
-          <w:sz w:val="22"/>
-        </w:rPr>
-        <w:t xml:space="preserve">И каждый раз я находила ошибку. Не свою. Его. </w:t>
       </w:r>
       <w:r>
         <w:rPr>
@@ -1558,7 +1400,7 @@
           <w:color w:val="555555"/>
           <w:sz w:val="22"/>
         </w:rPr>
-        <w:t>(Пауза.)</w:t>
+        <w:t>(глядя на зелёную лампу)</w:t>
       </w:r>
       <w:r>
         <w:rPr>
@@ -1567,7 +1409,7 @@
           <w:i w:val="0"/>
           <w:sz w:val="22"/>
         </w:rPr>
-        <w:t xml:space="preserve"> Знаете, я злилась на него сильнее, чем плакала. Что не сказал. Что решил один. Что оставил нас.</w:t>
+        <w:t xml:space="preserve"> Хороший план. Я, наверное, тоже.</w:t>
       </w:r>
     </w:p>
     <w:p>
@@ -1590,7 +1432,7 @@
           <w:i w:val="0"/>
           <w:sz w:val="22"/>
         </w:rPr>
-        <w:t>Вы имеете право. Вы ему жена, а не только заместитель.</w:t>
+        <w:t>Она горит с утра, а мне всё кажется, что её кто-то забыл выключить.</w:t>
       </w:r>
     </w:p>
     <w:p>
@@ -1613,53 +1455,23 @@
           <w:i w:val="0"/>
           <w:sz w:val="22"/>
         </w:rPr>
-        <w:t>Теперь понимаю: он был не один. Она знала. Сказала: «Либо публикуйте, либо выбросьте, но не носите». Он носил эту записку ещё много лет после её слов. И всё-таки сделал по её слову.</w:t>
+        <w:t>Изольда Тимофеевна выключала её сама. Никому не доверяла.</w:t>
       </w:r>
     </w:p>
     <w:p>
       <w:pPr>
-        <w:spacing w:before="0" w:after="110" w:line="300" w:lineRule="auto"/>
+        <w:keepNext/>
+        <w:spacing w:before="320" w:after="140"/>
       </w:pPr>
       <w:r>
         <w:rPr>
           <w:rFonts w:ascii="Times New Roman" w:hAnsi="Times New Roman" w:eastAsia="Malgun Gothic"/>
           <w:b/>
           <w:i w:val="0"/>
-          <w:sz w:val="22"/>
-        </w:rPr>
-        <w:t xml:space="preserve">Вениамин: </w:t>
-      </w:r>
-      <w:r>
-        <w:rPr>
-          <w:rFonts w:ascii="Times New Roman" w:hAnsi="Times New Roman" w:eastAsia="Malgun Gothic"/>
-          <w:b w:val="0"/>
-          <w:i w:val="0"/>
-          <w:sz w:val="22"/>
-        </w:rPr>
-        <w:t>Опоздал.</w:t>
-      </w:r>
-    </w:p>
-    <w:p>
-      <w:pPr>
-        <w:spacing w:before="0" w:after="110" w:line="300" w:lineRule="auto"/>
-      </w:pPr>
-      <w:r>
-        <w:rPr>
-          <w:rFonts w:ascii="Times New Roman" w:hAnsi="Times New Roman" w:eastAsia="Malgun Gothic"/>
-          <w:b/>
-          <w:i w:val="0"/>
-          <w:sz w:val="22"/>
-        </w:rPr>
-        <w:t xml:space="preserve">Настя: </w:t>
-      </w:r>
-      <w:r>
-        <w:rPr>
-          <w:rFonts w:ascii="Times New Roman" w:hAnsi="Times New Roman" w:eastAsia="Malgun Gothic"/>
-          <w:b w:val="0"/>
-          <w:i w:val="0"/>
-          <w:sz w:val="22"/>
-        </w:rPr>
-        <w:t>Опоздал. Но сделал. Это ведь важнее, чем не опоздать.</w:t>
+          <w:color w:val="1F3864"/>
+          <w:sz w:val="26"/>
+        </w:rPr>
+        <w:t>장면 3 — 문서고, 서가 사이 — 여백의 메모를 읽다, “먼저 차를”</w:t>
       </w:r>
     </w:p>
     <w:p>
@@ -1683,7 +1495,7 @@
           <w:color w:val="555555"/>
           <w:sz w:val="22"/>
         </w:rPr>
-        <w:t>(тихо)</w:t>
+        <w:t>(открывая деревянный ящик)</w:t>
       </w:r>
       <w:r>
         <w:rPr>
@@ -1692,7 +1504,7 @@
           <w:i w:val="0"/>
           <w:sz w:val="22"/>
         </w:rPr>
-        <w:t xml:space="preserve"> Она бы сказала: «Ну, наконец».</w:t>
+        <w:t xml:space="preserve"> Хочу показать, что нашёл. Полгода расшифровывал пометки на полях. Помните «Не забыть про чай»?</w:t>
       </w:r>
     </w:p>
     <w:p>
@@ -1715,7 +1527,7 @@
           <w:i w:val="0"/>
           <w:sz w:val="22"/>
         </w:rPr>
-        <w:t>И налила бы чаю.</w:t>
+        <w:t>На каждой третьей карточке.</w:t>
       </w:r>
     </w:p>
     <w:p>
@@ -1730,6 +1542,75 @@
           <w:sz w:val="22"/>
         </w:rPr>
         <w:t xml:space="preserve">Вениамин: </w:t>
+      </w:r>
+      <w:r>
+        <w:rPr>
+          <w:rFonts w:ascii="Times New Roman" w:hAnsi="Times New Roman" w:eastAsia="Malgun Gothic"/>
+          <w:b w:val="0"/>
+          <w:i w:val="0"/>
+          <w:sz w:val="22"/>
+        </w:rPr>
+        <w:t>Я думал, это шутка. Или напоминание самой себе. Оказалось — правило. Читаю: «Дело сорок первое. Заявительница, шестьдесят два года, пришла в девять десять. Сначала чай. Потом протокол». И ещё: «Дело восемьдесят седьмое. Заявитель, руки дрожат. Сначала чай. Пять минут молчать».</w:t>
+      </w:r>
+    </w:p>
+    <w:p>
+      <w:pPr>
+        <w:spacing w:before="0" w:after="110" w:line="300" w:lineRule="auto"/>
+      </w:pPr>
+      <w:r>
+        <w:rPr>
+          <w:rFonts w:ascii="Times New Roman" w:hAnsi="Times New Roman" w:eastAsia="Malgun Gothic"/>
+          <w:b/>
+          <w:i w:val="0"/>
+          <w:sz w:val="22"/>
+        </w:rPr>
+        <w:t xml:space="preserve">Настя: </w:t>
+      </w:r>
+      <w:r>
+        <w:rPr>
+          <w:rFonts w:ascii="Times New Roman" w:hAnsi="Times New Roman" w:eastAsia="Malgun Gothic"/>
+          <w:b w:val="0"/>
+          <w:i w:val="0"/>
+          <w:sz w:val="22"/>
+        </w:rPr>
+        <w:t>«Не забыть про чай» — это не про чай.</w:t>
+      </w:r>
+    </w:p>
+    <w:p>
+      <w:pPr>
+        <w:spacing w:before="0" w:after="110" w:line="300" w:lineRule="auto"/>
+      </w:pPr>
+      <w:r>
+        <w:rPr>
+          <w:rFonts w:ascii="Times New Roman" w:hAnsi="Times New Roman" w:eastAsia="Malgun Gothic"/>
+          <w:b/>
+          <w:i w:val="0"/>
+          <w:sz w:val="22"/>
+        </w:rPr>
+        <w:t xml:space="preserve">Вениамин: </w:t>
+      </w:r>
+      <w:r>
+        <w:rPr>
+          <w:rFonts w:ascii="Times New Roman" w:hAnsi="Times New Roman" w:eastAsia="Malgun Gothic"/>
+          <w:b w:val="0"/>
+          <w:i w:val="0"/>
+          <w:sz w:val="22"/>
+        </w:rPr>
+        <w:t>Это про человека, который пришёл с бедой. Прежде чем спрашивать о деле, спроси, не холодно ли ему.</w:t>
+      </w:r>
+    </w:p>
+    <w:p>
+      <w:pPr>
+        <w:spacing w:before="0" w:after="110" w:line="300" w:lineRule="auto"/>
+      </w:pPr>
+      <w:r>
+        <w:rPr>
+          <w:rFonts w:ascii="Times New Roman" w:hAnsi="Times New Roman" w:eastAsia="Malgun Gothic"/>
+          <w:b/>
+          <w:i w:val="0"/>
+          <w:sz w:val="22"/>
+        </w:rPr>
+        <w:t xml:space="preserve">Настя: </w:t>
       </w:r>
       <w:r>
         <w:rPr>
@@ -1739,7 +1620,7 @@
           <w:color w:val="555555"/>
           <w:sz w:val="22"/>
         </w:rPr>
-        <w:t>(с трудом сдерживаясь)</w:t>
+        <w:t>(тихо)</w:t>
       </w:r>
       <w:r>
         <w:rPr>
@@ -1748,23 +1629,30 @@
           <w:i w:val="0"/>
           <w:sz w:val="22"/>
         </w:rPr>
-        <w:t xml:space="preserve"> И налила бы чаю.</w:t>
+        <w:t xml:space="preserve"> Я работала рядом с ней столько лет и ни разу не поняла.</w:t>
       </w:r>
     </w:p>
     <w:p>
       <w:pPr>
-        <w:keepNext/>
-        <w:spacing w:before="320" w:after="140"/>
+        <w:spacing w:before="0" w:after="110" w:line="300" w:lineRule="auto"/>
       </w:pPr>
       <w:r>
         <w:rPr>
           <w:rFonts w:ascii="Times New Roman" w:hAnsi="Times New Roman" w:eastAsia="Malgun Gothic"/>
           <w:b/>
           <w:i w:val="0"/>
-          <w:color w:val="1F3864"/>
-          <w:sz w:val="26"/>
-        </w:rPr>
-        <w:t>장면 4 — 문서고 — 료샤가 차를 들고 도착하다, 나스탸의 승인 소식</w:t>
+          <w:sz w:val="22"/>
+        </w:rPr>
+        <w:t xml:space="preserve">Вениамин: </w:t>
+      </w:r>
+      <w:r>
+        <w:rPr>
+          <w:rFonts w:ascii="Times New Roman" w:hAnsi="Times New Roman" w:eastAsia="Malgun Gothic"/>
+          <w:b w:val="0"/>
+          <w:i w:val="0"/>
+          <w:sz w:val="22"/>
+        </w:rPr>
+        <w:t>Никто не понял. Она никому не объясняла. Просто ставила чашку.</w:t>
       </w:r>
     </w:p>
     <w:p>
@@ -1778,7 +1666,7 @@
           <w:i w:val="0"/>
           <w:sz w:val="22"/>
         </w:rPr>
-        <w:t xml:space="preserve">Лёша: </w:t>
+        <w:t xml:space="preserve">Настя: </w:t>
       </w:r>
       <w:r>
         <w:rPr>
@@ -1788,7 +1676,7 @@
           <w:color w:val="555555"/>
           <w:sz w:val="22"/>
         </w:rPr>
-        <w:t>(в дверях, без охраны, со свёртком в руках)</w:t>
+        <w:t>(после паузы)</w:t>
       </w:r>
       <w:r>
         <w:rPr>
@@ -1797,53 +1685,7 @@
           <w:i w:val="0"/>
           <w:sz w:val="22"/>
         </w:rPr>
-        <w:t xml:space="preserve"> Простите, что без стука. Охрана осталась на улице. Не хотел, чтобы они ходили по архиву.</w:t>
-      </w:r>
-    </w:p>
-    <w:p>
-      <w:pPr>
-        <w:spacing w:before="0" w:after="110" w:line="300" w:lineRule="auto"/>
-      </w:pPr>
-      <w:r>
-        <w:rPr>
-          <w:rFonts w:ascii="Times New Roman" w:hAnsi="Times New Roman" w:eastAsia="Malgun Gothic"/>
-          <w:b/>
-          <w:i w:val="0"/>
-          <w:sz w:val="22"/>
-        </w:rPr>
-        <w:t xml:space="preserve">Настя: </w:t>
-      </w:r>
-      <w:r>
-        <w:rPr>
-          <w:rFonts w:ascii="Times New Roman" w:hAnsi="Times New Roman" w:eastAsia="Malgun Gothic"/>
-          <w:b w:val="0"/>
-          <w:i w:val="0"/>
-          <w:sz w:val="22"/>
-        </w:rPr>
-        <w:t>Алексей Николаевич. Вы пришли.</w:t>
-      </w:r>
-    </w:p>
-    <w:p>
-      <w:pPr>
-        <w:spacing w:before="0" w:after="110" w:line="300" w:lineRule="auto"/>
-      </w:pPr>
-      <w:r>
-        <w:rPr>
-          <w:rFonts w:ascii="Times New Roman" w:hAnsi="Times New Roman" w:eastAsia="Malgun Gothic"/>
-          <w:b/>
-          <w:i w:val="0"/>
-          <w:sz w:val="22"/>
-        </w:rPr>
-        <w:t xml:space="preserve">Лёша: </w:t>
-      </w:r>
-      <w:r>
-        <w:rPr>
-          <w:rFonts w:ascii="Times New Roman" w:hAnsi="Times New Roman" w:eastAsia="Malgun Gothic"/>
-          <w:b w:val="0"/>
-          <w:i w:val="0"/>
-          <w:sz w:val="22"/>
-        </w:rPr>
-        <w:t>Обещал.</w:t>
+        <w:t xml:space="preserve"> Что ещё?</w:t>
       </w:r>
     </w:p>
     <w:p>
@@ -1867,7 +1709,7 @@
           <w:color w:val="555555"/>
           <w:sz w:val="22"/>
         </w:rPr>
-        <w:t>(быстро)</w:t>
+        <w:t>(перебирая карточки)</w:t>
       </w:r>
       <w:r>
         <w:rPr>
@@ -1876,7 +1718,7 @@
           <w:i w:val="0"/>
           <w:sz w:val="22"/>
         </w:rPr>
-        <w:t xml:space="preserve"> Садитесь, пожалуйста. Стульев — на три больше.</w:t>
+        <w:t xml:space="preserve"> Тут о нас. О Кирилле Андреевиче: «К. А. не обедал. Не говорить. Принести суп».</w:t>
       </w:r>
     </w:p>
     <w:p>
@@ -1890,7 +1732,7 @@
           <w:i w:val="0"/>
           <w:sz w:val="22"/>
         </w:rPr>
-        <w:t xml:space="preserve">Лёша: </w:t>
+        <w:t xml:space="preserve">Настя: </w:t>
       </w:r>
       <w:r>
         <w:rPr>
@@ -1900,7 +1742,7 @@
           <w:color w:val="555555"/>
           <w:sz w:val="22"/>
         </w:rPr>
-        <w:t>(с улыбкой оглядев ряды пустых стульев)</w:t>
+        <w:t>(усмехнувшись сквозь слёзы)</w:t>
       </w:r>
       <w:r>
         <w:rPr>
@@ -1909,7 +1751,7 @@
           <w:i w:val="0"/>
           <w:sz w:val="22"/>
         </w:rPr>
-        <w:t xml:space="preserve"> Правило Изольды Тимофеевны?</w:t>
+        <w:t xml:space="preserve"> Суп. Вчера я спросила вахтёршу, откуда он. Оказалось, Изольда Тимофеевна варила сама, дома, и приносила в термосе.</w:t>
       </w:r>
     </w:p>
     <w:p>
@@ -1932,7 +1774,7 @@
           <w:i w:val="0"/>
           <w:sz w:val="22"/>
         </w:rPr>
-        <w:t>Откуда вы знаете?</w:t>
+        <w:t>А о вас: «Н. Д. — лучший аналитик в стране и не знает об этом. Не говорить. Пусть узнает сама».</w:t>
       </w:r>
     </w:p>
     <w:p>
@@ -1946,30 +1788,7 @@
           <w:i w:val="0"/>
           <w:sz w:val="22"/>
         </w:rPr>
-        <w:t xml:space="preserve">Лёша: </w:t>
-      </w:r>
-      <w:r>
-        <w:rPr>
-          <w:rFonts w:ascii="Times New Roman" w:hAnsi="Times New Roman" w:eastAsia="Malgun Gothic"/>
-          <w:b w:val="0"/>
-          <w:i w:val="0"/>
-          <w:sz w:val="22"/>
-        </w:rPr>
-        <w:t>Догадался. Кирилл Андреевич однажды сказал, что она считала гостей по-своему: с запасом.</w:t>
-      </w:r>
-    </w:p>
-    <w:p>
-      <w:pPr>
-        <w:spacing w:before="0" w:after="110" w:line="300" w:lineRule="auto"/>
-      </w:pPr>
-      <w:r>
-        <w:rPr>
-          <w:rFonts w:ascii="Times New Roman" w:hAnsi="Times New Roman" w:eastAsia="Malgun Gothic"/>
-          <w:b/>
-          <w:i w:val="0"/>
-          <w:sz w:val="22"/>
-        </w:rPr>
-        <w:t xml:space="preserve">Лёша: </w:t>
+        <w:t xml:space="preserve">Настя: </w:t>
       </w:r>
       <w:r>
         <w:rPr>
@@ -1979,7 +1798,7 @@
           <w:color w:val="555555"/>
           <w:sz w:val="22"/>
         </w:rPr>
-        <w:t>(ставя свёрток на стол)</w:t>
+        <w:t>(долго молчит)</w:t>
       </w:r>
       <w:r>
         <w:rPr>
@@ -1988,7 +1807,76 @@
           <w:i w:val="0"/>
           <w:sz w:val="22"/>
         </w:rPr>
-        <w:t xml:space="preserve"> Я принёс чай. Обычный, хороший. Из дома. Мама передала. Сказала: «Отнеси. Так положено».</w:t>
+        <w:t xml:space="preserve"> Она это написала?</w:t>
+      </w:r>
+    </w:p>
+    <w:p>
+      <w:pPr>
+        <w:spacing w:before="0" w:after="110" w:line="300" w:lineRule="auto"/>
+      </w:pPr>
+      <w:r>
+        <w:rPr>
+          <w:rFonts w:ascii="Times New Roman" w:hAnsi="Times New Roman" w:eastAsia="Malgun Gothic"/>
+          <w:b/>
+          <w:i w:val="0"/>
+          <w:sz w:val="22"/>
+        </w:rPr>
+        <w:t xml:space="preserve">Вениамин: </w:t>
+      </w:r>
+      <w:r>
+        <w:rPr>
+          <w:rFonts w:ascii="Times New Roman" w:hAnsi="Times New Roman" w:eastAsia="Malgun Gothic"/>
+          <w:b w:val="0"/>
+          <w:i w:val="0"/>
+          <w:sz w:val="22"/>
+        </w:rPr>
+        <w:t>Почерк её. Дата — первый месяц нашей работы.</w:t>
+      </w:r>
+    </w:p>
+    <w:p>
+      <w:pPr>
+        <w:spacing w:before="0" w:after="110" w:line="300" w:lineRule="auto"/>
+      </w:pPr>
+      <w:r>
+        <w:rPr>
+          <w:rFonts w:ascii="Times New Roman" w:hAnsi="Times New Roman" w:eastAsia="Malgun Gothic"/>
+          <w:b/>
+          <w:i w:val="0"/>
+          <w:sz w:val="22"/>
+        </w:rPr>
+        <w:t xml:space="preserve">Настя: </w:t>
+      </w:r>
+      <w:r>
+        <w:rPr>
+          <w:rFonts w:ascii="Times New Roman" w:hAnsi="Times New Roman" w:eastAsia="Malgun Gothic"/>
+          <w:b w:val="0"/>
+          <w:i w:val="0"/>
+          <w:sz w:val="22"/>
+        </w:rPr>
+        <w:t>Самое начало. Тогда я думала, что просто умею считать.</w:t>
+      </w:r>
+    </w:p>
+    <w:p>
+      <w:pPr>
+        <w:spacing w:before="0" w:after="110" w:line="300" w:lineRule="auto"/>
+      </w:pPr>
+      <w:r>
+        <w:rPr>
+          <w:rFonts w:ascii="Times New Roman" w:hAnsi="Times New Roman" w:eastAsia="Malgun Gothic"/>
+          <w:b/>
+          <w:i w:val="0"/>
+          <w:sz w:val="22"/>
+        </w:rPr>
+        <w:t xml:space="preserve">Вениамин: </w:t>
+      </w:r>
+      <w:r>
+        <w:rPr>
+          <w:rFonts w:ascii="Times New Roman" w:hAnsi="Times New Roman" w:eastAsia="Malgun Gothic"/>
+          <w:b w:val="0"/>
+          <w:i w:val="0"/>
+          <w:sz w:val="22"/>
+        </w:rPr>
+        <w:t>А обо мне: «В. О. шутит — значит, боится. Не смеяться в ответ. Дать задание».</w:t>
       </w:r>
     </w:p>
     <w:p>
@@ -2012,7 +1900,7 @@
           <w:color w:val="555555"/>
           <w:sz w:val="22"/>
         </w:rPr>
-        <w:t>(растроганно)</w:t>
+        <w:t>(смеясь сквозь слёзы)</w:t>
       </w:r>
       <w:r>
         <w:rPr>
@@ -2021,7 +1909,7 @@
           <w:i w:val="0"/>
           <w:sz w:val="22"/>
         </w:rPr>
-        <w:t xml:space="preserve"> Ваша мама знала?</w:t>
+        <w:t xml:space="preserve"> Вам давали задания.</w:t>
       </w:r>
     </w:p>
     <w:p>
@@ -2035,7 +1923,7 @@
           <w:i w:val="0"/>
           <w:sz w:val="22"/>
         </w:rPr>
-        <w:t xml:space="preserve">Лёша: </w:t>
+        <w:t xml:space="preserve">Вениамин: </w:t>
       </w:r>
       <w:r>
         <w:rPr>
@@ -2044,7 +1932,7 @@
           <w:i w:val="0"/>
           <w:sz w:val="22"/>
         </w:rPr>
-        <w:t>Знала только, что в таких случаях приносят чай.</w:t>
+        <w:t>Я думал, потому что она меня не любит. А «дать задание» — значит доверить.</w:t>
       </w:r>
     </w:p>
     <w:p>
@@ -2058,7 +1946,138 @@
           <w:i w:val="0"/>
           <w:sz w:val="22"/>
         </w:rPr>
+        <w:t xml:space="preserve">Настя: </w:t>
+      </w:r>
+      <w:r>
+        <w:rPr>
+          <w:rFonts w:ascii="Times New Roman" w:hAnsi="Times New Roman" w:eastAsia="Malgun Gothic"/>
+          <w:b w:val="0"/>
+          <w:i w:val="0"/>
+          <w:sz w:val="22"/>
+        </w:rPr>
+        <w:t>Мы жили внутри её картотеки и не знали.</w:t>
+      </w:r>
+    </w:p>
+    <w:p>
+      <w:pPr>
+        <w:spacing w:before="0" w:after="110" w:line="300" w:lineRule="auto"/>
+      </w:pPr>
+      <w:r>
+        <w:rPr>
+          <w:rFonts w:ascii="Times New Roman" w:hAnsi="Times New Roman" w:eastAsia="Malgun Gothic"/>
+          <w:b/>
+          <w:i w:val="0"/>
+          <w:sz w:val="22"/>
+        </w:rPr>
         <w:t xml:space="preserve">Вениамин: </w:t>
+      </w:r>
+      <w:r>
+        <w:rPr>
+          <w:rFonts w:ascii="Times New Roman" w:hAnsi="Times New Roman" w:eastAsia="Malgun Gothic"/>
+          <w:b w:val="0"/>
+          <w:i w:val="0"/>
+          <w:sz w:val="22"/>
+        </w:rPr>
+        <w:t>Она вела нас так, чтобы мы не замечали. Как хороший архив: всё на месте, а кто держит — не видно.</w:t>
+      </w:r>
+    </w:p>
+    <w:p>
+      <w:pPr>
+        <w:keepNext/>
+        <w:spacing w:before="320" w:after="140"/>
+      </w:pPr>
+      <w:r>
+        <w:rPr>
+          <w:rFonts w:ascii="Times New Roman" w:hAnsi="Times New Roman" w:eastAsia="Malgun Gothic"/>
+          <w:b/>
+          <w:i w:val="0"/>
+          <w:color w:val="1F3864"/>
+          <w:sz w:val="26"/>
+        </w:rPr>
+        <w:t>장면 4 — 문서고 — 검은 폴더와 키릴</w:t>
+      </w:r>
+    </w:p>
+    <w:p>
+      <w:pPr>
+        <w:spacing w:before="0" w:after="110" w:line="300" w:lineRule="auto"/>
+      </w:pPr>
+      <w:r>
+        <w:rPr>
+          <w:rFonts w:ascii="Times New Roman" w:hAnsi="Times New Roman" w:eastAsia="Malgun Gothic"/>
+          <w:b/>
+          <w:i w:val="0"/>
+          <w:sz w:val="22"/>
+        </w:rPr>
+        <w:t xml:space="preserve">Вениамин: </w:t>
+      </w:r>
+      <w:r>
+        <w:rPr>
+          <w:rFonts w:ascii="Times New Roman" w:hAnsi="Times New Roman" w:eastAsia="Malgun Gothic"/>
+          <w:b w:val="0"/>
+          <w:i w:val="0"/>
+          <w:sz w:val="22"/>
+        </w:rPr>
+        <w:t>Есть ещё одна карточка. Про чёрные папки. Нашёл вчера, на самом дне ящика.</w:t>
+      </w:r>
+    </w:p>
+    <w:p>
+      <w:pPr>
+        <w:spacing w:before="0" w:after="110" w:line="300" w:lineRule="auto"/>
+      </w:pPr>
+      <w:r>
+        <w:rPr>
+          <w:rFonts w:ascii="Times New Roman" w:hAnsi="Times New Roman" w:eastAsia="Malgun Gothic"/>
+          <w:b/>
+          <w:i w:val="0"/>
+          <w:sz w:val="22"/>
+        </w:rPr>
+        <w:t xml:space="preserve">Настя: </w:t>
+      </w:r>
+      <w:r>
+        <w:rPr>
+          <w:rFonts w:ascii="Times New Roman" w:hAnsi="Times New Roman" w:eastAsia="Malgun Gothic"/>
+          <w:b w:val="0"/>
+          <w:i w:val="0"/>
+          <w:sz w:val="22"/>
+        </w:rPr>
+        <w:t>Читайте.</w:t>
+      </w:r>
+    </w:p>
+    <w:p>
+      <w:pPr>
+        <w:spacing w:before="0" w:after="110" w:line="300" w:lineRule="auto"/>
+      </w:pPr>
+      <w:r>
+        <w:rPr>
+          <w:rFonts w:ascii="Times New Roman" w:hAnsi="Times New Roman" w:eastAsia="Malgun Gothic"/>
+          <w:b/>
+          <w:i w:val="0"/>
+          <w:sz w:val="22"/>
+        </w:rPr>
+        <w:t xml:space="preserve">Вениамин: </w:t>
+      </w:r>
+      <w:r>
+        <w:rPr>
+          <w:rFonts w:ascii="Times New Roman" w:hAnsi="Times New Roman" w:eastAsia="Malgun Gothic"/>
+          <w:b w:val="0"/>
+          <w:i w:val="0"/>
+          <w:sz w:val="22"/>
+        </w:rPr>
+        <w:t>«Чёрная папка — не секрет. Чёрная папка — доверие. Внутри лежит то, что человек доверил мне, а не архиву. Открыть может только тот, кто доверил. Если его нет — хранить. Не открывать. Не терять».</w:t>
+      </w:r>
+    </w:p>
+    <w:p>
+      <w:pPr>
+        <w:spacing w:before="0" w:after="110" w:line="300" w:lineRule="auto"/>
+      </w:pPr>
+      <w:r>
+        <w:rPr>
+          <w:rFonts w:ascii="Times New Roman" w:hAnsi="Times New Roman" w:eastAsia="Malgun Gothic"/>
+          <w:b/>
+          <w:i w:val="0"/>
+          <w:sz w:val="22"/>
+        </w:rPr>
+        <w:t xml:space="preserve">Настя: </w:t>
       </w:r>
       <w:r>
         <w:rPr>
@@ -2068,7 +2087,7 @@
           <w:color w:val="555555"/>
           <w:sz w:val="22"/>
         </w:rPr>
-        <w:t>(наливая из чайника)</w:t>
+        <w:t>(тихо)</w:t>
       </w:r>
       <w:r>
         <w:rPr>
@@ -2077,7 +2096,7 @@
           <w:i w:val="0"/>
           <w:sz w:val="22"/>
         </w:rPr>
-        <w:t xml:space="preserve"> Тогда будем пить и за неё.</w:t>
+        <w:t xml:space="preserve"> Вот что значит «то, что нельзя терять».</w:t>
       </w:r>
     </w:p>
     <w:p>
@@ -2091,7 +2110,53 @@
           <w:i w:val="0"/>
           <w:sz w:val="22"/>
         </w:rPr>
-        <w:t xml:space="preserve">Лёша: </w:t>
+        <w:t xml:space="preserve">Вениамин: </w:t>
+      </w:r>
+      <w:r>
+        <w:rPr>
+          <w:rFonts w:ascii="Times New Roman" w:hAnsi="Times New Roman" w:eastAsia="Malgun Gothic"/>
+          <w:b w:val="0"/>
+          <w:i w:val="0"/>
+          <w:sz w:val="22"/>
+        </w:rPr>
+        <w:t>Кирилл Андреевич знал. Поэтому и сказал: «Чёрные остаются чёрными». Не из суеверия.</w:t>
+      </w:r>
+    </w:p>
+    <w:p>
+      <w:pPr>
+        <w:spacing w:before="0" w:after="110" w:line="300" w:lineRule="auto"/>
+      </w:pPr>
+      <w:r>
+        <w:rPr>
+          <w:rFonts w:ascii="Times New Roman" w:hAnsi="Times New Roman" w:eastAsia="Malgun Gothic"/>
+          <w:b/>
+          <w:i w:val="0"/>
+          <w:sz w:val="22"/>
+        </w:rPr>
+        <w:t xml:space="preserve">Настя: </w:t>
+      </w:r>
+      <w:r>
+        <w:rPr>
+          <w:rFonts w:ascii="Times New Roman" w:hAnsi="Times New Roman" w:eastAsia="Malgun Gothic"/>
+          <w:b w:val="0"/>
+          <w:i w:val="0"/>
+          <w:sz w:val="22"/>
+        </w:rPr>
+        <w:t>Есть папка с его инициалами?</w:t>
+      </w:r>
+    </w:p>
+    <w:p>
+      <w:pPr>
+        <w:spacing w:before="0" w:after="110" w:line="300" w:lineRule="auto"/>
+      </w:pPr>
+      <w:r>
+        <w:rPr>
+          <w:rFonts w:ascii="Times New Roman" w:hAnsi="Times New Roman" w:eastAsia="Malgun Gothic"/>
+          <w:b/>
+          <w:i w:val="0"/>
+          <w:sz w:val="22"/>
+        </w:rPr>
+        <w:t xml:space="preserve">Вениамин: </w:t>
       </w:r>
       <w:r>
         <w:rPr>
@@ -2101,7 +2166,7 @@
           <w:color w:val="555555"/>
           <w:sz w:val="22"/>
         </w:rPr>
-        <w:t>(глядя на зелёную лампу)</w:t>
+        <w:t>(после паузы)</w:t>
       </w:r>
       <w:r>
         <w:rPr>
@@ -2110,7 +2175,7 @@
           <w:i w:val="0"/>
           <w:sz w:val="22"/>
         </w:rPr>
-        <w:t xml:space="preserve"> Она ещё горит.</w:t>
+        <w:t xml:space="preserve"> Есть. «К. А.». Тонкая.</w:t>
       </w:r>
     </w:p>
     <w:p>
@@ -2133,7 +2198,7 @@
           <w:i w:val="0"/>
           <w:sz w:val="22"/>
         </w:rPr>
-        <w:t>В машине скорой Кирилл Андреевич спросил, выключила ли я лампу в архиве. Я сказала: нет. Он ответил: «Хорошо».</w:t>
+        <w:t>Записка. Оригинал той, которую ему велели изъять. Он опубликовал копию, а оригинал оставил ей.</w:t>
       </w:r>
     </w:p>
     <w:p>
@@ -2156,7 +2221,7 @@
           <w:i w:val="0"/>
           <w:sz w:val="22"/>
         </w:rPr>
-        <w:t>Он знал, чья это лампа. Поэтому и спрашивал.</w:t>
+        <w:t>Возможно.</w:t>
       </w:r>
     </w:p>
     <w:p>
@@ -2170,7 +2235,168 @@
           <w:i w:val="0"/>
           <w:sz w:val="22"/>
         </w:rPr>
-        <w:t xml:space="preserve">Лёша: </w:t>
+        <w:t xml:space="preserve">Настя: </w:t>
+      </w:r>
+      <w:r>
+        <w:rPr>
+          <w:rFonts w:ascii="Times New Roman" w:hAnsi="Times New Roman" w:eastAsia="Malgun Gothic"/>
+          <w:b w:val="0"/>
+          <w:i w:val="0"/>
+          <w:sz w:val="22"/>
+        </w:rPr>
+        <w:t>Мы не откроем.</w:t>
+      </w:r>
+    </w:p>
+    <w:p>
+      <w:pPr>
+        <w:spacing w:before="0" w:after="110" w:line="300" w:lineRule="auto"/>
+      </w:pPr>
+      <w:r>
+        <w:rPr>
+          <w:rFonts w:ascii="Times New Roman" w:hAnsi="Times New Roman" w:eastAsia="Malgun Gothic"/>
+          <w:b/>
+          <w:i w:val="0"/>
+          <w:sz w:val="22"/>
+        </w:rPr>
+        <w:t xml:space="preserve">Вениамин: </w:t>
+      </w:r>
+      <w:r>
+        <w:rPr>
+          <w:rFonts w:ascii="Times New Roman" w:hAnsi="Times New Roman" w:eastAsia="Malgun Gothic"/>
+          <w:b w:val="0"/>
+          <w:i w:val="0"/>
+          <w:sz w:val="22"/>
+        </w:rPr>
+        <w:t>Не откроем. Она принадлежит ему, а его нет. Значит, лежит.</w:t>
+      </w:r>
+    </w:p>
+    <w:p>
+      <w:pPr>
+        <w:spacing w:before="0" w:after="110" w:line="300" w:lineRule="auto"/>
+      </w:pPr>
+      <w:r>
+        <w:rPr>
+          <w:rFonts w:ascii="Times New Roman" w:hAnsi="Times New Roman" w:eastAsia="Malgun Gothic"/>
+          <w:b/>
+          <w:i w:val="0"/>
+          <w:sz w:val="22"/>
+        </w:rPr>
+        <w:t xml:space="preserve">Настя: </w:t>
+      </w:r>
+      <w:r>
+        <w:rPr>
+          <w:rFonts w:ascii="Times New Roman" w:hAnsi="Times New Roman" w:eastAsia="Malgun Gothic"/>
+          <w:b w:val="0"/>
+          <w:i w:val="0"/>
+          <w:sz w:val="22"/>
+        </w:rPr>
+        <w:t>Помните его единственную шутку за все эти годы?</w:t>
+      </w:r>
+    </w:p>
+    <w:p>
+      <w:pPr>
+        <w:spacing w:before="0" w:after="110" w:line="300" w:lineRule="auto"/>
+      </w:pPr>
+      <w:r>
+        <w:rPr>
+          <w:rFonts w:ascii="Times New Roman" w:hAnsi="Times New Roman" w:eastAsia="Malgun Gothic"/>
+          <w:b/>
+          <w:i w:val="0"/>
+          <w:sz w:val="22"/>
+        </w:rPr>
+        <w:t xml:space="preserve">Вениамин: </w:t>
+      </w:r>
+      <w:r>
+        <w:rPr>
+          <w:rFonts w:ascii="Times New Roman" w:hAnsi="Times New Roman" w:eastAsia="Malgun Gothic"/>
+          <w:b w:val="0"/>
+          <w:i w:val="0"/>
+          <w:sz w:val="22"/>
+        </w:rPr>
+        <w:t>«Печатать с двух сторон — это уже почти философия». И смеялся один.</w:t>
+      </w:r>
+    </w:p>
+    <w:p>
+      <w:pPr>
+        <w:spacing w:before="0" w:after="110" w:line="300" w:lineRule="auto"/>
+      </w:pPr>
+      <w:r>
+        <w:rPr>
+          <w:rFonts w:ascii="Times New Roman" w:hAnsi="Times New Roman" w:eastAsia="Malgun Gothic"/>
+          <w:b/>
+          <w:i w:val="0"/>
+          <w:sz w:val="22"/>
+        </w:rPr>
+        <w:t xml:space="preserve">Настя: </w:t>
+      </w:r>
+      <w:r>
+        <w:rPr>
+          <w:rFonts w:ascii="Times New Roman" w:hAnsi="Times New Roman" w:eastAsia="Malgun Gothic"/>
+          <w:b w:val="0"/>
+          <w:i w:val="0"/>
+          <w:sz w:val="22"/>
+        </w:rPr>
+        <w:t>А Изольда Тимофеевна сделала вид, что не заметила. Чтобы ему не было неловко.</w:t>
+      </w:r>
+    </w:p>
+    <w:p>
+      <w:pPr>
+        <w:spacing w:before="0" w:after="110" w:line="300" w:lineRule="auto"/>
+      </w:pPr>
+      <w:r>
+        <w:rPr>
+          <w:rFonts w:ascii="Times New Roman" w:hAnsi="Times New Roman" w:eastAsia="Malgun Gothic"/>
+          <w:b/>
+          <w:i w:val="0"/>
+          <w:sz w:val="22"/>
+        </w:rPr>
+        <w:t xml:space="preserve">Вениамин: </w:t>
+      </w:r>
+      <w:r>
+        <w:rPr>
+          <w:rFonts w:ascii="Times New Roman" w:hAnsi="Times New Roman" w:eastAsia="Malgun Gothic"/>
+          <w:b w:val="0"/>
+          <w:i w:val="0"/>
+          <w:sz w:val="22"/>
+        </w:rPr>
+        <w:t>Она всегда так: замечала и делала вид, что нет. Это тоже была форма заботы.</w:t>
+      </w:r>
+    </w:p>
+    <w:p>
+      <w:pPr>
+        <w:spacing w:before="0" w:after="110" w:line="300" w:lineRule="auto"/>
+      </w:pPr>
+      <w:r>
+        <w:rPr>
+          <w:rFonts w:ascii="Times New Roman" w:hAnsi="Times New Roman" w:eastAsia="Malgun Gothic"/>
+          <w:b/>
+          <w:i w:val="0"/>
+          <w:sz w:val="22"/>
+        </w:rPr>
+        <w:t xml:space="preserve">Настя: </w:t>
+      </w:r>
+      <w:r>
+        <w:rPr>
+          <w:rFonts w:ascii="Times New Roman" w:hAnsi="Times New Roman" w:eastAsia="Malgun Gothic"/>
+          <w:b w:val="0"/>
+          <w:i w:val="0"/>
+          <w:sz w:val="22"/>
+        </w:rPr>
+        <w:t>Сейчас я бы засмеялась вместе с ним.</w:t>
+      </w:r>
+    </w:p>
+    <w:p>
+      <w:pPr>
+        <w:spacing w:before="0" w:after="110" w:line="300" w:lineRule="auto"/>
+      </w:pPr>
+      <w:r>
+        <w:rPr>
+          <w:rFonts w:ascii="Times New Roman" w:hAnsi="Times New Roman" w:eastAsia="Malgun Gothic"/>
+          <w:b/>
+          <w:i w:val="0"/>
+          <w:sz w:val="22"/>
+        </w:rPr>
+        <w:t xml:space="preserve">Настя: </w:t>
       </w:r>
       <w:r>
         <w:rPr>
@@ -2180,7 +2406,7 @@
           <w:color w:val="555555"/>
           <w:sz w:val="22"/>
         </w:rPr>
-        <w:t>(подойдя к ящику с карточками)</w:t>
+        <w:t>(тихо)</w:t>
       </w:r>
       <w:r>
         <w:rPr>
@@ -2189,7 +2415,7 @@
           <w:i w:val="0"/>
           <w:sz w:val="22"/>
         </w:rPr>
-        <w:t xml:space="preserve"> Это её картотека?</w:t>
+        <w:t xml:space="preserve"> Иногда мне кажется, что он просто вышел за чаем. Вот-вот вернётся и скажет: «Анастасия Дмитриевна, проверьте ещё раз».</w:t>
       </w:r>
     </w:p>
     <w:p>
@@ -2212,7 +2438,7 @@
           <w:i w:val="0"/>
           <w:sz w:val="22"/>
         </w:rPr>
-        <w:t>Да. Скоро откроем публично: каждый документ — карточкой, с пометками на полях. Как у неё.</w:t>
+        <w:t>Он говорил это каждый день.</w:t>
       </w:r>
     </w:p>
     <w:p>
@@ -2226,7 +2452,16 @@
           <w:i w:val="0"/>
           <w:sz w:val="22"/>
         </w:rPr>
-        <w:t xml:space="preserve">Лёша: </w:t>
+        <w:t xml:space="preserve">Настя: </w:t>
+      </w:r>
+      <w:r>
+        <w:rPr>
+          <w:rFonts w:ascii="Times New Roman" w:hAnsi="Times New Roman" w:eastAsia="Malgun Gothic"/>
+          <w:b w:val="0"/>
+          <w:i w:val="0"/>
+          <w:sz w:val="22"/>
+        </w:rPr>
+        <w:t xml:space="preserve">И каждый раз я находила ошибку. Не свою. Его. </w:t>
       </w:r>
       <w:r>
         <w:rPr>
@@ -2236,7 +2471,7 @@
           <w:color w:val="555555"/>
           <w:sz w:val="22"/>
         </w:rPr>
-        <w:t>(перебирая карточки)</w:t>
+        <w:t>(Пауза.)</w:t>
       </w:r>
       <w:r>
         <w:rPr>
@@ -2245,7 +2480,7 @@
           <w:i w:val="0"/>
           <w:sz w:val="22"/>
         </w:rPr>
-        <w:t xml:space="preserve"> «Моим стихам, как драгоценным винам, настанет свой черёд». Цветаева — о стихах. А мне кажется, о любом труде, которого никто не замечал. Изольда Тимофеевна работала так, что её не замечали, и потому всё держалось.</w:t>
+        <w:t xml:space="preserve"> Знаете, я злилась на него сильнее, чем плакала. Что не сказал. Что решил один. Что оставил нас.</w:t>
       </w:r>
     </w:p>
     <w:p>
@@ -2259,7 +2494,99 @@
           <w:i w:val="0"/>
           <w:sz w:val="22"/>
         </w:rPr>
+        <w:t xml:space="preserve">Вениамин: </w:t>
+      </w:r>
+      <w:r>
+        <w:rPr>
+          <w:rFonts w:ascii="Times New Roman" w:hAnsi="Times New Roman" w:eastAsia="Malgun Gothic"/>
+          <w:b w:val="0"/>
+          <w:i w:val="0"/>
+          <w:sz w:val="22"/>
+        </w:rPr>
+        <w:t>Вы имеете право. Вы ему жена, а не только заместитель.</w:t>
+      </w:r>
+    </w:p>
+    <w:p>
+      <w:pPr>
+        <w:spacing w:before="0" w:after="110" w:line="300" w:lineRule="auto"/>
+      </w:pPr>
+      <w:r>
+        <w:rPr>
+          <w:rFonts w:ascii="Times New Roman" w:hAnsi="Times New Roman" w:eastAsia="Malgun Gothic"/>
+          <w:b/>
+          <w:i w:val="0"/>
+          <w:sz w:val="22"/>
+        </w:rPr>
         <w:t xml:space="preserve">Настя: </w:t>
+      </w:r>
+      <w:r>
+        <w:rPr>
+          <w:rFonts w:ascii="Times New Roman" w:hAnsi="Times New Roman" w:eastAsia="Malgun Gothic"/>
+          <w:b w:val="0"/>
+          <w:i w:val="0"/>
+          <w:sz w:val="22"/>
+        </w:rPr>
+        <w:t>Теперь понимаю: он был не один. Она знала. Сказала: «Либо публикуйте, либо выбросьте, но не носите». Он носил эту записку ещё много лет после её слов. И всё-таки сделал по её слову.</w:t>
+      </w:r>
+    </w:p>
+    <w:p>
+      <w:pPr>
+        <w:spacing w:before="0" w:after="110" w:line="300" w:lineRule="auto"/>
+      </w:pPr>
+      <w:r>
+        <w:rPr>
+          <w:rFonts w:ascii="Times New Roman" w:hAnsi="Times New Roman" w:eastAsia="Malgun Gothic"/>
+          <w:b/>
+          <w:i w:val="0"/>
+          <w:sz w:val="22"/>
+        </w:rPr>
+        <w:t xml:space="preserve">Вениамин: </w:t>
+      </w:r>
+      <w:r>
+        <w:rPr>
+          <w:rFonts w:ascii="Times New Roman" w:hAnsi="Times New Roman" w:eastAsia="Malgun Gothic"/>
+          <w:b w:val="0"/>
+          <w:i w:val="0"/>
+          <w:sz w:val="22"/>
+        </w:rPr>
+        <w:t>Опоздал.</w:t>
+      </w:r>
+    </w:p>
+    <w:p>
+      <w:pPr>
+        <w:spacing w:before="0" w:after="110" w:line="300" w:lineRule="auto"/>
+      </w:pPr>
+      <w:r>
+        <w:rPr>
+          <w:rFonts w:ascii="Times New Roman" w:hAnsi="Times New Roman" w:eastAsia="Malgun Gothic"/>
+          <w:b/>
+          <w:i w:val="0"/>
+          <w:sz w:val="22"/>
+        </w:rPr>
+        <w:t xml:space="preserve">Настя: </w:t>
+      </w:r>
+      <w:r>
+        <w:rPr>
+          <w:rFonts w:ascii="Times New Roman" w:hAnsi="Times New Roman" w:eastAsia="Malgun Gothic"/>
+          <w:b w:val="0"/>
+          <w:i w:val="0"/>
+          <w:sz w:val="22"/>
+        </w:rPr>
+        <w:t>Опоздал. Но сделал. Это ведь важнее, чем не опоздать.</w:t>
+      </w:r>
+    </w:p>
+    <w:p>
+      <w:pPr>
+        <w:spacing w:before="0" w:after="110" w:line="300" w:lineRule="auto"/>
+      </w:pPr>
+      <w:r>
+        <w:rPr>
+          <w:rFonts w:ascii="Times New Roman" w:hAnsi="Times New Roman" w:eastAsia="Malgun Gothic"/>
+          <w:b/>
+          <w:i w:val="0"/>
+          <w:sz w:val="22"/>
+        </w:rPr>
+        <w:t xml:space="preserve">Вениамин: </w:t>
       </w:r>
       <w:r>
         <w:rPr>
@@ -2278,7 +2605,7 @@
           <w:i w:val="0"/>
           <w:sz w:val="22"/>
         </w:rPr>
-        <w:t xml:space="preserve"> Вы думаете, теперь наступит её черёд?</w:t>
+        <w:t xml:space="preserve"> Она бы сказала: «Ну, наконец».</w:t>
       </w:r>
     </w:p>
     <w:p>
@@ -2292,7 +2619,7 @@
           <w:i w:val="0"/>
           <w:sz w:val="22"/>
         </w:rPr>
-        <w:t xml:space="preserve">Лёша: </w:t>
+        <w:t xml:space="preserve">Настя: </w:t>
       </w:r>
       <w:r>
         <w:rPr>
@@ -2301,7 +2628,7 @@
           <w:i w:val="0"/>
           <w:sz w:val="22"/>
         </w:rPr>
-        <w:t>Он уже наступает. Сегодня.</w:t>
+        <w:t>И налила бы чаю.</w:t>
       </w:r>
     </w:p>
     <w:p>
@@ -2315,7 +2642,7 @@
           <w:i w:val="0"/>
           <w:sz w:val="22"/>
         </w:rPr>
-        <w:t xml:space="preserve">Настя: </w:t>
+        <w:t xml:space="preserve">Вениамин: </w:t>
       </w:r>
       <w:r>
         <w:rPr>
@@ -2325,7 +2652,7 @@
           <w:color w:val="555555"/>
           <w:sz w:val="22"/>
         </w:rPr>
-        <w:t>(достав карточку)</w:t>
+        <w:t>(с трудом сдерживаясь)</w:t>
       </w:r>
       <w:r>
         <w:rPr>
@@ -2334,7 +2661,23 @@
           <w:i w:val="0"/>
           <w:sz w:val="22"/>
         </w:rPr>
-        <w:t xml:space="preserve"> Позвольте прочитать вам одну. «Н. Д. — лучший аналитик в стране и не знает об этом».</w:t>
+        <w:t xml:space="preserve"> И налила бы чаю.</w:t>
+      </w:r>
+    </w:p>
+    <w:p>
+      <w:pPr>
+        <w:keepNext/>
+        <w:spacing w:before="320" w:after="140"/>
+      </w:pPr>
+      <w:r>
+        <w:rPr>
+          <w:rFonts w:ascii="Times New Roman" w:hAnsi="Times New Roman" w:eastAsia="Malgun Gothic"/>
+          <w:b/>
+          <w:i w:val="0"/>
+          <w:color w:val="1F3864"/>
+          <w:sz w:val="26"/>
+        </w:rPr>
+        <w:t>장면 5 — 문서고 — 료샤가 차를 들고 도착하다, 나스탸의 승인 소식</w:t>
       </w:r>
     </w:p>
     <w:p>
@@ -2358,7 +2701,7 @@
           <w:color w:val="555555"/>
           <w:sz w:val="22"/>
         </w:rPr>
-        <w:t>(улыбнувшись)</w:t>
+        <w:t>(в дверях, без охраны, со свёртком в руках)</w:t>
       </w:r>
       <w:r>
         <w:rPr>
@@ -2367,7 +2710,7 @@
           <w:i w:val="0"/>
           <w:sz w:val="22"/>
         </w:rPr>
-        <w:t xml:space="preserve"> Она знала. И я знаю. Как раз хотел сказать: комиссия утвердила вас руководителем службы. Единогласно.</w:t>
+        <w:t xml:space="preserve"> Простите, что без стука. Охрана осталась на улице. Не хотел, чтобы они ходили по архиву.</w:t>
       </w:r>
     </w:p>
     <w:p>
@@ -2382,6 +2725,52 @@
           <w:sz w:val="22"/>
         </w:rPr>
         <w:t xml:space="preserve">Настя: </w:t>
+      </w:r>
+      <w:r>
+        <w:rPr>
+          <w:rFonts w:ascii="Times New Roman" w:hAnsi="Times New Roman" w:eastAsia="Malgun Gothic"/>
+          <w:b w:val="0"/>
+          <w:i w:val="0"/>
+          <w:sz w:val="22"/>
+        </w:rPr>
+        <w:t>Алексей Николаевич. Вы пришли.</w:t>
+      </w:r>
+    </w:p>
+    <w:p>
+      <w:pPr>
+        <w:spacing w:before="0" w:after="110" w:line="300" w:lineRule="auto"/>
+      </w:pPr>
+      <w:r>
+        <w:rPr>
+          <w:rFonts w:ascii="Times New Roman" w:hAnsi="Times New Roman" w:eastAsia="Malgun Gothic"/>
+          <w:b/>
+          <w:i w:val="0"/>
+          <w:sz w:val="22"/>
+        </w:rPr>
+        <w:t xml:space="preserve">Лёша: </w:t>
+      </w:r>
+      <w:r>
+        <w:rPr>
+          <w:rFonts w:ascii="Times New Roman" w:hAnsi="Times New Roman" w:eastAsia="Malgun Gothic"/>
+          <w:b w:val="0"/>
+          <w:i w:val="0"/>
+          <w:sz w:val="22"/>
+        </w:rPr>
+        <w:t>Обещал.</w:t>
+      </w:r>
+    </w:p>
+    <w:p>
+      <w:pPr>
+        <w:spacing w:before="0" w:after="110" w:line="300" w:lineRule="auto"/>
+      </w:pPr>
+      <w:r>
+        <w:rPr>
+          <w:rFonts w:ascii="Times New Roman" w:hAnsi="Times New Roman" w:eastAsia="Malgun Gothic"/>
+          <w:b/>
+          <w:i w:val="0"/>
+          <w:sz w:val="22"/>
+        </w:rPr>
+        <w:t xml:space="preserve">Вениамин: </w:t>
       </w:r>
       <w:r>
         <w:rPr>
@@ -2391,7 +2780,7 @@
           <w:color w:val="555555"/>
           <w:sz w:val="22"/>
         </w:rPr>
-        <w:t>(не сразу)</w:t>
+        <w:t>(быстро)</w:t>
       </w:r>
       <w:r>
         <w:rPr>
@@ -2400,7 +2789,7 @@
           <w:i w:val="0"/>
           <w:sz w:val="22"/>
         </w:rPr>
-        <w:t xml:space="preserve"> Единогласно?</w:t>
+        <w:t xml:space="preserve"> Садитесь, пожалуйста. Стульев — на три больше.</w:t>
       </w:r>
     </w:p>
     <w:p>
@@ -2415,153 +2804,6 @@
           <w:sz w:val="22"/>
         </w:rPr>
         <w:t xml:space="preserve">Лёша: </w:t>
-      </w:r>
-      <w:r>
-        <w:rPr>
-          <w:rFonts w:ascii="Times New Roman" w:hAnsi="Times New Roman" w:eastAsia="Malgun Gothic"/>
-          <w:b w:val="0"/>
-          <w:i w:val="0"/>
-          <w:sz w:val="22"/>
-        </w:rPr>
-        <w:t>Ветров присутствовал наблюдателем. Не голосовал. Но настоял, чтобы в протоколе была строка: «Преемник назван прежним руководителем письменно, за двое суток до его ухода».</w:t>
-      </w:r>
-    </w:p>
-    <w:p>
-      <w:pPr>
-        <w:spacing w:before="0" w:after="110" w:line="300" w:lineRule="auto"/>
-      </w:pPr>
-      <w:r>
-        <w:rPr>
-          <w:rFonts w:ascii="Times New Roman" w:hAnsi="Times New Roman" w:eastAsia="Malgun Gothic"/>
-          <w:b/>
-          <w:i w:val="0"/>
-          <w:sz w:val="22"/>
-        </w:rPr>
-        <w:t xml:space="preserve">Настя: </w:t>
-      </w:r>
-      <w:r>
-        <w:rPr>
-          <w:rFonts w:ascii="Times New Roman" w:hAnsi="Times New Roman" w:eastAsia="Malgun Gothic"/>
-          <w:b w:val="0"/>
-          <w:i w:val="0"/>
-          <w:sz w:val="22"/>
-        </w:rPr>
-        <w:t>Кирилл Андреевич сказал: «Правило преемника — я сам его одобрял».</w:t>
-      </w:r>
-    </w:p>
-    <w:p>
-      <w:pPr>
-        <w:spacing w:before="0" w:after="110" w:line="300" w:lineRule="auto"/>
-      </w:pPr>
-      <w:r>
-        <w:rPr>
-          <w:rFonts w:ascii="Times New Roman" w:hAnsi="Times New Roman" w:eastAsia="Malgun Gothic"/>
-          <w:b/>
-          <w:i w:val="0"/>
-          <w:sz w:val="22"/>
-        </w:rPr>
-        <w:t xml:space="preserve">Лёша: </w:t>
-      </w:r>
-      <w:r>
-        <w:rPr>
-          <w:rFonts w:ascii="Times New Roman" w:hAnsi="Times New Roman" w:eastAsia="Malgun Gothic"/>
-          <w:b w:val="0"/>
-          <w:i w:val="0"/>
-          <w:sz w:val="22"/>
-        </w:rPr>
-        <w:t>Он одобрил его на себе.</w:t>
-      </w:r>
-    </w:p>
-    <w:p>
-      <w:pPr>
-        <w:spacing w:before="0" w:after="110" w:line="300" w:lineRule="auto"/>
-      </w:pPr>
-      <w:r>
-        <w:rPr>
-          <w:rFonts w:ascii="Times New Roman" w:hAnsi="Times New Roman" w:eastAsia="Malgun Gothic"/>
-          <w:b/>
-          <w:i w:val="0"/>
-          <w:sz w:val="22"/>
-        </w:rPr>
-        <w:t xml:space="preserve">Настя: </w:t>
-      </w:r>
-      <w:r>
-        <w:rPr>
-          <w:rFonts w:ascii="Times New Roman" w:hAnsi="Times New Roman" w:eastAsia="Malgun Gothic"/>
-          <w:b w:val="0"/>
-          <w:i w:val="0"/>
-          <w:sz w:val="22"/>
-        </w:rPr>
-        <w:t>Я не могу принять это сегодня. Не в этот вечер.</w:t>
-      </w:r>
-    </w:p>
-    <w:p>
-      <w:pPr>
-        <w:spacing w:before="0" w:after="110" w:line="300" w:lineRule="auto"/>
-      </w:pPr>
-      <w:r>
-        <w:rPr>
-          <w:rFonts w:ascii="Times New Roman" w:hAnsi="Times New Roman" w:eastAsia="Malgun Gothic"/>
-          <w:b/>
-          <w:i w:val="0"/>
-          <w:sz w:val="22"/>
-        </w:rPr>
-        <w:t xml:space="preserve">Лёша: </w:t>
-      </w:r>
-      <w:r>
-        <w:rPr>
-          <w:rFonts w:ascii="Times New Roman" w:hAnsi="Times New Roman" w:eastAsia="Malgun Gothic"/>
-          <w:b w:val="0"/>
-          <w:i w:val="0"/>
-          <w:sz w:val="22"/>
-        </w:rPr>
-        <w:t>Сегодня — только чтобы вы знали. Принять можно завтра. Или через неделю. Комиссия не торопит.</w:t>
-      </w:r>
-    </w:p>
-    <w:p>
-      <w:pPr>
-        <w:spacing w:before="0" w:after="110" w:line="300" w:lineRule="auto"/>
-      </w:pPr>
-      <w:r>
-        <w:rPr>
-          <w:rFonts w:ascii="Times New Roman" w:hAnsi="Times New Roman" w:eastAsia="Malgun Gothic"/>
-          <w:b/>
-          <w:i w:val="0"/>
-          <w:sz w:val="22"/>
-        </w:rPr>
-        <w:t xml:space="preserve">Настя: </w:t>
-      </w:r>
-      <w:r>
-        <w:rPr>
-          <w:rFonts w:ascii="Times New Roman" w:hAnsi="Times New Roman" w:eastAsia="Malgun Gothic"/>
-          <w:b w:val="0"/>
-          <w:i w:val="0"/>
-          <w:sz w:val="22"/>
-        </w:rPr>
-        <w:t>Он бы сказал: «Не вместо, а после».</w:t>
-      </w:r>
-    </w:p>
-    <w:p>
-      <w:pPr>
-        <w:spacing w:before="0" w:after="110" w:line="300" w:lineRule="auto"/>
-      </w:pPr>
-      <w:r>
-        <w:rPr>
-          <w:rFonts w:ascii="Times New Roman" w:hAnsi="Times New Roman" w:eastAsia="Malgun Gothic"/>
-          <w:b/>
-          <w:i w:val="0"/>
-          <w:sz w:val="22"/>
-        </w:rPr>
-        <w:t xml:space="preserve">Лёша: </w:t>
-      </w:r>
-      <w:r>
-        <w:rPr>
-          <w:rFonts w:ascii="Times New Roman" w:hAnsi="Times New Roman" w:eastAsia="Malgun Gothic"/>
-          <w:b w:val="0"/>
-          <w:i w:val="0"/>
-          <w:sz w:val="22"/>
-        </w:rPr>
-        <w:t xml:space="preserve">Он так и сказал. </w:t>
       </w:r>
       <w:r>
         <w:rPr>
@@ -2571,7 +2813,7 @@
           <w:color w:val="555555"/>
           <w:sz w:val="22"/>
         </w:rPr>
-        <w:t>(Пауза.)</w:t>
+        <w:t>(с улыбкой оглядев ряды пустых стульев)</w:t>
       </w:r>
       <w:r>
         <w:rPr>
@@ -2580,7 +2822,7 @@
           <w:i w:val="0"/>
           <w:sz w:val="22"/>
         </w:rPr>
-        <w:t xml:space="preserve"> Однажды он заметил мне: «Я не хочу быть героем, Алексей Николаевич. Я хочу быть точным».</w:t>
+        <w:t xml:space="preserve"> Правило Изольды Тимофеевны?</w:t>
       </w:r>
     </w:p>
     <w:p>
@@ -2594,7 +2836,53 @@
           <w:i w:val="0"/>
           <w:sz w:val="22"/>
         </w:rPr>
-        <w:t xml:space="preserve">Настя: </w:t>
+        <w:t xml:space="preserve">Вениамин: </w:t>
+      </w:r>
+      <w:r>
+        <w:rPr>
+          <w:rFonts w:ascii="Times New Roman" w:hAnsi="Times New Roman" w:eastAsia="Malgun Gothic"/>
+          <w:b w:val="0"/>
+          <w:i w:val="0"/>
+          <w:sz w:val="22"/>
+        </w:rPr>
+        <w:t>Откуда вы знаете?</w:t>
+      </w:r>
+    </w:p>
+    <w:p>
+      <w:pPr>
+        <w:spacing w:before="0" w:after="110" w:line="300" w:lineRule="auto"/>
+      </w:pPr>
+      <w:r>
+        <w:rPr>
+          <w:rFonts w:ascii="Times New Roman" w:hAnsi="Times New Roman" w:eastAsia="Malgun Gothic"/>
+          <w:b/>
+          <w:i w:val="0"/>
+          <w:sz w:val="22"/>
+        </w:rPr>
+        <w:t xml:space="preserve">Лёша: </w:t>
+      </w:r>
+      <w:r>
+        <w:rPr>
+          <w:rFonts w:ascii="Times New Roman" w:hAnsi="Times New Roman" w:eastAsia="Malgun Gothic"/>
+          <w:b w:val="0"/>
+          <w:i w:val="0"/>
+          <w:sz w:val="22"/>
+        </w:rPr>
+        <w:t>Догадался. Кирилл Андреевич однажды сказал, что она считала гостей по-своему: с запасом.</w:t>
+      </w:r>
+    </w:p>
+    <w:p>
+      <w:pPr>
+        <w:spacing w:before="0" w:after="110" w:line="300" w:lineRule="auto"/>
+      </w:pPr>
+      <w:r>
+        <w:rPr>
+          <w:rFonts w:ascii="Times New Roman" w:hAnsi="Times New Roman" w:eastAsia="Malgun Gothic"/>
+          <w:b/>
+          <w:i w:val="0"/>
+          <w:sz w:val="22"/>
+        </w:rPr>
+        <w:t xml:space="preserve">Лёша: </w:t>
       </w:r>
       <w:r>
         <w:rPr>
@@ -2604,7 +2892,7 @@
           <w:color w:val="555555"/>
           <w:sz w:val="22"/>
         </w:rPr>
-        <w:t>(тихо)</w:t>
+        <w:t>(ставя свёрток на стол)</w:t>
       </w:r>
       <w:r>
         <w:rPr>
@@ -2613,7 +2901,7 @@
           <w:i w:val="0"/>
           <w:sz w:val="22"/>
         </w:rPr>
-        <w:t xml:space="preserve"> Он был и тем, и другим. Хотя первого не хотел.</w:t>
+        <w:t xml:space="preserve"> Я принёс чай. Обычный, хороший. Из дома. Мама передала. Сказала: «Отнеси. Так положено».</w:t>
       </w:r>
     </w:p>
     <w:p>
@@ -2627,30 +2915,7 @@
           <w:i w:val="0"/>
           <w:sz w:val="22"/>
         </w:rPr>
-        <w:t xml:space="preserve">Лёша: </w:t>
-      </w:r>
-      <w:r>
-        <w:rPr>
-          <w:rFonts w:ascii="Times New Roman" w:hAnsi="Times New Roman" w:eastAsia="Malgun Gothic"/>
-          <w:b w:val="0"/>
-          <w:i w:val="0"/>
-          <w:sz w:val="22"/>
-        </w:rPr>
-        <w:t>Расскажите мне что-нибудь о ней. Не о заслугах, а об обычном. Какой она была по утрам?</w:t>
-      </w:r>
-    </w:p>
-    <w:p>
-      <w:pPr>
-        <w:spacing w:before="0" w:after="110" w:line="300" w:lineRule="auto"/>
-      </w:pPr>
-      <w:r>
-        <w:rPr>
-          <w:rFonts w:ascii="Times New Roman" w:hAnsi="Times New Roman" w:eastAsia="Malgun Gothic"/>
-          <w:b/>
-          <w:i w:val="0"/>
-          <w:sz w:val="22"/>
-        </w:rPr>
-        <w:t xml:space="preserve">Вениамин: </w:t>
+        <w:t xml:space="preserve">Настя: </w:t>
       </w:r>
       <w:r>
         <w:rPr>
@@ -2660,7 +2925,7 @@
           <w:color w:val="555555"/>
           <w:sz w:val="22"/>
         </w:rPr>
-        <w:t>(после паузы)</w:t>
+        <w:t>(растроганно)</w:t>
       </w:r>
       <w:r>
         <w:rPr>
@@ -2669,7 +2934,7 @@
           <w:i w:val="0"/>
           <w:sz w:val="22"/>
         </w:rPr>
-        <w:t xml:space="preserve"> Приходила первой. Всегда за час до нас. Включала лампу, ставила чайник и разговаривала сама с собой вполголоса. Разбирала почту и комментировала: «Ну вот, опять». Мы думали, недовольна. Потом я понял: она разговаривала с каждым из нас. С теми, кто ещё не пришёл.</w:t>
+        <w:t xml:space="preserve"> Ваша мама знала?</w:t>
       </w:r>
     </w:p>
     <w:p>
@@ -2683,7 +2948,7 @@
           <w:i w:val="0"/>
           <w:sz w:val="22"/>
         </w:rPr>
-        <w:t xml:space="preserve">Настя: </w:t>
+        <w:t xml:space="preserve">Лёша: </w:t>
       </w:r>
       <w:r>
         <w:rPr>
@@ -2692,7 +2957,7 @@
           <w:i w:val="0"/>
           <w:sz w:val="22"/>
         </w:rPr>
-        <w:t>А я помню, как она сердилась, когда мы ели за рабочими столами. «Здесь не столовая!» И приносила тарелки. Чтобы мы ели по-человечески.</w:t>
+        <w:t>Знала только, что в таких случаях приносят чай.</w:t>
       </w:r>
     </w:p>
     <w:p>
@@ -2706,7 +2971,7 @@
           <w:i w:val="0"/>
           <w:sz w:val="22"/>
         </w:rPr>
-        <w:t xml:space="preserve">Лёша: </w:t>
+        <w:t xml:space="preserve">Вениамин: </w:t>
       </w:r>
       <w:r>
         <w:rPr>
@@ -2716,7 +2981,7 @@
           <w:color w:val="555555"/>
           <w:sz w:val="22"/>
         </w:rPr>
-        <w:t>(смеясь)</w:t>
+        <w:t>(наливая из чайника)</w:t>
       </w:r>
       <w:r>
         <w:rPr>
@@ -2725,23 +2990,7 @@
           <w:i w:val="0"/>
           <w:sz w:val="22"/>
         </w:rPr>
-        <w:t xml:space="preserve"> Очень похоже.</w:t>
-      </w:r>
-    </w:p>
-    <w:p>
-      <w:pPr>
-        <w:keepNext/>
-        <w:spacing w:before="320" w:after="140"/>
-      </w:pPr>
-      <w:r>
-        <w:rPr>
-          <w:rFonts w:ascii="Times New Roman" w:hAnsi="Times New Roman" w:eastAsia="Malgun Gothic"/>
-          <w:b/>
-          <w:i w:val="0"/>
-          <w:color w:val="1F3864"/>
-          <w:sz w:val="26"/>
-        </w:rPr>
-        <w:t>장면 5 — 문서고, 밤 — 식은 차, ‘-1번 항목’</w:t>
+        <w:t xml:space="preserve"> Тогда будем пить и за неё.</w:t>
       </w:r>
     </w:p>
     <w:p>
@@ -2765,7 +3014,7 @@
           <w:color w:val="555555"/>
           <w:sz w:val="22"/>
         </w:rPr>
-        <w:t>(поднимая чашку)</w:t>
+        <w:t>(глядя на зелёную лампу)</w:t>
       </w:r>
       <w:r>
         <w:rPr>
@@ -2774,7 +3023,7 @@
           <w:i w:val="0"/>
           <w:sz w:val="22"/>
         </w:rPr>
-        <w:t xml:space="preserve"> Я не умею говорить речи на поминках. Скажу одно, о чём думал на похоронах Кирилла Андреевича. Изольда Тимофеевна и Кирилл Андреевич ушли не зря. Не потому что «так надо». Потому что вы двое сидите здесь и решаете, как сделать архив открытым, а чай — горячим.</w:t>
+        <w:t xml:space="preserve"> Она ещё горит.</w:t>
       </w:r>
     </w:p>
     <w:p>
@@ -2788,7 +3037,53 @@
           <w:i w:val="0"/>
           <w:sz w:val="22"/>
         </w:rPr>
+        <w:t xml:space="preserve">Настя: </w:t>
+      </w:r>
+      <w:r>
+        <w:rPr>
+          <w:rFonts w:ascii="Times New Roman" w:hAnsi="Times New Roman" w:eastAsia="Malgun Gothic"/>
+          <w:b w:val="0"/>
+          <w:i w:val="0"/>
+          <w:sz w:val="22"/>
+        </w:rPr>
+        <w:t>В машине скорой Кирилл Андреевич спросил, выключила ли я лампу в архиве. Я сказала: нет. Он ответил: «Хорошо».</w:t>
+      </w:r>
+    </w:p>
+    <w:p>
+      <w:pPr>
+        <w:spacing w:before="0" w:after="110" w:line="300" w:lineRule="auto"/>
+      </w:pPr>
+      <w:r>
+        <w:rPr>
+          <w:rFonts w:ascii="Times New Roman" w:hAnsi="Times New Roman" w:eastAsia="Malgun Gothic"/>
+          <w:b/>
+          <w:i w:val="0"/>
+          <w:sz w:val="22"/>
+        </w:rPr>
         <w:t xml:space="preserve">Вениамин: </w:t>
+      </w:r>
+      <w:r>
+        <w:rPr>
+          <w:rFonts w:ascii="Times New Roman" w:hAnsi="Times New Roman" w:eastAsia="Malgun Gothic"/>
+          <w:b w:val="0"/>
+          <w:i w:val="0"/>
+          <w:sz w:val="22"/>
+        </w:rPr>
+        <w:t>Он знал, чья это лампа. Поэтому и спрашивал.</w:t>
+      </w:r>
+    </w:p>
+    <w:p>
+      <w:pPr>
+        <w:spacing w:before="0" w:after="110" w:line="300" w:lineRule="auto"/>
+      </w:pPr>
+      <w:r>
+        <w:rPr>
+          <w:rFonts w:ascii="Times New Roman" w:hAnsi="Times New Roman" w:eastAsia="Malgun Gothic"/>
+          <w:b/>
+          <w:i w:val="0"/>
+          <w:sz w:val="22"/>
+        </w:rPr>
+        <w:t xml:space="preserve">Лёша: </w:t>
       </w:r>
       <w:r>
         <w:rPr>
@@ -2798,7 +3093,7 @@
           <w:color w:val="555555"/>
           <w:sz w:val="22"/>
         </w:rPr>
-        <w:t>(сдержанно)</w:t>
+        <w:t>(подойдя к ящику с карточками)</w:t>
       </w:r>
       <w:r>
         <w:rPr>
@@ -2807,7 +3102,7 @@
           <w:i w:val="0"/>
           <w:sz w:val="22"/>
         </w:rPr>
-        <w:t xml:space="preserve"> Я, пожалуй, налью ещё.</w:t>
+        <w:t xml:space="preserve"> Это её картотека?</w:t>
       </w:r>
     </w:p>
     <w:p>
@@ -2821,7 +3116,30 @@
           <w:i w:val="0"/>
           <w:sz w:val="22"/>
         </w:rPr>
-        <w:t xml:space="preserve">Настя: </w:t>
+        <w:t xml:space="preserve">Вениамин: </w:t>
+      </w:r>
+      <w:r>
+        <w:rPr>
+          <w:rFonts w:ascii="Times New Roman" w:hAnsi="Times New Roman" w:eastAsia="Malgun Gothic"/>
+          <w:b w:val="0"/>
+          <w:i w:val="0"/>
+          <w:sz w:val="22"/>
+        </w:rPr>
+        <w:t>Да. Скоро откроем публично: каждый документ — карточкой, с пометками на полях. Как у неё.</w:t>
+      </w:r>
+    </w:p>
+    <w:p>
+      <w:pPr>
+        <w:spacing w:before="0" w:after="110" w:line="300" w:lineRule="auto"/>
+      </w:pPr>
+      <w:r>
+        <w:rPr>
+          <w:rFonts w:ascii="Times New Roman" w:hAnsi="Times New Roman" w:eastAsia="Malgun Gothic"/>
+          <w:b/>
+          <w:i w:val="0"/>
+          <w:sz w:val="22"/>
+        </w:rPr>
+        <w:t xml:space="preserve">Лёша: </w:t>
       </w:r>
       <w:r>
         <w:rPr>
@@ -2831,7 +3149,7 @@
           <w:color w:val="555555"/>
           <w:sz w:val="22"/>
         </w:rPr>
-        <w:t>(поднимая чашку)</w:t>
+        <w:t>(перебирая карточки)</w:t>
       </w:r>
       <w:r>
         <w:rPr>
@@ -2840,53 +3158,7 @@
           <w:i w:val="0"/>
           <w:sz w:val="22"/>
         </w:rPr>
-        <w:t xml:space="preserve"> За Изольду Тимофеевну. За то, что не говорила «горжусь», а просто ставила чашку.</w:t>
-      </w:r>
-    </w:p>
-    <w:p>
-      <w:pPr>
-        <w:spacing w:before="0" w:after="110" w:line="300" w:lineRule="auto"/>
-      </w:pPr>
-      <w:r>
-        <w:rPr>
-          <w:rFonts w:ascii="Times New Roman" w:hAnsi="Times New Roman" w:eastAsia="Malgun Gothic"/>
-          <w:b/>
-          <w:i w:val="0"/>
-          <w:sz w:val="22"/>
-        </w:rPr>
-        <w:t xml:space="preserve">Вениамин: </w:t>
-      </w:r>
-      <w:r>
-        <w:rPr>
-          <w:rFonts w:ascii="Times New Roman" w:hAnsi="Times New Roman" w:eastAsia="Malgun Gothic"/>
-          <w:b w:val="0"/>
-          <w:i w:val="0"/>
-          <w:sz w:val="22"/>
-        </w:rPr>
-        <w:t>За Кирилла Андреевича. За то, что опоздал ровно настолько, чтобы никто не забыл, как важно не опаздывать.</w:t>
-      </w:r>
-    </w:p>
-    <w:p>
-      <w:pPr>
-        <w:spacing w:before="0" w:after="110" w:line="300" w:lineRule="auto"/>
-      </w:pPr>
-      <w:r>
-        <w:rPr>
-          <w:rFonts w:ascii="Times New Roman" w:hAnsi="Times New Roman" w:eastAsia="Malgun Gothic"/>
-          <w:b/>
-          <w:i w:val="0"/>
-          <w:sz w:val="22"/>
-        </w:rPr>
-        <w:t xml:space="preserve">Лёша: </w:t>
-      </w:r>
-      <w:r>
-        <w:rPr>
-          <w:rFonts w:ascii="Times New Roman" w:hAnsi="Times New Roman" w:eastAsia="Malgun Gothic"/>
-          <w:b w:val="0"/>
-          <w:i w:val="0"/>
-          <w:sz w:val="22"/>
-        </w:rPr>
-        <w:t>За обоих.</w:t>
+        <w:t xml:space="preserve"> «Моим стихам, как драгоценным винам, настанет свой черёд». Цветаева — о стихах. А мне кажется, о любом труде, которого никто не замечал. Изольда Тимофеевна работала так, что её не замечали, и потому всё держалось.</w:t>
       </w:r>
     </w:p>
     <w:p>
@@ -2910,7 +3182,7 @@
           <w:color w:val="555555"/>
           <w:sz w:val="22"/>
         </w:rPr>
-        <w:t>(после паузы)</w:t>
+        <w:t>(тихо)</w:t>
       </w:r>
       <w:r>
         <w:rPr>
@@ -2919,7 +3191,7 @@
           <w:i w:val="0"/>
           <w:sz w:val="22"/>
         </w:rPr>
-        <w:t xml:space="preserve"> Хочу внести в регламент службы одну строку. Пункт ноль: «Сначала человеку — чай».</w:t>
+        <w:t xml:space="preserve"> Вы думаете, теперь наступит её черёд?</w:t>
       </w:r>
     </w:p>
     <w:p>
@@ -2933,7 +3205,7 @@
           <w:i w:val="0"/>
           <w:sz w:val="22"/>
         </w:rPr>
-        <w:t xml:space="preserve">Вениамин: </w:t>
+        <w:t xml:space="preserve">Лёша: </w:t>
       </w:r>
       <w:r>
         <w:rPr>
@@ -2942,7 +3214,7 @@
           <w:i w:val="0"/>
           <w:sz w:val="22"/>
         </w:rPr>
-        <w:t>Пункт ноль уже занят. Там «чай по расписанию».</w:t>
+        <w:t>Он уже наступает. Сегодня.</w:t>
       </w:r>
     </w:p>
     <w:p>
@@ -2957,29 +3229,6 @@
           <w:sz w:val="22"/>
         </w:rPr>
         <w:t xml:space="preserve">Настя: </w:t>
-      </w:r>
-      <w:r>
-        <w:rPr>
-          <w:rFonts w:ascii="Times New Roman" w:hAnsi="Times New Roman" w:eastAsia="Malgun Gothic"/>
-          <w:b w:val="0"/>
-          <w:i w:val="0"/>
-          <w:sz w:val="22"/>
-        </w:rPr>
-        <w:t>Тогда пункт минус один.</w:t>
-      </w:r>
-    </w:p>
-    <w:p>
-      <w:pPr>
-        <w:spacing w:before="0" w:after="110" w:line="300" w:lineRule="auto"/>
-      </w:pPr>
-      <w:r>
-        <w:rPr>
-          <w:rFonts w:ascii="Times New Roman" w:hAnsi="Times New Roman" w:eastAsia="Malgun Gothic"/>
-          <w:b/>
-          <w:i w:val="0"/>
-          <w:sz w:val="22"/>
-        </w:rPr>
-        <w:t xml:space="preserve">Лёша: </w:t>
       </w:r>
       <w:r>
         <w:rPr>
@@ -2989,7 +3238,7 @@
           <w:color w:val="555555"/>
           <w:sz w:val="22"/>
         </w:rPr>
-        <w:t>(замерев с чашкой в руке)</w:t>
+        <w:t>(достав карточку)</w:t>
       </w:r>
       <w:r>
         <w:rPr>
@@ -2998,7 +3247,7 @@
           <w:i w:val="0"/>
           <w:sz w:val="22"/>
         </w:rPr>
-        <w:t xml:space="preserve"> «Сначала чай, потом дела».</w:t>
+        <w:t xml:space="preserve"> Позвольте прочитать вам одну. «Н. Д. — лучший аналитик в стране и не знает об этом».</w:t>
       </w:r>
     </w:p>
     <w:p>
@@ -3012,85 +3261,7 @@
           <w:i w:val="0"/>
           <w:sz w:val="22"/>
         </w:rPr>
-        <w:t xml:space="preserve">Настя: </w:t>
-      </w:r>
-      <w:r>
-        <w:rPr>
-          <w:rFonts w:ascii="Times New Roman" w:hAnsi="Times New Roman" w:eastAsia="Malgun Gothic"/>
-          <w:b w:val="0"/>
-          <w:i w:val="0"/>
-          <w:sz w:val="22"/>
-        </w:rPr>
-        <w:t>Это тоже с её карточки?</w:t>
-      </w:r>
-    </w:p>
-    <w:p>
-      <w:pPr>
-        <w:spacing w:before="0" w:after="110" w:line="300" w:lineRule="auto"/>
-      </w:pPr>
-      <w:r>
-        <w:rPr>
-          <w:rFonts w:ascii="Times New Roman" w:hAnsi="Times New Roman" w:eastAsia="Malgun Gothic"/>
-          <w:b/>
-          <w:i w:val="0"/>
-          <w:sz w:val="22"/>
-        </w:rPr>
         <w:t xml:space="preserve">Лёша: </w:t>
-      </w:r>
-      <w:r>
-        <w:rPr>
-          <w:rFonts w:ascii="Times New Roman" w:hAnsi="Times New Roman" w:eastAsia="Malgun Gothic"/>
-          <w:b w:val="0"/>
-          <w:i w:val="0"/>
-          <w:sz w:val="22"/>
-        </w:rPr>
-        <w:t>Нет. Это Виктор Петрович, мой учитель. Кто бы к нему ни пришёл — вдова, шахтёр, человек с повесткой в кармане, — он сначала ставил чайник. А я, молодой и очень умный, сидел рядом и считал, что он теряет время.</w:t>
-      </w:r>
-    </w:p>
-    <w:p>
-      <w:pPr>
-        <w:spacing w:before="0" w:after="110" w:line="300" w:lineRule="auto"/>
-      </w:pPr>
-      <w:r>
-        <w:rPr>
-          <w:rFonts w:ascii="Times New Roman" w:hAnsi="Times New Roman" w:eastAsia="Malgun Gothic"/>
-          <w:b/>
-          <w:i w:val="0"/>
-          <w:sz w:val="22"/>
-        </w:rPr>
-        <w:t xml:space="preserve">Вениамин: </w:t>
-      </w:r>
-      <w:r>
-        <w:rPr>
-          <w:rFonts w:ascii="Times New Roman" w:hAnsi="Times New Roman" w:eastAsia="Malgun Gothic"/>
-          <w:b w:val="0"/>
-          <w:i w:val="0"/>
-          <w:sz w:val="22"/>
-        </w:rPr>
-        <w:t>И что вы делали?</w:t>
-      </w:r>
-    </w:p>
-    <w:p>
-      <w:pPr>
-        <w:spacing w:before="0" w:after="110" w:line="300" w:lineRule="auto"/>
-      </w:pPr>
-      <w:r>
-        <w:rPr>
-          <w:rFonts w:ascii="Times New Roman" w:hAnsi="Times New Roman" w:eastAsia="Malgun Gothic"/>
-          <w:b/>
-          <w:i w:val="0"/>
-          <w:sz w:val="22"/>
-        </w:rPr>
-        <w:t xml:space="preserve">Лёша: </w:t>
-      </w:r>
-      <w:r>
-        <w:rPr>
-          <w:rFonts w:ascii="Times New Roman" w:hAnsi="Times New Roman" w:eastAsia="Malgun Gothic"/>
-          <w:b w:val="0"/>
-          <w:i w:val="0"/>
-          <w:sz w:val="22"/>
-        </w:rPr>
-        <w:t xml:space="preserve">Смотрел на часы. </w:t>
       </w:r>
       <w:r>
         <w:rPr>
@@ -3100,7 +3271,7 @@
           <w:color w:val="555555"/>
           <w:sz w:val="22"/>
         </w:rPr>
-        <w:t>(Усмехнувшись.)</w:t>
+        <w:t>(улыбнувшись)</w:t>
       </w:r>
       <w:r>
         <w:rPr>
@@ -3109,7 +3280,7 @@
           <w:i w:val="0"/>
           <w:sz w:val="22"/>
         </w:rPr>
-        <w:t xml:space="preserve"> Они ведь, насколько я знаю, даже не были знакомы. А правило одно и то же.</w:t>
+        <w:t xml:space="preserve"> Она знала. И я знаю. Как раз хотел сказать: комиссия утвердила вас руководителем службы. Единогласно.</w:t>
       </w:r>
     </w:p>
     <w:p>
@@ -3124,75 +3295,6 @@
           <w:sz w:val="22"/>
         </w:rPr>
         <w:t xml:space="preserve">Настя: </w:t>
-      </w:r>
-      <w:r>
-        <w:rPr>
-          <w:rFonts w:ascii="Times New Roman" w:hAnsi="Times New Roman" w:eastAsia="Malgun Gothic"/>
-          <w:b w:val="0"/>
-          <w:i w:val="0"/>
-          <w:sz w:val="22"/>
-        </w:rPr>
-        <w:t>Может быть, правило просто старше их обоих.</w:t>
-      </w:r>
-    </w:p>
-    <w:p>
-      <w:pPr>
-        <w:spacing w:before="0" w:after="110" w:line="300" w:lineRule="auto"/>
-      </w:pPr>
-      <w:r>
-        <w:rPr>
-          <w:rFonts w:ascii="Times New Roman" w:hAnsi="Times New Roman" w:eastAsia="Malgun Gothic"/>
-          <w:b/>
-          <w:i w:val="0"/>
-          <w:sz w:val="22"/>
-        </w:rPr>
-        <w:t xml:space="preserve">Лёша: </w:t>
-      </w:r>
-      <w:r>
-        <w:rPr>
-          <w:rFonts w:ascii="Times New Roman" w:hAnsi="Times New Roman" w:eastAsia="Malgun Gothic"/>
-          <w:b w:val="0"/>
-          <w:i w:val="0"/>
-          <w:sz w:val="22"/>
-        </w:rPr>
-        <w:t>Может быть. Обидно только, что я выучил его дважды — и оба раза с опозданием.</w:t>
-      </w:r>
-    </w:p>
-    <w:p>
-      <w:pPr>
-        <w:spacing w:before="0" w:after="110" w:line="300" w:lineRule="auto"/>
-      </w:pPr>
-      <w:r>
-        <w:rPr>
-          <w:rFonts w:ascii="Times New Roman" w:hAnsi="Times New Roman" w:eastAsia="Malgun Gothic"/>
-          <w:b/>
-          <w:i w:val="0"/>
-          <w:sz w:val="22"/>
-        </w:rPr>
-        <w:t xml:space="preserve">Вениамин: </w:t>
-      </w:r>
-      <w:r>
-        <w:rPr>
-          <w:rFonts w:ascii="Times New Roman" w:hAnsi="Times New Roman" w:eastAsia="Malgun Gothic"/>
-          <w:b w:val="0"/>
-          <w:i w:val="0"/>
-          <w:sz w:val="22"/>
-        </w:rPr>
-        <w:t>Зато теперь оно будет в регламенте. Опоздать в третий раз не получится.</w:t>
-      </w:r>
-    </w:p>
-    <w:p>
-      <w:pPr>
-        <w:spacing w:before="0" w:after="110" w:line="300" w:lineRule="auto"/>
-      </w:pPr>
-      <w:r>
-        <w:rPr>
-          <w:rFonts w:ascii="Times New Roman" w:hAnsi="Times New Roman" w:eastAsia="Malgun Gothic"/>
-          <w:b/>
-          <w:i w:val="0"/>
-          <w:sz w:val="22"/>
-        </w:rPr>
-        <w:t xml:space="preserve">Лёша: </w:t>
       </w:r>
       <w:r>
         <w:rPr>
@@ -3202,7 +3304,7 @@
           <w:color w:val="555555"/>
           <w:sz w:val="22"/>
         </w:rPr>
-        <w:t>(улыбаясь)</w:t>
+        <w:t>(не сразу)</w:t>
       </w:r>
       <w:r>
         <w:rPr>
@@ -3211,7 +3313,7 @@
           <w:i w:val="0"/>
           <w:sz w:val="22"/>
         </w:rPr>
-        <w:t xml:space="preserve"> Внесите. А я включу это в стандарт приёма граждан. Любой, кто приходит в государственную приёмную с бедой, сначала получает возможность сесть и согреться. Потом — вопросы.</w:t>
+        <w:t xml:space="preserve"> Единогласно?</w:t>
       </w:r>
     </w:p>
     <w:p>
@@ -3225,7 +3327,7 @@
           <w:i w:val="0"/>
           <w:sz w:val="22"/>
         </w:rPr>
-        <w:t xml:space="preserve">Вениамин: </w:t>
+        <w:t xml:space="preserve">Лёша: </w:t>
       </w:r>
       <w:r>
         <w:rPr>
@@ -3234,7 +3336,7 @@
           <w:i w:val="0"/>
           <w:sz w:val="22"/>
         </w:rPr>
-        <w:t>Изольда Тимофеевна стала бы нормой закона. Она бы возмутилась.</w:t>
+        <w:t>Ветров присутствовал наблюдателем. Не голосовал. Но настоял, чтобы в протоколе была строка: «Преемник назван прежним руководителем письменно, за двое суток до его ухода».</w:t>
       </w:r>
     </w:p>
     <w:p>
@@ -3257,7 +3359,7 @@
           <w:i w:val="0"/>
           <w:sz w:val="22"/>
         </w:rPr>
-        <w:t>И налила бы чаю.</w:t>
+        <w:t>Кирилл Андреевич сказал: «Правило преемника — я сам его одобрял».</w:t>
       </w:r>
     </w:p>
     <w:p>
@@ -3272,6 +3374,107 @@
           <w:sz w:val="22"/>
         </w:rPr>
         <w:t xml:space="preserve">Лёша: </w:t>
+      </w:r>
+      <w:r>
+        <w:rPr>
+          <w:rFonts w:ascii="Times New Roman" w:hAnsi="Times New Roman" w:eastAsia="Malgun Gothic"/>
+          <w:b w:val="0"/>
+          <w:i w:val="0"/>
+          <w:sz w:val="22"/>
+        </w:rPr>
+        <w:t>Он одобрил его на себе.</w:t>
+      </w:r>
+    </w:p>
+    <w:p>
+      <w:pPr>
+        <w:spacing w:before="0" w:after="110" w:line="300" w:lineRule="auto"/>
+      </w:pPr>
+      <w:r>
+        <w:rPr>
+          <w:rFonts w:ascii="Times New Roman" w:hAnsi="Times New Roman" w:eastAsia="Malgun Gothic"/>
+          <w:b/>
+          <w:i w:val="0"/>
+          <w:sz w:val="22"/>
+        </w:rPr>
+        <w:t xml:space="preserve">Настя: </w:t>
+      </w:r>
+      <w:r>
+        <w:rPr>
+          <w:rFonts w:ascii="Times New Roman" w:hAnsi="Times New Roman" w:eastAsia="Malgun Gothic"/>
+          <w:b w:val="0"/>
+          <w:i w:val="0"/>
+          <w:sz w:val="22"/>
+        </w:rPr>
+        <w:t>Я не могу принять это сегодня. Не в этот вечер.</w:t>
+      </w:r>
+    </w:p>
+    <w:p>
+      <w:pPr>
+        <w:spacing w:before="0" w:after="110" w:line="300" w:lineRule="auto"/>
+      </w:pPr>
+      <w:r>
+        <w:rPr>
+          <w:rFonts w:ascii="Times New Roman" w:hAnsi="Times New Roman" w:eastAsia="Malgun Gothic"/>
+          <w:b/>
+          <w:i w:val="0"/>
+          <w:sz w:val="22"/>
+        </w:rPr>
+        <w:t xml:space="preserve">Лёша: </w:t>
+      </w:r>
+      <w:r>
+        <w:rPr>
+          <w:rFonts w:ascii="Times New Roman" w:hAnsi="Times New Roman" w:eastAsia="Malgun Gothic"/>
+          <w:b w:val="0"/>
+          <w:i w:val="0"/>
+          <w:sz w:val="22"/>
+        </w:rPr>
+        <w:t>Сегодня — только чтобы вы знали. Принять можно завтра. Или через неделю. Комиссия не торопит.</w:t>
+      </w:r>
+    </w:p>
+    <w:p>
+      <w:pPr>
+        <w:spacing w:before="0" w:after="110" w:line="300" w:lineRule="auto"/>
+      </w:pPr>
+      <w:r>
+        <w:rPr>
+          <w:rFonts w:ascii="Times New Roman" w:hAnsi="Times New Roman" w:eastAsia="Malgun Gothic"/>
+          <w:b/>
+          <w:i w:val="0"/>
+          <w:sz w:val="22"/>
+        </w:rPr>
+        <w:t xml:space="preserve">Настя: </w:t>
+      </w:r>
+      <w:r>
+        <w:rPr>
+          <w:rFonts w:ascii="Times New Roman" w:hAnsi="Times New Roman" w:eastAsia="Malgun Gothic"/>
+          <w:b w:val="0"/>
+          <w:i w:val="0"/>
+          <w:sz w:val="22"/>
+        </w:rPr>
+        <w:t>Он бы сказал: «Не вместо, а после».</w:t>
+      </w:r>
+    </w:p>
+    <w:p>
+      <w:pPr>
+        <w:spacing w:before="0" w:after="110" w:line="300" w:lineRule="auto"/>
+      </w:pPr>
+      <w:r>
+        <w:rPr>
+          <w:rFonts w:ascii="Times New Roman" w:hAnsi="Times New Roman" w:eastAsia="Malgun Gothic"/>
+          <w:b/>
+          <w:i w:val="0"/>
+          <w:sz w:val="22"/>
+        </w:rPr>
+        <w:t xml:space="preserve">Лёша: </w:t>
+      </w:r>
+      <w:r>
+        <w:rPr>
+          <w:rFonts w:ascii="Times New Roman" w:hAnsi="Times New Roman" w:eastAsia="Malgun Gothic"/>
+          <w:b w:val="0"/>
+          <w:i w:val="0"/>
+          <w:sz w:val="22"/>
+        </w:rPr>
+        <w:t xml:space="preserve">Он так и сказал. </w:t>
       </w:r>
       <w:r>
         <w:rPr>
@@ -3281,7 +3484,7 @@
           <w:color w:val="555555"/>
           <w:sz w:val="22"/>
         </w:rPr>
-        <w:t>(тихо)</w:t>
+        <w:t>(Пауза.)</w:t>
       </w:r>
       <w:r>
         <w:rPr>
@@ -3290,7 +3493,7 @@
           <w:i w:val="0"/>
           <w:sz w:val="22"/>
         </w:rPr>
-        <w:t xml:space="preserve"> Странно. Я пришёл вас утешать, а ухожу утешенным.</w:t>
+        <w:t xml:space="preserve"> Однажды он заметил мне: «Я не хочу быть героем, Алексей Николаевич. Я хочу быть точным».</w:t>
       </w:r>
     </w:p>
     <w:p>
@@ -3305,98 +3508,6 @@
           <w:sz w:val="22"/>
         </w:rPr>
         <w:t xml:space="preserve">Настя: </w:t>
-      </w:r>
-      <w:r>
-        <w:rPr>
-          <w:rFonts w:ascii="Times New Roman" w:hAnsi="Times New Roman" w:eastAsia="Malgun Gothic"/>
-          <w:b w:val="0"/>
-          <w:i w:val="0"/>
-          <w:sz w:val="22"/>
-        </w:rPr>
-        <w:t>Так обычно и бывает. Она этому научила.</w:t>
-      </w:r>
-    </w:p>
-    <w:p>
-      <w:pPr>
-        <w:spacing w:before="0" w:after="110" w:line="300" w:lineRule="auto"/>
-      </w:pPr>
-      <w:r>
-        <w:rPr>
-          <w:rFonts w:ascii="Times New Roman" w:hAnsi="Times New Roman" w:eastAsia="Malgun Gothic"/>
-          <w:b/>
-          <w:i w:val="0"/>
-          <w:sz w:val="22"/>
-        </w:rPr>
-        <w:t xml:space="preserve">Вениамин: </w:t>
-      </w:r>
-      <w:r>
-        <w:rPr>
-          <w:rFonts w:ascii="Times New Roman" w:hAnsi="Times New Roman" w:eastAsia="Malgun Gothic"/>
-          <w:b w:val="0"/>
-          <w:i w:val="0"/>
-          <w:sz w:val="22"/>
-        </w:rPr>
-        <w:t>Пора закрываться. Только лампу я не выключаю.</w:t>
-      </w:r>
-    </w:p>
-    <w:p>
-      <w:pPr>
-        <w:spacing w:before="0" w:after="110" w:line="300" w:lineRule="auto"/>
-      </w:pPr>
-      <w:r>
-        <w:rPr>
-          <w:rFonts w:ascii="Times New Roman" w:hAnsi="Times New Roman" w:eastAsia="Malgun Gothic"/>
-          <w:b/>
-          <w:i w:val="0"/>
-          <w:sz w:val="22"/>
-        </w:rPr>
-        <w:t xml:space="preserve">Настя: </w:t>
-      </w:r>
-      <w:r>
-        <w:rPr>
-          <w:rFonts w:ascii="Times New Roman" w:hAnsi="Times New Roman" w:eastAsia="Malgun Gothic"/>
-          <w:b w:val="0"/>
-          <w:i w:val="0"/>
-          <w:sz w:val="22"/>
-        </w:rPr>
-        <w:t>Пусть горит всю ночь.</w:t>
-      </w:r>
-    </w:p>
-    <w:p>
-      <w:pPr>
-        <w:spacing w:before="0" w:after="110" w:line="300" w:lineRule="auto"/>
-      </w:pPr>
-      <w:r>
-        <w:rPr>
-          <w:rFonts w:ascii="Times New Roman" w:hAnsi="Times New Roman" w:eastAsia="Malgun Gothic"/>
-          <w:b/>
-          <w:i w:val="0"/>
-          <w:sz w:val="22"/>
-        </w:rPr>
-        <w:t xml:space="preserve">Лёша: </w:t>
-      </w:r>
-      <w:r>
-        <w:rPr>
-          <w:rFonts w:ascii="Times New Roman" w:hAnsi="Times New Roman" w:eastAsia="Malgun Gothic"/>
-          <w:b w:val="0"/>
-          <w:i w:val="0"/>
-          <w:sz w:val="22"/>
-        </w:rPr>
-        <w:t>Пусть.</w:t>
-      </w:r>
-    </w:p>
-    <w:p>
-      <w:pPr>
-        <w:spacing w:before="0" w:after="110" w:line="300" w:lineRule="auto"/>
-      </w:pPr>
-      <w:r>
-        <w:rPr>
-          <w:rFonts w:ascii="Times New Roman" w:hAnsi="Times New Roman" w:eastAsia="Malgun Gothic"/>
-          <w:b/>
-          <w:i w:val="0"/>
-          <w:sz w:val="22"/>
-        </w:rPr>
-        <w:t xml:space="preserve">Вениамин: </w:t>
       </w:r>
       <w:r>
         <w:rPr>
@@ -3406,7 +3517,7 @@
           <w:color w:val="555555"/>
           <w:sz w:val="22"/>
         </w:rPr>
-        <w:t>(заглянув в чайник)</w:t>
+        <w:t>(тихо)</w:t>
       </w:r>
       <w:r>
         <w:rPr>
@@ -3415,7 +3526,7 @@
           <w:i w:val="0"/>
           <w:sz w:val="22"/>
         </w:rPr>
-        <w:t xml:space="preserve"> Чай остыл.</w:t>
+        <w:t xml:space="preserve"> Он был и тем, и другим. Хотя первого не хотел.</w:t>
       </w:r>
     </w:p>
     <w:p>
@@ -3429,7 +3540,30 @@
           <w:i w:val="0"/>
           <w:sz w:val="22"/>
         </w:rPr>
-        <w:t xml:space="preserve">Настя: </w:t>
+        <w:t xml:space="preserve">Лёша: </w:t>
+      </w:r>
+      <w:r>
+        <w:rPr>
+          <w:rFonts w:ascii="Times New Roman" w:hAnsi="Times New Roman" w:eastAsia="Malgun Gothic"/>
+          <w:b w:val="0"/>
+          <w:i w:val="0"/>
+          <w:sz w:val="22"/>
+        </w:rPr>
+        <w:t>Расскажите мне что-нибудь о ней. Не о заслугах, а об обычном. Какой она была по утрам?</w:t>
+      </w:r>
+    </w:p>
+    <w:p>
+      <w:pPr>
+        <w:spacing w:before="0" w:after="110" w:line="300" w:lineRule="auto"/>
+      </w:pPr>
+      <w:r>
+        <w:rPr>
+          <w:rFonts w:ascii="Times New Roman" w:hAnsi="Times New Roman" w:eastAsia="Malgun Gothic"/>
+          <w:b/>
+          <w:i w:val="0"/>
+          <w:sz w:val="22"/>
+        </w:rPr>
+        <w:t xml:space="preserve">Вениамин: </w:t>
       </w:r>
       <w:r>
         <w:rPr>
@@ -3439,7 +3573,7 @@
           <w:color w:val="555555"/>
           <w:sz w:val="22"/>
         </w:rPr>
-        <w:t>(слабо улыбнувшись)</w:t>
+        <w:t>(после паузы)</w:t>
       </w:r>
       <w:r>
         <w:rPr>
@@ -3448,7 +3582,7 @@
           <w:i w:val="0"/>
           <w:sz w:val="22"/>
         </w:rPr>
-        <w:t xml:space="preserve"> Тогда поставим новый.</w:t>
+        <w:t xml:space="preserve"> Приходила первой. Всегда за час до нас. Включала лампу, ставила чайник и разговаривала сама с собой вполголоса. Разбирала почту и комментировала: «Ну вот, опять». Мы думали, недовольна. Потом я понял: она разговаривала с каждым из нас. С теми, кто ещё не пришёл.</w:t>
       </w:r>
     </w:p>
     <w:p>
@@ -3462,7 +3596,7 @@
           <w:i w:val="0"/>
           <w:sz w:val="22"/>
         </w:rPr>
-        <w:t xml:space="preserve">Вениамин: </w:t>
+        <w:t xml:space="preserve">Настя: </w:t>
       </w:r>
       <w:r>
         <w:rPr>
@@ -3471,30 +3605,7 @@
           <w:i w:val="0"/>
           <w:sz w:val="22"/>
         </w:rPr>
-        <w:t>По расписанию?</w:t>
-      </w:r>
-    </w:p>
-    <w:p>
-      <w:pPr>
-        <w:spacing w:before="0" w:after="110" w:line="300" w:lineRule="auto"/>
-      </w:pPr>
-      <w:r>
-        <w:rPr>
-          <w:rFonts w:ascii="Times New Roman" w:hAnsi="Times New Roman" w:eastAsia="Malgun Gothic"/>
-          <w:b/>
-          <w:i w:val="0"/>
-          <w:sz w:val="22"/>
-        </w:rPr>
-        <w:t xml:space="preserve">Настя: </w:t>
-      </w:r>
-      <w:r>
-        <w:rPr>
-          <w:rFonts w:ascii="Times New Roman" w:hAnsi="Times New Roman" w:eastAsia="Malgun Gothic"/>
-          <w:b w:val="0"/>
-          <w:i w:val="0"/>
-          <w:sz w:val="22"/>
-        </w:rPr>
-        <w:t>По расписанию.</w:t>
+        <w:t>А я помню, как она сердилась, когда мы ели за рабочими столами. «Здесь не столовая!» И приносила тарелки. Чтобы мы ели по-человечески.</w:t>
       </w:r>
     </w:p>
     <w:p>
@@ -3518,7 +3629,7 @@
           <w:color w:val="555555"/>
           <w:sz w:val="22"/>
         </w:rPr>
-        <w:t>(вставая)</w:t>
+        <w:t>(смеясь)</w:t>
       </w:r>
       <w:r>
         <w:rPr>
@@ -3527,30 +3638,23 @@
           <w:i w:val="0"/>
           <w:sz w:val="22"/>
         </w:rPr>
-        <w:t xml:space="preserve"> Я приду ещё. Не как президент. Просто выпить чаю.</w:t>
+        <w:t xml:space="preserve"> Очень похоже.</w:t>
       </w:r>
     </w:p>
     <w:p>
       <w:pPr>
-        <w:spacing w:before="0" w:after="110" w:line="300" w:lineRule="auto"/>
+        <w:keepNext/>
+        <w:spacing w:before="320" w:after="140"/>
       </w:pPr>
       <w:r>
         <w:rPr>
           <w:rFonts w:ascii="Times New Roman" w:hAnsi="Times New Roman" w:eastAsia="Malgun Gothic"/>
           <w:b/>
           <w:i w:val="0"/>
-          <w:sz w:val="22"/>
-        </w:rPr>
-        <w:t xml:space="preserve">Настя: </w:t>
-      </w:r>
-      <w:r>
-        <w:rPr>
-          <w:rFonts w:ascii="Times New Roman" w:hAnsi="Times New Roman" w:eastAsia="Malgun Gothic"/>
-          <w:b w:val="0"/>
-          <w:i w:val="0"/>
-          <w:sz w:val="22"/>
-        </w:rPr>
-        <w:t>Будем ждать.</w:t>
+          <w:color w:val="1F3864"/>
+          <w:sz w:val="26"/>
+        </w:rPr>
+        <w:t>장면 6 — 문서고, 밤 — 식은 차, ‘-1번 항목’</w:t>
       </w:r>
     </w:p>
     <w:p>
@@ -3564,20 +3668,829 @@
           <w:i w:val="0"/>
           <w:sz w:val="22"/>
         </w:rPr>
-        <w:t xml:space="preserve">Вениамин: </w:t>
+        <w:t xml:space="preserve">Лёша: </w:t>
       </w:r>
       <w:r>
         <w:rPr>
           <w:rFonts w:ascii="Times New Roman" w:hAnsi="Times New Roman" w:eastAsia="Malgun Gothic"/>
           <w:b w:val="0"/>
-          <w:i w:val="0"/>
-          <w:sz w:val="22"/>
-        </w:rPr>
-        <w:t>Стульев — на три больше.</w:t>
+          <w:i/>
+          <w:color w:val="555555"/>
+          <w:sz w:val="22"/>
+        </w:rPr>
+        <w:t>(поднимая чашку)</w:t>
+      </w:r>
+      <w:r>
+        <w:rPr>
+          <w:rFonts w:ascii="Times New Roman" w:hAnsi="Times New Roman" w:eastAsia="Malgun Gothic"/>
+          <w:b w:val="0"/>
+          <w:i w:val="0"/>
+          <w:sz w:val="22"/>
+        </w:rPr>
+        <w:t xml:space="preserve"> Я не умею говорить речи на поминках. Скажу одно, о чём думал на похоронах Кирилла Андреевича. Изольда Тимофеевна и Кирилл Андреевич ушли не зря. Не потому что «так надо». Потому что вы двое сидите здесь и решаете, как сделать архив открытым, а чай — горячим.</w:t>
       </w:r>
     </w:p>
     <w:p>
       <w:pPr>
+        <w:spacing w:before="0" w:after="110" w:line="300" w:lineRule="auto"/>
+      </w:pPr>
+      <w:r>
+        <w:rPr>
+          <w:rFonts w:ascii="Times New Roman" w:hAnsi="Times New Roman" w:eastAsia="Malgun Gothic"/>
+          <w:b/>
+          <w:i w:val="0"/>
+          <w:sz w:val="22"/>
+        </w:rPr>
+        <w:t xml:space="preserve">Вениамин: </w:t>
+      </w:r>
+      <w:r>
+        <w:rPr>
+          <w:rFonts w:ascii="Times New Roman" w:hAnsi="Times New Roman" w:eastAsia="Malgun Gothic"/>
+          <w:b w:val="0"/>
+          <w:i/>
+          <w:color w:val="555555"/>
+          <w:sz w:val="22"/>
+        </w:rPr>
+        <w:t>(сдержанно)</w:t>
+      </w:r>
+      <w:r>
+        <w:rPr>
+          <w:rFonts w:ascii="Times New Roman" w:hAnsi="Times New Roman" w:eastAsia="Malgun Gothic"/>
+          <w:b w:val="0"/>
+          <w:i w:val="0"/>
+          <w:sz w:val="22"/>
+        </w:rPr>
+        <w:t xml:space="preserve"> Я, пожалуй, налью ещё.</w:t>
+      </w:r>
+    </w:p>
+    <w:p>
+      <w:pPr>
+        <w:spacing w:before="0" w:after="110" w:line="300" w:lineRule="auto"/>
+      </w:pPr>
+      <w:r>
+        <w:rPr>
+          <w:rFonts w:ascii="Times New Roman" w:hAnsi="Times New Roman" w:eastAsia="Malgun Gothic"/>
+          <w:b/>
+          <w:i w:val="0"/>
+          <w:sz w:val="22"/>
+        </w:rPr>
+        <w:t xml:space="preserve">Настя: </w:t>
+      </w:r>
+      <w:r>
+        <w:rPr>
+          <w:rFonts w:ascii="Times New Roman" w:hAnsi="Times New Roman" w:eastAsia="Malgun Gothic"/>
+          <w:b w:val="0"/>
+          <w:i/>
+          <w:color w:val="555555"/>
+          <w:sz w:val="22"/>
+        </w:rPr>
+        <w:t>(поднимая чашку)</w:t>
+      </w:r>
+      <w:r>
+        <w:rPr>
+          <w:rFonts w:ascii="Times New Roman" w:hAnsi="Times New Roman" w:eastAsia="Malgun Gothic"/>
+          <w:b w:val="0"/>
+          <w:i w:val="0"/>
+          <w:sz w:val="22"/>
+        </w:rPr>
+        <w:t xml:space="preserve"> За Изольду Тимофеевну. За то, что не говорила «горжусь», а просто ставила чашку.</w:t>
+      </w:r>
+    </w:p>
+    <w:p>
+      <w:pPr>
+        <w:spacing w:before="0" w:after="110" w:line="300" w:lineRule="auto"/>
+      </w:pPr>
+      <w:r>
+        <w:rPr>
+          <w:rFonts w:ascii="Times New Roman" w:hAnsi="Times New Roman" w:eastAsia="Malgun Gothic"/>
+          <w:b/>
+          <w:i w:val="0"/>
+          <w:sz w:val="22"/>
+        </w:rPr>
+        <w:t xml:space="preserve">Вениамин: </w:t>
+      </w:r>
+      <w:r>
+        <w:rPr>
+          <w:rFonts w:ascii="Times New Roman" w:hAnsi="Times New Roman" w:eastAsia="Malgun Gothic"/>
+          <w:b w:val="0"/>
+          <w:i w:val="0"/>
+          <w:sz w:val="22"/>
+        </w:rPr>
+        <w:t>За Кирилла Андреевича. За то, что опоздал ровно настолько, чтобы никто не забыл, как важно не опаздывать.</w:t>
+      </w:r>
+    </w:p>
+    <w:p>
+      <w:pPr>
+        <w:spacing w:before="0" w:after="110" w:line="300" w:lineRule="auto"/>
+      </w:pPr>
+      <w:r>
+        <w:rPr>
+          <w:rFonts w:ascii="Times New Roman" w:hAnsi="Times New Roman" w:eastAsia="Malgun Gothic"/>
+          <w:b/>
+          <w:i w:val="0"/>
+          <w:sz w:val="22"/>
+        </w:rPr>
+        <w:t xml:space="preserve">Лёша: </w:t>
+      </w:r>
+      <w:r>
+        <w:rPr>
+          <w:rFonts w:ascii="Times New Roman" w:hAnsi="Times New Roman" w:eastAsia="Malgun Gothic"/>
+          <w:b w:val="0"/>
+          <w:i w:val="0"/>
+          <w:sz w:val="22"/>
+        </w:rPr>
+        <w:t>За обоих.</w:t>
+      </w:r>
+    </w:p>
+    <w:p>
+      <w:pPr>
+        <w:spacing w:before="0" w:after="110" w:line="300" w:lineRule="auto"/>
+      </w:pPr>
+      <w:r>
+        <w:rPr>
+          <w:rFonts w:ascii="Times New Roman" w:hAnsi="Times New Roman" w:eastAsia="Malgun Gothic"/>
+          <w:b/>
+          <w:i w:val="0"/>
+          <w:sz w:val="22"/>
+        </w:rPr>
+        <w:t xml:space="preserve">Настя: </w:t>
+      </w:r>
+      <w:r>
+        <w:rPr>
+          <w:rFonts w:ascii="Times New Roman" w:hAnsi="Times New Roman" w:eastAsia="Malgun Gothic"/>
+          <w:b w:val="0"/>
+          <w:i/>
+          <w:color w:val="555555"/>
+          <w:sz w:val="22"/>
+        </w:rPr>
+        <w:t>(после паузы)</w:t>
+      </w:r>
+      <w:r>
+        <w:rPr>
+          <w:rFonts w:ascii="Times New Roman" w:hAnsi="Times New Roman" w:eastAsia="Malgun Gothic"/>
+          <w:b w:val="0"/>
+          <w:i w:val="0"/>
+          <w:sz w:val="22"/>
+        </w:rPr>
+        <w:t xml:space="preserve"> Хочу внести в регламент службы одну строку. Пункт ноль: «Сначала человеку — чай».</w:t>
+      </w:r>
+    </w:p>
+    <w:p>
+      <w:pPr>
+        <w:spacing w:before="0" w:after="110" w:line="300" w:lineRule="auto"/>
+      </w:pPr>
+      <w:r>
+        <w:rPr>
+          <w:rFonts w:ascii="Times New Roman" w:hAnsi="Times New Roman" w:eastAsia="Malgun Gothic"/>
+          <w:b/>
+          <w:i w:val="0"/>
+          <w:sz w:val="22"/>
+        </w:rPr>
+        <w:t xml:space="preserve">Вениамин: </w:t>
+      </w:r>
+      <w:r>
+        <w:rPr>
+          <w:rFonts w:ascii="Times New Roman" w:hAnsi="Times New Roman" w:eastAsia="Malgun Gothic"/>
+          <w:b w:val="0"/>
+          <w:i w:val="0"/>
+          <w:sz w:val="22"/>
+        </w:rPr>
+        <w:t>Пункт ноль уже занят. Там «чай по расписанию».</w:t>
+      </w:r>
+    </w:p>
+    <w:p>
+      <w:pPr>
+        <w:spacing w:before="0" w:after="110" w:line="300" w:lineRule="auto"/>
+      </w:pPr>
+      <w:r>
+        <w:rPr>
+          <w:rFonts w:ascii="Times New Roman" w:hAnsi="Times New Roman" w:eastAsia="Malgun Gothic"/>
+          <w:b/>
+          <w:i w:val="0"/>
+          <w:sz w:val="22"/>
+        </w:rPr>
+        <w:t xml:space="preserve">Настя: </w:t>
+      </w:r>
+      <w:r>
+        <w:rPr>
+          <w:rFonts w:ascii="Times New Roman" w:hAnsi="Times New Roman" w:eastAsia="Malgun Gothic"/>
+          <w:b w:val="0"/>
+          <w:i w:val="0"/>
+          <w:sz w:val="22"/>
+        </w:rPr>
+        <w:t>Тогда пункт минус один.</w:t>
+      </w:r>
+    </w:p>
+    <w:p>
+      <w:pPr>
+        <w:spacing w:before="0" w:after="110" w:line="300" w:lineRule="auto"/>
+      </w:pPr>
+      <w:r>
+        <w:rPr>
+          <w:rFonts w:ascii="Times New Roman" w:hAnsi="Times New Roman" w:eastAsia="Malgun Gothic"/>
+          <w:b/>
+          <w:i w:val="0"/>
+          <w:sz w:val="22"/>
+        </w:rPr>
+        <w:t xml:space="preserve">Лёша: </w:t>
+      </w:r>
+      <w:r>
+        <w:rPr>
+          <w:rFonts w:ascii="Times New Roman" w:hAnsi="Times New Roman" w:eastAsia="Malgun Gothic"/>
+          <w:b w:val="0"/>
+          <w:i/>
+          <w:color w:val="555555"/>
+          <w:sz w:val="22"/>
+        </w:rPr>
+        <w:t>(замерев с чашкой в руке)</w:t>
+      </w:r>
+      <w:r>
+        <w:rPr>
+          <w:rFonts w:ascii="Times New Roman" w:hAnsi="Times New Roman" w:eastAsia="Malgun Gothic"/>
+          <w:b w:val="0"/>
+          <w:i w:val="0"/>
+          <w:sz w:val="22"/>
+        </w:rPr>
+        <w:t xml:space="preserve"> «Сначала чай, потом дела».</w:t>
+      </w:r>
+    </w:p>
+    <w:p>
+      <w:pPr>
+        <w:spacing w:before="0" w:after="110" w:line="300" w:lineRule="auto"/>
+      </w:pPr>
+      <w:r>
+        <w:rPr>
+          <w:rFonts w:ascii="Times New Roman" w:hAnsi="Times New Roman" w:eastAsia="Malgun Gothic"/>
+          <w:b/>
+          <w:i w:val="0"/>
+          <w:sz w:val="22"/>
+        </w:rPr>
+        <w:t xml:space="preserve">Настя: </w:t>
+      </w:r>
+      <w:r>
+        <w:rPr>
+          <w:rFonts w:ascii="Times New Roman" w:hAnsi="Times New Roman" w:eastAsia="Malgun Gothic"/>
+          <w:b w:val="0"/>
+          <w:i w:val="0"/>
+          <w:sz w:val="22"/>
+        </w:rPr>
+        <w:t>Это тоже с её карточки?</w:t>
+      </w:r>
+    </w:p>
+    <w:p>
+      <w:pPr>
+        <w:spacing w:before="0" w:after="110" w:line="300" w:lineRule="auto"/>
+      </w:pPr>
+      <w:r>
+        <w:rPr>
+          <w:rFonts w:ascii="Times New Roman" w:hAnsi="Times New Roman" w:eastAsia="Malgun Gothic"/>
+          <w:b/>
+          <w:i w:val="0"/>
+          <w:sz w:val="22"/>
+        </w:rPr>
+        <w:t xml:space="preserve">Лёша: </w:t>
+      </w:r>
+      <w:r>
+        <w:rPr>
+          <w:rFonts w:ascii="Times New Roman" w:hAnsi="Times New Roman" w:eastAsia="Malgun Gothic"/>
+          <w:b w:val="0"/>
+          <w:i w:val="0"/>
+          <w:sz w:val="22"/>
+        </w:rPr>
+        <w:t>Нет. Это Виктор Петрович, мой учитель. Кто бы к нему ни пришёл — вдова, шахтёр, человек с повесткой в кармане, — он сначала ставил чайник. А я, молодой и очень умный, сидел рядом и считал, что он теряет время.</w:t>
+      </w:r>
+    </w:p>
+    <w:p>
+      <w:pPr>
+        <w:spacing w:before="0" w:after="110" w:line="300" w:lineRule="auto"/>
+      </w:pPr>
+      <w:r>
+        <w:rPr>
+          <w:rFonts w:ascii="Times New Roman" w:hAnsi="Times New Roman" w:eastAsia="Malgun Gothic"/>
+          <w:b/>
+          <w:i w:val="0"/>
+          <w:sz w:val="22"/>
+        </w:rPr>
+        <w:t xml:space="preserve">Вениамин: </w:t>
+      </w:r>
+      <w:r>
+        <w:rPr>
+          <w:rFonts w:ascii="Times New Roman" w:hAnsi="Times New Roman" w:eastAsia="Malgun Gothic"/>
+          <w:b w:val="0"/>
+          <w:i w:val="0"/>
+          <w:sz w:val="22"/>
+        </w:rPr>
+        <w:t>И что вы делали?</w:t>
+      </w:r>
+    </w:p>
+    <w:p>
+      <w:pPr>
+        <w:spacing w:before="0" w:after="110" w:line="300" w:lineRule="auto"/>
+      </w:pPr>
+      <w:r>
+        <w:rPr>
+          <w:rFonts w:ascii="Times New Roman" w:hAnsi="Times New Roman" w:eastAsia="Malgun Gothic"/>
+          <w:b/>
+          <w:i w:val="0"/>
+          <w:sz w:val="22"/>
+        </w:rPr>
+        <w:t xml:space="preserve">Лёша: </w:t>
+      </w:r>
+      <w:r>
+        <w:rPr>
+          <w:rFonts w:ascii="Times New Roman" w:hAnsi="Times New Roman" w:eastAsia="Malgun Gothic"/>
+          <w:b w:val="0"/>
+          <w:i w:val="0"/>
+          <w:sz w:val="22"/>
+        </w:rPr>
+        <w:t xml:space="preserve">Смотрел на часы. </w:t>
+      </w:r>
+      <w:r>
+        <w:rPr>
+          <w:rFonts w:ascii="Times New Roman" w:hAnsi="Times New Roman" w:eastAsia="Malgun Gothic"/>
+          <w:b w:val="0"/>
+          <w:i/>
+          <w:color w:val="555555"/>
+          <w:sz w:val="22"/>
+        </w:rPr>
+        <w:t>(Усмехнувшись.)</w:t>
+      </w:r>
+      <w:r>
+        <w:rPr>
+          <w:rFonts w:ascii="Times New Roman" w:hAnsi="Times New Roman" w:eastAsia="Malgun Gothic"/>
+          <w:b w:val="0"/>
+          <w:i w:val="0"/>
+          <w:sz w:val="22"/>
+        </w:rPr>
+        <w:t xml:space="preserve"> Они ведь, насколько я знаю, даже не были знакомы. А правило одно и то же.</w:t>
+      </w:r>
+    </w:p>
+    <w:p>
+      <w:pPr>
+        <w:spacing w:before="0" w:after="110" w:line="300" w:lineRule="auto"/>
+      </w:pPr>
+      <w:r>
+        <w:rPr>
+          <w:rFonts w:ascii="Times New Roman" w:hAnsi="Times New Roman" w:eastAsia="Malgun Gothic"/>
+          <w:b/>
+          <w:i w:val="0"/>
+          <w:sz w:val="22"/>
+        </w:rPr>
+        <w:t xml:space="preserve">Настя: </w:t>
+      </w:r>
+      <w:r>
+        <w:rPr>
+          <w:rFonts w:ascii="Times New Roman" w:hAnsi="Times New Roman" w:eastAsia="Malgun Gothic"/>
+          <w:b w:val="0"/>
+          <w:i w:val="0"/>
+          <w:sz w:val="22"/>
+        </w:rPr>
+        <w:t>Может быть, правило просто старше их обоих.</w:t>
+      </w:r>
+    </w:p>
+    <w:p>
+      <w:pPr>
+        <w:spacing w:before="0" w:after="110" w:line="300" w:lineRule="auto"/>
+      </w:pPr>
+      <w:r>
+        <w:rPr>
+          <w:rFonts w:ascii="Times New Roman" w:hAnsi="Times New Roman" w:eastAsia="Malgun Gothic"/>
+          <w:b/>
+          <w:i w:val="0"/>
+          <w:sz w:val="22"/>
+        </w:rPr>
+        <w:t xml:space="preserve">Лёша: </w:t>
+      </w:r>
+      <w:r>
+        <w:rPr>
+          <w:rFonts w:ascii="Times New Roman" w:hAnsi="Times New Roman" w:eastAsia="Malgun Gothic"/>
+          <w:b w:val="0"/>
+          <w:i w:val="0"/>
+          <w:sz w:val="22"/>
+        </w:rPr>
+        <w:t>Может быть. Обидно только, что я выучил его дважды — и оба раза с опозданием.</w:t>
+      </w:r>
+    </w:p>
+    <w:p>
+      <w:pPr>
+        <w:spacing w:before="0" w:after="110" w:line="300" w:lineRule="auto"/>
+      </w:pPr>
+      <w:r>
+        <w:rPr>
+          <w:rFonts w:ascii="Times New Roman" w:hAnsi="Times New Roman" w:eastAsia="Malgun Gothic"/>
+          <w:b/>
+          <w:i w:val="0"/>
+          <w:sz w:val="22"/>
+        </w:rPr>
+        <w:t xml:space="preserve">Вениамин: </w:t>
+      </w:r>
+      <w:r>
+        <w:rPr>
+          <w:rFonts w:ascii="Times New Roman" w:hAnsi="Times New Roman" w:eastAsia="Malgun Gothic"/>
+          <w:b w:val="0"/>
+          <w:i w:val="0"/>
+          <w:sz w:val="22"/>
+        </w:rPr>
+        <w:t>Зато теперь оно будет в регламенте. Опоздать в третий раз не получится.</w:t>
+      </w:r>
+    </w:p>
+    <w:p>
+      <w:pPr>
+        <w:spacing w:before="0" w:after="110" w:line="300" w:lineRule="auto"/>
+      </w:pPr>
+      <w:r>
+        <w:rPr>
+          <w:rFonts w:ascii="Times New Roman" w:hAnsi="Times New Roman" w:eastAsia="Malgun Gothic"/>
+          <w:b/>
+          <w:i w:val="0"/>
+          <w:sz w:val="22"/>
+        </w:rPr>
+        <w:t xml:space="preserve">Лёша: </w:t>
+      </w:r>
+      <w:r>
+        <w:rPr>
+          <w:rFonts w:ascii="Times New Roman" w:hAnsi="Times New Roman" w:eastAsia="Malgun Gothic"/>
+          <w:b w:val="0"/>
+          <w:i/>
+          <w:color w:val="555555"/>
+          <w:sz w:val="22"/>
+        </w:rPr>
+        <w:t>(улыбаясь)</w:t>
+      </w:r>
+      <w:r>
+        <w:rPr>
+          <w:rFonts w:ascii="Times New Roman" w:hAnsi="Times New Roman" w:eastAsia="Malgun Gothic"/>
+          <w:b w:val="0"/>
+          <w:i w:val="0"/>
+          <w:sz w:val="22"/>
+        </w:rPr>
+        <w:t xml:space="preserve"> Внесите. А я включу это в стандарт приёма граждан. Любой, кто приходит в государственную приёмную с бедой, сначала получает возможность сесть и согреться. Потом — вопросы.</w:t>
+      </w:r>
+    </w:p>
+    <w:p>
+      <w:pPr>
+        <w:spacing w:before="0" w:after="110" w:line="300" w:lineRule="auto"/>
+      </w:pPr>
+      <w:r>
+        <w:rPr>
+          <w:rFonts w:ascii="Times New Roman" w:hAnsi="Times New Roman" w:eastAsia="Malgun Gothic"/>
+          <w:b/>
+          <w:i w:val="0"/>
+          <w:sz w:val="22"/>
+        </w:rPr>
+        <w:t xml:space="preserve">Вениамин: </w:t>
+      </w:r>
+      <w:r>
+        <w:rPr>
+          <w:rFonts w:ascii="Times New Roman" w:hAnsi="Times New Roman" w:eastAsia="Malgun Gothic"/>
+          <w:b w:val="0"/>
+          <w:i w:val="0"/>
+          <w:sz w:val="22"/>
+        </w:rPr>
+        <w:t>Изольда Тимофеевна стала бы нормой закона. Она бы возмутилась.</w:t>
+      </w:r>
+    </w:p>
+    <w:p>
+      <w:pPr>
+        <w:spacing w:before="0" w:after="110" w:line="300" w:lineRule="auto"/>
+      </w:pPr>
+      <w:r>
+        <w:rPr>
+          <w:rFonts w:ascii="Times New Roman" w:hAnsi="Times New Roman" w:eastAsia="Malgun Gothic"/>
+          <w:b/>
+          <w:i w:val="0"/>
+          <w:sz w:val="22"/>
+        </w:rPr>
+        <w:t xml:space="preserve">Настя: </w:t>
+      </w:r>
+      <w:r>
+        <w:rPr>
+          <w:rFonts w:ascii="Times New Roman" w:hAnsi="Times New Roman" w:eastAsia="Malgun Gothic"/>
+          <w:b w:val="0"/>
+          <w:i w:val="0"/>
+          <w:sz w:val="22"/>
+        </w:rPr>
+        <w:t>И налила бы чаю.</w:t>
+      </w:r>
+    </w:p>
+    <w:p>
+      <w:pPr>
+        <w:spacing w:before="0" w:after="110" w:line="300" w:lineRule="auto"/>
+      </w:pPr>
+      <w:r>
+        <w:rPr>
+          <w:rFonts w:ascii="Times New Roman" w:hAnsi="Times New Roman" w:eastAsia="Malgun Gothic"/>
+          <w:b/>
+          <w:i w:val="0"/>
+          <w:sz w:val="22"/>
+        </w:rPr>
+        <w:t xml:space="preserve">Лёша: </w:t>
+      </w:r>
+      <w:r>
+        <w:rPr>
+          <w:rFonts w:ascii="Times New Roman" w:hAnsi="Times New Roman" w:eastAsia="Malgun Gothic"/>
+          <w:b w:val="0"/>
+          <w:i/>
+          <w:color w:val="555555"/>
+          <w:sz w:val="22"/>
+        </w:rPr>
+        <w:t>(тихо)</w:t>
+      </w:r>
+      <w:r>
+        <w:rPr>
+          <w:rFonts w:ascii="Times New Roman" w:hAnsi="Times New Roman" w:eastAsia="Malgun Gothic"/>
+          <w:b w:val="0"/>
+          <w:i w:val="0"/>
+          <w:sz w:val="22"/>
+        </w:rPr>
+        <w:t xml:space="preserve"> Странно. Я пришёл вас утешать, а ухожу утешенным.</w:t>
+      </w:r>
+    </w:p>
+    <w:p>
+      <w:pPr>
+        <w:spacing w:before="0" w:after="110" w:line="300" w:lineRule="auto"/>
+      </w:pPr>
+      <w:r>
+        <w:rPr>
+          <w:rFonts w:ascii="Times New Roman" w:hAnsi="Times New Roman" w:eastAsia="Malgun Gothic"/>
+          <w:b/>
+          <w:i w:val="0"/>
+          <w:sz w:val="22"/>
+        </w:rPr>
+        <w:t xml:space="preserve">Настя: </w:t>
+      </w:r>
+      <w:r>
+        <w:rPr>
+          <w:rFonts w:ascii="Times New Roman" w:hAnsi="Times New Roman" w:eastAsia="Malgun Gothic"/>
+          <w:b w:val="0"/>
+          <w:i w:val="0"/>
+          <w:sz w:val="22"/>
+        </w:rPr>
+        <w:t>Так обычно и бывает. Она этому научила.</w:t>
+      </w:r>
+    </w:p>
+    <w:p>
+      <w:pPr>
+        <w:spacing w:before="0" w:after="110" w:line="300" w:lineRule="auto"/>
+      </w:pPr>
+      <w:r>
+        <w:rPr>
+          <w:rFonts w:ascii="Times New Roman" w:hAnsi="Times New Roman" w:eastAsia="Malgun Gothic"/>
+          <w:b/>
+          <w:i w:val="0"/>
+          <w:sz w:val="22"/>
+        </w:rPr>
+        <w:t xml:space="preserve">Вениамин: </w:t>
+      </w:r>
+      <w:r>
+        <w:rPr>
+          <w:rFonts w:ascii="Times New Roman" w:hAnsi="Times New Roman" w:eastAsia="Malgun Gothic"/>
+          <w:b w:val="0"/>
+          <w:i w:val="0"/>
+          <w:sz w:val="22"/>
+        </w:rPr>
+        <w:t>Пора закрываться. Только лампу я не выключаю.</w:t>
+      </w:r>
+    </w:p>
+    <w:p>
+      <w:pPr>
+        <w:spacing w:before="0" w:after="110" w:line="300" w:lineRule="auto"/>
+      </w:pPr>
+      <w:r>
+        <w:rPr>
+          <w:rFonts w:ascii="Times New Roman" w:hAnsi="Times New Roman" w:eastAsia="Malgun Gothic"/>
+          <w:b/>
+          <w:i w:val="0"/>
+          <w:sz w:val="22"/>
+        </w:rPr>
+        <w:t xml:space="preserve">Настя: </w:t>
+      </w:r>
+      <w:r>
+        <w:rPr>
+          <w:rFonts w:ascii="Times New Roman" w:hAnsi="Times New Roman" w:eastAsia="Malgun Gothic"/>
+          <w:b w:val="0"/>
+          <w:i w:val="0"/>
+          <w:sz w:val="22"/>
+        </w:rPr>
+        <w:t>Пусть горит всю ночь.</w:t>
+      </w:r>
+    </w:p>
+    <w:p>
+      <w:pPr>
+        <w:spacing w:before="0" w:after="110" w:line="300" w:lineRule="auto"/>
+      </w:pPr>
+      <w:r>
+        <w:rPr>
+          <w:rFonts w:ascii="Times New Roman" w:hAnsi="Times New Roman" w:eastAsia="Malgun Gothic"/>
+          <w:b/>
+          <w:i w:val="0"/>
+          <w:sz w:val="22"/>
+        </w:rPr>
+        <w:t xml:space="preserve">Лёша: </w:t>
+      </w:r>
+      <w:r>
+        <w:rPr>
+          <w:rFonts w:ascii="Times New Roman" w:hAnsi="Times New Roman" w:eastAsia="Malgun Gothic"/>
+          <w:b w:val="0"/>
+          <w:i w:val="0"/>
+          <w:sz w:val="22"/>
+        </w:rPr>
+        <w:t>Пусть.</w:t>
+      </w:r>
+    </w:p>
+    <w:p>
+      <w:pPr>
+        <w:spacing w:before="0" w:after="110" w:line="300" w:lineRule="auto"/>
+      </w:pPr>
+      <w:r>
+        <w:rPr>
+          <w:rFonts w:ascii="Times New Roman" w:hAnsi="Times New Roman" w:eastAsia="Malgun Gothic"/>
+          <w:b/>
+          <w:i w:val="0"/>
+          <w:sz w:val="22"/>
+        </w:rPr>
+        <w:t xml:space="preserve">Вениамин: </w:t>
+      </w:r>
+      <w:r>
+        <w:rPr>
+          <w:rFonts w:ascii="Times New Roman" w:hAnsi="Times New Roman" w:eastAsia="Malgun Gothic"/>
+          <w:b w:val="0"/>
+          <w:i/>
+          <w:color w:val="555555"/>
+          <w:sz w:val="22"/>
+        </w:rPr>
+        <w:t>(заглянув в чайник)</w:t>
+      </w:r>
+      <w:r>
+        <w:rPr>
+          <w:rFonts w:ascii="Times New Roman" w:hAnsi="Times New Roman" w:eastAsia="Malgun Gothic"/>
+          <w:b w:val="0"/>
+          <w:i w:val="0"/>
+          <w:sz w:val="22"/>
+        </w:rPr>
+        <w:t xml:space="preserve"> Чай остыл.</w:t>
+      </w:r>
+    </w:p>
+    <w:p>
+      <w:pPr>
+        <w:spacing w:before="0" w:after="110" w:line="300" w:lineRule="auto"/>
+      </w:pPr>
+      <w:r>
+        <w:rPr>
+          <w:rFonts w:ascii="Times New Roman" w:hAnsi="Times New Roman" w:eastAsia="Malgun Gothic"/>
+          <w:b/>
+          <w:i w:val="0"/>
+          <w:sz w:val="22"/>
+        </w:rPr>
+        <w:t xml:space="preserve">Настя: </w:t>
+      </w:r>
+      <w:r>
+        <w:rPr>
+          <w:rFonts w:ascii="Times New Roman" w:hAnsi="Times New Roman" w:eastAsia="Malgun Gothic"/>
+          <w:b w:val="0"/>
+          <w:i/>
+          <w:color w:val="555555"/>
+          <w:sz w:val="22"/>
+        </w:rPr>
+        <w:t>(слабо улыбнувшись)</w:t>
+      </w:r>
+      <w:r>
+        <w:rPr>
+          <w:rFonts w:ascii="Times New Roman" w:hAnsi="Times New Roman" w:eastAsia="Malgun Gothic"/>
+          <w:b w:val="0"/>
+          <w:i w:val="0"/>
+          <w:sz w:val="22"/>
+        </w:rPr>
+        <w:t xml:space="preserve"> Тогда поставим новый.</w:t>
+      </w:r>
+    </w:p>
+    <w:p>
+      <w:pPr>
+        <w:spacing w:before="0" w:after="110" w:line="300" w:lineRule="auto"/>
+      </w:pPr>
+      <w:r>
+        <w:rPr>
+          <w:rFonts w:ascii="Times New Roman" w:hAnsi="Times New Roman" w:eastAsia="Malgun Gothic"/>
+          <w:b/>
+          <w:i w:val="0"/>
+          <w:sz w:val="22"/>
+        </w:rPr>
+        <w:t xml:space="preserve">Вениамин: </w:t>
+      </w:r>
+      <w:r>
+        <w:rPr>
+          <w:rFonts w:ascii="Times New Roman" w:hAnsi="Times New Roman" w:eastAsia="Malgun Gothic"/>
+          <w:b w:val="0"/>
+          <w:i w:val="0"/>
+          <w:sz w:val="22"/>
+        </w:rPr>
+        <w:t>По расписанию?</w:t>
+      </w:r>
+    </w:p>
+    <w:p>
+      <w:pPr>
+        <w:spacing w:before="0" w:after="110" w:line="300" w:lineRule="auto"/>
+      </w:pPr>
+      <w:r>
+        <w:rPr>
+          <w:rFonts w:ascii="Times New Roman" w:hAnsi="Times New Roman" w:eastAsia="Malgun Gothic"/>
+          <w:b/>
+          <w:i w:val="0"/>
+          <w:sz w:val="22"/>
+        </w:rPr>
+        <w:t xml:space="preserve">Настя: </w:t>
+      </w:r>
+      <w:r>
+        <w:rPr>
+          <w:rFonts w:ascii="Times New Roman" w:hAnsi="Times New Roman" w:eastAsia="Malgun Gothic"/>
+          <w:b w:val="0"/>
+          <w:i w:val="0"/>
+          <w:sz w:val="22"/>
+        </w:rPr>
+        <w:t>По расписанию.</w:t>
+      </w:r>
+    </w:p>
+    <w:p>
+      <w:pPr>
+        <w:spacing w:before="0" w:after="110" w:line="300" w:lineRule="auto"/>
+      </w:pPr>
+      <w:r>
+        <w:rPr>
+          <w:rFonts w:ascii="Times New Roman" w:hAnsi="Times New Roman" w:eastAsia="Malgun Gothic"/>
+          <w:b/>
+          <w:i w:val="0"/>
+          <w:sz w:val="22"/>
+        </w:rPr>
+        <w:t xml:space="preserve">Лёша: </w:t>
+      </w:r>
+      <w:r>
+        <w:rPr>
+          <w:rFonts w:ascii="Times New Roman" w:hAnsi="Times New Roman" w:eastAsia="Malgun Gothic"/>
+          <w:b w:val="0"/>
+          <w:i/>
+          <w:color w:val="555555"/>
+          <w:sz w:val="22"/>
+        </w:rPr>
+        <w:t>(вставая)</w:t>
+      </w:r>
+      <w:r>
+        <w:rPr>
+          <w:rFonts w:ascii="Times New Roman" w:hAnsi="Times New Roman" w:eastAsia="Malgun Gothic"/>
+          <w:b w:val="0"/>
+          <w:i w:val="0"/>
+          <w:sz w:val="22"/>
+        </w:rPr>
+        <w:t xml:space="preserve"> Я приду ещё. Не как президент. Просто выпить чаю.</w:t>
+      </w:r>
+    </w:p>
+    <w:p>
+      <w:pPr>
+        <w:spacing w:before="0" w:after="110" w:line="300" w:lineRule="auto"/>
+      </w:pPr>
+      <w:r>
+        <w:rPr>
+          <w:rFonts w:ascii="Times New Roman" w:hAnsi="Times New Roman" w:eastAsia="Malgun Gothic"/>
+          <w:b/>
+          <w:i w:val="0"/>
+          <w:sz w:val="22"/>
+        </w:rPr>
+        <w:t xml:space="preserve">Настя: </w:t>
+      </w:r>
+      <w:r>
+        <w:rPr>
+          <w:rFonts w:ascii="Times New Roman" w:hAnsi="Times New Roman" w:eastAsia="Malgun Gothic"/>
+          <w:b w:val="0"/>
+          <w:i w:val="0"/>
+          <w:sz w:val="22"/>
+        </w:rPr>
+        <w:t>Будем ждать.</w:t>
+      </w:r>
+    </w:p>
+    <w:p>
+      <w:pPr>
+        <w:spacing w:before="0" w:after="110" w:line="300" w:lineRule="auto"/>
+      </w:pPr>
+      <w:r>
+        <w:rPr>
+          <w:rFonts w:ascii="Times New Roman" w:hAnsi="Times New Roman" w:eastAsia="Malgun Gothic"/>
+          <w:b/>
+          <w:i w:val="0"/>
+          <w:sz w:val="22"/>
+        </w:rPr>
+        <w:t xml:space="preserve">Вениамин: </w:t>
+      </w:r>
+      <w:r>
+        <w:rPr>
+          <w:rFonts w:ascii="Times New Roman" w:hAnsi="Times New Roman" w:eastAsia="Malgun Gothic"/>
+          <w:b w:val="0"/>
+          <w:i w:val="0"/>
+          <w:sz w:val="22"/>
+        </w:rPr>
+        <w:t>Стульев — на три больше.</w:t>
+      </w:r>
+    </w:p>
+    <w:p>
+      <w:pPr>
         <w:keepNext/>
         <w:spacing w:before="320" w:after="140"/>
       </w:pPr>
@@ -3612,7 +4525,184 @@
           <w:i w:val="0"/>
           <w:sz w:val="22"/>
         </w:rPr>
-        <w:t xml:space="preserve"> — 한국어 해설: 아무도 알아보지 못했지만 모든 것을 떠받쳤던 이졸다의 노동에 ‘그 차례가 오고 있다’는 뜻으로, 카드 색인을 넘기며 료샤가 인용하고 나스탸가 “이제 그녀의 차례가 오는 건가요?”라고 받는다 (장면 4).</w:t>
+        <w:t xml:space="preserve"> — 한국어 해설: 아무도 알아보지 못했지만 모든 것을 떠받쳤던 이졸다의 노동에 ‘그 차례가 오고 있다’는 뜻으로, 카드 색인을 넘기며 료샤가 인용하고 나스탸가 “이제 그녀의 차례가 오는 건가요?”라고 받는다 (장면 5).</w:t>
+      </w:r>
+    </w:p>
+    <w:p>
+      <w:pPr>
+        <w:keepNext/>
+        <w:spacing w:before="320" w:after="140"/>
+      </w:pPr>
+      <w:r>
+        <w:rPr>
+          <w:rFonts w:ascii="Times New Roman" w:hAnsi="Times New Roman" w:eastAsia="Malgun Gothic"/>
+          <w:b/>
+          <w:i w:val="0"/>
+          <w:color w:val="1F3864"/>
+          <w:sz w:val="26"/>
+        </w:rPr>
+        <w:t>생활 표현</w:t>
+      </w:r>
+    </w:p>
+    <w:p>
+      <w:pPr>
+        <w:spacing w:before="0" w:after="120"/>
+      </w:pPr>
+      <w:r>
+        <w:rPr>
+          <w:rFonts w:ascii="Times New Roman" w:hAnsi="Times New Roman" w:eastAsia="Malgun Gothic"/>
+          <w:b/>
+          <w:i w:val="0"/>
+          <w:sz w:val="22"/>
+        </w:rPr>
+        <w:t>«Не одинаковые, уж извините»</w:t>
+      </w:r>
+      <w:r>
+        <w:rPr>
+          <w:rFonts w:ascii="Times New Roman" w:hAnsi="Times New Roman" w:eastAsia="Malgun Gothic"/>
+          <w:b w:val="0"/>
+          <w:i w:val="0"/>
+          <w:sz w:val="22"/>
+        </w:rPr>
+        <w:t xml:space="preserve"> — 한국어 해설: “짝이 안 맞아요, 그래도 양해해 주세요”. уж는 사과·양해에 붙어 “부디, 어쩔 수 없으니”의 부드러운 뉘앙스를 준다. 물건을 빌려주거나 대접하면서 겸손하게 덧붙이는 말. 장면 1.</w:t>
+      </w:r>
+    </w:p>
+    <w:p>
+      <w:pPr>
+        <w:spacing w:before="0" w:after="120"/>
+      </w:pPr>
+      <w:r>
+        <w:rPr>
+          <w:rFonts w:ascii="Times New Roman" w:hAnsi="Times New Roman" w:eastAsia="Malgun Gothic"/>
+          <w:b/>
+          <w:i w:val="0"/>
+          <w:sz w:val="22"/>
+        </w:rPr>
+        <w:t>«Надорвётесь»</w:t>
+      </w:r>
+      <w:r>
+        <w:rPr>
+          <w:rFonts w:ascii="Times New Roman" w:hAnsi="Times New Roman" w:eastAsia="Malgun Gothic"/>
+          <w:b w:val="0"/>
+          <w:i w:val="0"/>
+          <w:sz w:val="22"/>
+        </w:rPr>
+        <w:t xml:space="preserve"> — 한국어 해설: “(무리하다가) 허리 다쳐요, 몸 상해요”. надорваться는 무거운 것을 들다 몸을 상하다. 무리하는 사람을 말리는 걱정 섞인 핀잔. 장면 1.</w:t>
+      </w:r>
+    </w:p>
+    <w:p>
+      <w:pPr>
+        <w:spacing w:before="0" w:after="120"/>
+      </w:pPr>
+      <w:r>
+        <w:rPr>
+          <w:rFonts w:ascii="Times New Roman" w:hAnsi="Times New Roman" w:eastAsia="Malgun Gothic"/>
+          <w:b/>
+          <w:i w:val="0"/>
+          <w:sz w:val="22"/>
+        </w:rPr>
+        <w:t>«Лёгкие-то лёгкие, а спина у вас одна»</w:t>
+      </w:r>
+      <w:r>
+        <w:rPr>
+          <w:rFonts w:ascii="Times New Roman" w:hAnsi="Times New Roman" w:eastAsia="Malgun Gothic"/>
+          <w:b w:val="0"/>
+          <w:i w:val="0"/>
+          <w:sz w:val="22"/>
+        </w:rPr>
+        <w:t xml:space="preserve"> — 한국어 해설: “가볍긴 가볍죠, 그래도 허리는 하나뿐이잖아요”. «такой-то такой, а…» 꼴은 상대 말을 일단 인정하고 반박하는 구어 틀(“~하긴 ~한데”). 장면 1.</w:t>
+      </w:r>
+    </w:p>
+    <w:p>
+      <w:pPr>
+        <w:spacing w:before="0" w:after="120"/>
+      </w:pPr>
+      <w:r>
+        <w:rPr>
+          <w:rFonts w:ascii="Times New Roman" w:hAnsi="Times New Roman" w:eastAsia="Malgun Gothic"/>
+          <w:b/>
+          <w:i w:val="0"/>
+          <w:sz w:val="22"/>
+        </w:rPr>
+        <w:t>«Давайте-давайте, не спорьте»</w:t>
+      </w:r>
+      <w:r>
+        <w:rPr>
+          <w:rFonts w:ascii="Times New Roman" w:hAnsi="Times New Roman" w:eastAsia="Malgun Gothic"/>
+          <w:b w:val="0"/>
+          <w:i w:val="0"/>
+          <w:sz w:val="22"/>
+        </w:rPr>
+        <w:t xml:space="preserve"> — 한국어 해설: “자, 자, 우기지 마시고요”. 사양하는 사람에게 도움·음식을 떠맡길 때 연장자가 흔히 쓰는 재촉. 장면 1.</w:t>
+      </w:r>
+    </w:p>
+    <w:p>
+      <w:pPr>
+        <w:spacing w:before="0" w:after="120"/>
+      </w:pPr>
+      <w:r>
+        <w:rPr>
+          <w:rFonts w:ascii="Times New Roman" w:hAnsi="Times New Roman" w:eastAsia="Malgun Gothic"/>
+          <w:b/>
+          <w:i w:val="0"/>
+          <w:sz w:val="22"/>
+        </w:rPr>
+        <w:t>«не протиснешься»</w:t>
+      </w:r>
+      <w:r>
+        <w:rPr>
+          <w:rFonts w:ascii="Times New Roman" w:hAnsi="Times New Roman" w:eastAsia="Malgun Gothic"/>
+          <w:b w:val="0"/>
+          <w:i w:val="0"/>
+          <w:sz w:val="22"/>
+        </w:rPr>
+        <w:t xml:space="preserve"> — 한국어 해설: “비집고 지나갈 수도 없다”. протиснуться는 좁은 틈을 비집고 들어가다. 의자·짐으로 통로가 막힐 때. 장면 1.</w:t>
+      </w:r>
+    </w:p>
+    <w:p>
+      <w:pPr>
+        <w:spacing w:before="0" w:after="120"/>
+      </w:pPr>
+      <w:r>
+        <w:rPr>
+          <w:rFonts w:ascii="Times New Roman" w:hAnsi="Times New Roman" w:eastAsia="Malgun Gothic"/>
+          <w:b/>
+          <w:i w:val="0"/>
+          <w:sz w:val="22"/>
+        </w:rPr>
+        <w:t>«Это разные вещи»</w:t>
+      </w:r>
+      <w:r>
+        <w:rPr>
+          <w:rFonts w:ascii="Times New Roman" w:hAnsi="Times New Roman" w:eastAsia="Malgun Gothic"/>
+          <w:b w:val="0"/>
+          <w:i w:val="0"/>
+          <w:sz w:val="22"/>
+        </w:rPr>
+        <w:t xml:space="preserve"> — 한국어 해설: “그건 서로 다른 거예요”. 상대가 뭉뚱그린 말을 짚어 구분할 때 쓰는 구어. 프라스코비야 티호노브나가 “그렇게 걱정 마시라”는 나스탸에게 «А я и не беспокоюсь. Я помогаю»에 이어 덧붙인다. 장면 1.</w:t>
+      </w:r>
+    </w:p>
+    <w:p>
+      <w:pPr>
+        <w:spacing w:before="0" w:after="120"/>
+      </w:pPr>
+      <w:r>
+        <w:rPr>
+          <w:rFonts w:ascii="Times New Roman" w:hAnsi="Times New Roman" w:eastAsia="Malgun Gothic"/>
+          <w:b/>
+          <w:i w:val="0"/>
+          <w:sz w:val="22"/>
+        </w:rPr>
+        <w:t>«Пирог не обидится»</w:t>
+      </w:r>
+      <w:r>
+        <w:rPr>
+          <w:rFonts w:ascii="Times New Roman" w:hAnsi="Times New Roman" w:eastAsia="Malgun Gothic"/>
+          <w:b w:val="0"/>
+          <w:i w:val="0"/>
+          <w:sz w:val="22"/>
+        </w:rPr>
+        <w:t xml:space="preserve"> — 한국어 해설: “파이는 서운해하지 않아요”, 곧 나중에 먹어도 괜찮다는 농담. 거절을 부담 없이 받아 주며 여지를 남기는 말. 장면 1.</w:t>
       </w:r>
     </w:p>
     <w:p>
